--- a/Update-2026.docx
+++ b/Update-2026.docx
@@ -83,6 +83,8 @@
         </w:rPr>
         <w:t> </w:t>
       </w:r>
+      <w:bookmarkStart w:id="0" w:name="_GoBack"/>
+      <w:bookmarkEnd w:id="0"/>
     </w:p>
     <w:p>
       <w:pPr>
@@ -1099,835 +1101,907 @@
           <w:shd w:val="clear" w:fill="FFFFFF"/>
           <w:vertAlign w:val="baseline"/>
         </w:rPr>
-        <w:t>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</w:t>
-      </w:r>
-      <w:r>
-        <w:rPr>
-          <w:rFonts w:hint="default" w:ascii="sans-serif" w:hAnsi="sans-serif" w:eastAsia="sans-serif" w:cs="sans-serif"/>
-          <w:b w:val="0"/>
-          <w:bCs w:val="0"/>
-          <w:i w:val="0"/>
-          <w:iCs w:val="0"/>
-          <w:caps w:val="0"/>
-          <w:color w:val="auto"/>
-          <w:spacing w:val="0"/>
-          <w:sz w:val="20"/>
-          <w:szCs w:val="20"/>
-          <w:bdr w:val="none" w:color="auto" w:sz="0" w:space="0"/>
-          <w:shd w:val="clear" w:fill="FFFFFF"/>
-          <w:vertAlign w:val="baseline"/>
-        </w:rPr>
-        <w:t>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</w:t>
-      </w:r>
-      <w:r>
-        <w:rPr>
-          <w:rFonts w:hint="default" w:ascii="sans-serif" w:hAnsi="sans-serif" w:eastAsia="sans-serif" w:cs="sans-serif"/>
-          <w:b w:val="0"/>
-          <w:bCs w:val="0"/>
-          <w:i w:val="0"/>
-          <w:iCs w:val="0"/>
-          <w:caps w:val="0"/>
-          <w:color w:val="auto"/>
-          <w:spacing w:val="0"/>
-          <w:sz w:val="20"/>
-          <w:szCs w:val="20"/>
-          <w:bdr w:val="none" w:color="auto" w:sz="0" w:space="0"/>
-          <w:shd w:val="clear" w:fill="FFFFFF"/>
-          <w:vertAlign w:val="baseline"/>
-        </w:rPr>
-        <w:t>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</w:t>
-      </w:r>
-      <w:r>
-        <w:rPr>
-          <w:rFonts w:hint="default" w:ascii="sans-serif" w:hAnsi="sans-serif" w:eastAsia="sans-serif" w:cs="sans-serif"/>
-          <w:b w:val="0"/>
-          <w:bCs w:val="0"/>
-          <w:i w:val="0"/>
-          <w:iCs w:val="0"/>
-          <w:caps w:val="0"/>
-          <w:color w:val="auto"/>
-          <w:spacing w:val="0"/>
-          <w:sz w:val="20"/>
-          <w:szCs w:val="20"/>
-          <w:bdr w:val="none" w:color="auto" w:sz="0" w:space="0"/>
-          <w:shd w:val="clear" w:fill="FFFFFF"/>
-          <w:vertAlign w:val="baseline"/>
-        </w:rPr>
-        <w:t>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</w:t>
-      </w:r>
-      <w:r>
-        <w:rPr>
-          <w:rFonts w:hint="default" w:ascii="sans-serif" w:hAnsi="sans-serif" w:eastAsia="sans-serif" w:cs="sans-serif"/>
-          <w:b w:val="0"/>
-          <w:bCs w:val="0"/>
-          <w:i w:val="0"/>
-          <w:iCs w:val="0"/>
-          <w:caps w:val="0"/>
-          <w:color w:val="auto"/>
-          <w:spacing w:val="0"/>
-          <w:sz w:val="20"/>
-          <w:szCs w:val="20"/>
-          <w:bdr w:val="none" w:color="auto" w:sz="0" w:space="0"/>
-          <w:shd w:val="clear" w:fill="FFFFFF"/>
-          <w:vertAlign w:val="baseline"/>
-        </w:rPr>
-        <w:t>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</w:t>
-      </w:r>
-      <w:r>
-        <w:rPr>
-          <w:rFonts w:hint="default" w:ascii="sans-serif" w:hAnsi="sans-serif" w:eastAsia="sans-serif" w:cs="sans-serif"/>
-          <w:b w:val="0"/>
-          <w:bCs w:val="0"/>
-          <w:i w:val="0"/>
-          <w:iCs w:val="0"/>
-          <w:caps w:val="0"/>
-          <w:color w:val="auto"/>
-          <w:spacing w:val="0"/>
-          <w:sz w:val="20"/>
-          <w:szCs w:val="20"/>
-          <w:bdr w:val="none" w:color="auto" w:sz="0" w:space="0"/>
-          <w:shd w:val="clear" w:fill="FFFFFF"/>
-          <w:vertAlign w:val="baseline"/>
-        </w:rPr>
-        <w:t>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</w:t>
-      </w:r>
-      <w:r>
-        <w:rPr>
-          <w:rFonts w:hint="default" w:ascii="sans-serif" w:hAnsi="sans-serif" w:eastAsia="sans-serif" w:cs="sans-serif"/>
-          <w:b w:val="0"/>
-          <w:bCs w:val="0"/>
-          <w:i w:val="0"/>
-          <w:iCs w:val="0"/>
-          <w:caps w:val="0"/>
-          <w:color w:val="auto"/>
-          <w:spacing w:val="0"/>
-          <w:sz w:val="20"/>
-          <w:szCs w:val="20"/>
-          <w:bdr w:val="none" w:color="auto" w:sz="0" w:space="0"/>
-          <w:shd w:val="clear" w:fill="FFFFFF"/>
-          <w:vertAlign w:val="baseline"/>
-        </w:rPr>
-        <w:t>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</w:t>
-      </w:r>
-      <w:r>
-        <w:rPr>
-          <w:rFonts w:hint="default" w:ascii="sans-serif" w:hAnsi="sans-serif" w:eastAsia="sans-serif" w:cs="sans-serif"/>
-          <w:b w:val="0"/>
-          <w:bCs w:val="0"/>
-          <w:i w:val="0"/>
-          <w:iCs w:val="0"/>
-          <w:caps w:val="0"/>
-          <w:color w:val="auto"/>
-          <w:spacing w:val="0"/>
-          <w:sz w:val="20"/>
-          <w:szCs w:val="20"/>
-          <w:bdr w:val="none" w:color="auto" w:sz="0" w:space="0"/>
-          <w:shd w:val="clear" w:fill="FFFFFF"/>
-          <w:vertAlign w:val="baseline"/>
-        </w:rPr>
-        <w:t>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</w:t>
-      </w:r>
-      <w:r>
-        <w:rPr>
-          <w:rFonts w:hint="default" w:ascii="sans-serif" w:hAnsi="sans-serif" w:eastAsia="sans-serif" w:cs="sans-serif"/>
-          <w:b w:val="0"/>
-          <w:bCs w:val="0"/>
-          <w:i w:val="0"/>
-          <w:iCs w:val="0"/>
-          <w:caps w:val="0"/>
-          <w:color w:val="auto"/>
-          <w:spacing w:val="0"/>
-          <w:sz w:val="20"/>
-          <w:szCs w:val="20"/>
-          <w:bdr w:val="none" w:color="auto" w:sz="0" w:space="0"/>
-          <w:shd w:val="clear" w:fill="FFFFFF"/>
-          <w:vertAlign w:val="baseline"/>
-        </w:rPr>
-        <w:t>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</w:t>
-      </w:r>
-      <w:r>
-        <w:rPr>
-          <w:rFonts w:hint="default" w:ascii="sans-serif" w:hAnsi="sans-serif" w:eastAsia="sans-serif" w:cs="sans-serif"/>
-          <w:b w:val="0"/>
-          <w:bCs w:val="0"/>
-          <w:i w:val="0"/>
-          <w:iCs w:val="0"/>
-          <w:caps w:val="0"/>
-          <w:color w:val="auto"/>
-          <w:spacing w:val="0"/>
-          <w:sz w:val="20"/>
-          <w:szCs w:val="20"/>
-          <w:bdr w:val="none" w:color="auto" w:sz="0" w:space="0"/>
-          <w:shd w:val="clear" w:fill="FFFFFF"/>
-          <w:vertAlign w:val="baseline"/>
-        </w:rPr>
-        <w:t>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</w:t>
-      </w:r>
-      <w:r>
-        <w:rPr>
-          <w:rFonts w:hint="default" w:ascii="sans-serif" w:hAnsi="sans-serif" w:eastAsia="sans-serif" w:cs="sans-serif"/>
-          <w:b w:val="0"/>
-          <w:bCs w:val="0"/>
-          <w:i w:val="0"/>
-          <w:iCs w:val="0"/>
-          <w:caps w:val="0"/>
-          <w:color w:val="auto"/>
-          <w:spacing w:val="0"/>
-          <w:sz w:val="20"/>
-          <w:szCs w:val="20"/>
-          <w:bdr w:val="none" w:color="auto" w:sz="0" w:space="0"/>
-          <w:shd w:val="clear" w:fill="FFFFFF"/>
-          <w:vertAlign w:val="baseline"/>
-        </w:rPr>
-        <w:t>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</w:t>
-      </w:r>
-      <w:r>
-        <w:rPr>
-          <w:rFonts w:hint="default" w:ascii="sans-serif" w:hAnsi="sans-serif" w:eastAsia="sans-serif" w:cs="sans-serif"/>
-          <w:b w:val="0"/>
-          <w:bCs w:val="0"/>
-          <w:i w:val="0"/>
-          <w:iCs w:val="0"/>
-          <w:caps w:val="0"/>
-          <w:color w:val="auto"/>
-          <w:spacing w:val="0"/>
-          <w:sz w:val="20"/>
-          <w:szCs w:val="20"/>
-          <w:bdr w:val="none" w:color="auto" w:sz="0" w:space="0"/>
-          <w:shd w:val="clear" w:fill="FFFFFF"/>
-          <w:vertAlign w:val="baseline"/>
-        </w:rPr>
-        <w:t>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</w:t>
-      </w:r>
-      <w:r>
-        <w:rPr>
-          <w:rFonts w:hint="default" w:ascii="sans-serif" w:hAnsi="sans-serif" w:eastAsia="sans-serif" w:cs="sans-serif"/>
-          <w:b w:val="0"/>
-          <w:bCs w:val="0"/>
-          <w:i w:val="0"/>
-          <w:iCs w:val="0"/>
-          <w:caps w:val="0"/>
-          <w:color w:val="auto"/>
-          <w:spacing w:val="0"/>
-          <w:sz w:val="20"/>
-          <w:szCs w:val="20"/>
-          <w:bdr w:val="none" w:color="auto" w:sz="0" w:space="0"/>
-          <w:shd w:val="clear" w:fill="FFFFFF"/>
-          <w:vertAlign w:val="baseline"/>
-        </w:rPr>
-        <w:t>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</w:t>
-      </w:r>
-      <w:r>
-        <w:rPr>
-          <w:rFonts w:hint="default" w:ascii="sans-serif" w:hAnsi="sans-serif" w:eastAsia="sans-serif" w:cs="sans-serif"/>
-          <w:b w:val="0"/>
-          <w:bCs w:val="0"/>
-          <w:i w:val="0"/>
-          <w:iCs w:val="0"/>
-          <w:caps w:val="0"/>
-          <w:color w:val="auto"/>
-          <w:spacing w:val="0"/>
-          <w:sz w:val="20"/>
-          <w:szCs w:val="20"/>
-          <w:bdr w:val="none" w:color="auto" w:sz="0" w:space="0"/>
-          <w:shd w:val="clear" w:fill="FFFFFF"/>
-          <w:vertAlign w:val="baseline"/>
-        </w:rPr>
-        <w:t>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</w:t>
-      </w:r>
-      <w:r>
-        <w:rPr>
-          <w:rFonts w:hint="default" w:ascii="sans-serif" w:hAnsi="sans-serif" w:eastAsia="sans-serif" w:cs="sans-serif"/>
-          <w:b w:val="0"/>
-          <w:bCs w:val="0"/>
-          <w:i w:val="0"/>
-          <w:iCs w:val="0"/>
-          <w:caps w:val="0"/>
-          <w:color w:val="auto"/>
-          <w:spacing w:val="0"/>
-          <w:sz w:val="20"/>
-          <w:szCs w:val="20"/>
-          <w:bdr w:val="none" w:color="auto" w:sz="0" w:space="0"/>
-          <w:shd w:val="clear" w:fill="FFFFFF"/>
-          <w:vertAlign w:val="baseline"/>
-        </w:rPr>
-        <w:t>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</w:t>
-      </w:r>
-      <w:r>
-        <w:rPr>
-          <w:rFonts w:hint="default" w:ascii="sans-serif" w:hAnsi="sans-serif" w:eastAsia="sans-serif" w:cs="sans-serif"/>
-          <w:b w:val="0"/>
-          <w:bCs w:val="0"/>
-          <w:i w:val="0"/>
-          <w:iCs w:val="0"/>
-          <w:caps w:val="0"/>
-          <w:color w:val="auto"/>
-          <w:spacing w:val="0"/>
-          <w:sz w:val="20"/>
-          <w:szCs w:val="20"/>
-          <w:bdr w:val="none" w:color="auto" w:sz="0" w:space="0"/>
-          <w:shd w:val="clear" w:fill="FFFFFF"/>
-          <w:vertAlign w:val="baseline"/>
-        </w:rPr>
-        <w:t>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</w:t>
-      </w:r>
-      <w:r>
-        <w:rPr>
-          <w:rFonts w:hint="default" w:ascii="sans-serif" w:hAnsi="sans-serif" w:eastAsia="sans-serif" w:cs="sans-serif"/>
-          <w:b w:val="0"/>
-          <w:bCs w:val="0"/>
-          <w:i w:val="0"/>
-          <w:iCs w:val="0"/>
-          <w:caps w:val="0"/>
-          <w:color w:val="auto"/>
-          <w:spacing w:val="0"/>
-          <w:sz w:val="20"/>
-          <w:szCs w:val="20"/>
-          <w:bdr w:val="none" w:color="auto" w:sz="0" w:space="0"/>
-          <w:shd w:val="clear" w:fill="FFFFFF"/>
-          <w:vertAlign w:val="baseline"/>
-        </w:rPr>
-        <w:t>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</w:t>
-      </w:r>
-      <w:r>
-        <w:rPr>
-          <w:rFonts w:hint="default" w:ascii="sans-serif" w:hAnsi="sans-serif" w:eastAsia="sans-serif" w:cs="sans-serif"/>
-          <w:b w:val="0"/>
-          <w:bCs w:val="0"/>
-          <w:i w:val="0"/>
-          <w:iCs w:val="0"/>
-          <w:caps w:val="0"/>
-          <w:color w:val="auto"/>
-          <w:spacing w:val="0"/>
-          <w:sz w:val="20"/>
-          <w:szCs w:val="20"/>
-          <w:bdr w:val="none" w:color="auto" w:sz="0" w:space="0"/>
-          <w:shd w:val="clear" w:fill="FFFFFF"/>
-          <w:vertAlign w:val="baseline"/>
-        </w:rPr>
-        <w:t>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</w:t>
-      </w:r>
-      <w:r>
-        <w:rPr>
-          <w:rFonts w:hint="default" w:ascii="sans-serif" w:hAnsi="sans-serif" w:eastAsia="sans-serif" w:cs="sans-serif"/>
-          <w:b w:val="0"/>
-          <w:bCs w:val="0"/>
-          <w:i w:val="0"/>
-          <w:iCs w:val="0"/>
-          <w:caps w:val="0"/>
-          <w:color w:val="auto"/>
-          <w:spacing w:val="0"/>
-          <w:sz w:val="20"/>
-          <w:szCs w:val="20"/>
-          <w:bdr w:val="none" w:color="auto" w:sz="0" w:space="0"/>
-          <w:shd w:val="clear" w:fill="FFFFFF"/>
-          <w:vertAlign w:val="baseline"/>
-        </w:rPr>
-        <w:t>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</w:t>
-      </w:r>
-      <w:r>
-        <w:rPr>
-          <w:rFonts w:hint="default" w:ascii="sans-serif" w:hAnsi="sans-serif" w:eastAsia="sans-serif" w:cs="sans-serif"/>
-          <w:b w:val="0"/>
-          <w:bCs w:val="0"/>
-          <w:i w:val="0"/>
-          <w:iCs w:val="0"/>
-          <w:caps w:val="0"/>
-          <w:color w:val="auto"/>
-          <w:spacing w:val="0"/>
-          <w:sz w:val="20"/>
-          <w:szCs w:val="20"/>
-          <w:bdr w:val="none" w:color="auto" w:sz="0" w:space="0"/>
-          <w:shd w:val="clear" w:fill="FFFFFF"/>
-          <w:vertAlign w:val="baseline"/>
-        </w:rPr>
-        <w:t>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</w:t>
-      </w:r>
-      <w:r>
-        <w:rPr>
-          <w:rFonts w:hint="default" w:ascii="sans-serif" w:hAnsi="sans-serif" w:eastAsia="sans-serif" w:cs="sans-serif"/>
-          <w:b w:val="0"/>
-          <w:bCs w:val="0"/>
-          <w:i w:val="0"/>
-          <w:iCs w:val="0"/>
-          <w:caps w:val="0"/>
-          <w:color w:val="auto"/>
-          <w:spacing w:val="0"/>
-          <w:sz w:val="20"/>
-          <w:szCs w:val="20"/>
-          <w:bdr w:val="none" w:color="auto" w:sz="0" w:space="0"/>
-          <w:shd w:val="clear" w:fill="FFFFFF"/>
-          <w:vertAlign w:val="baseline"/>
-        </w:rPr>
-        <w:t>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</w:t>
-      </w:r>
-      <w:r>
-        <w:rPr>
-          <w:rFonts w:hint="default" w:ascii="sans-serif" w:hAnsi="sans-serif" w:eastAsia="sans-serif" w:cs="sans-serif"/>
-          <w:b w:val="0"/>
-          <w:bCs w:val="0"/>
-          <w:i w:val="0"/>
-          <w:iCs w:val="0"/>
-          <w:caps w:val="0"/>
-          <w:color w:val="auto"/>
-          <w:spacing w:val="0"/>
-          <w:sz w:val="20"/>
-          <w:szCs w:val="20"/>
-          <w:bdr w:val="none" w:color="auto" w:sz="0" w:space="0"/>
-          <w:shd w:val="clear" w:fill="FFFFFF"/>
-          <w:vertAlign w:val="baseline"/>
-        </w:rPr>
-        <w:t>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</w:t>
-      </w:r>
-      <w:r>
-        <w:rPr>
-          <w:rFonts w:hint="default" w:ascii="sans-serif" w:hAnsi="sans-serif" w:eastAsia="sans-serif" w:cs="sans-serif"/>
-          <w:b w:val="0"/>
-          <w:bCs w:val="0"/>
-          <w:i w:val="0"/>
-          <w:iCs w:val="0"/>
-          <w:caps w:val="0"/>
-          <w:color w:val="auto"/>
-          <w:spacing w:val="0"/>
-          <w:sz w:val="20"/>
-          <w:szCs w:val="20"/>
-          <w:bdr w:val="none" w:color="auto" w:sz="0" w:space="0"/>
-          <w:shd w:val="clear" w:fill="FFFFFF"/>
-          <w:vertAlign w:val="baseline"/>
-        </w:rPr>
-        <w:t>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</w:t>
-      </w:r>
-      <w:r>
-        <w:rPr>
-          <w:rFonts w:hint="default" w:ascii="sans-serif" w:hAnsi="sans-serif" w:eastAsia="sans-serif" w:cs="sans-serif"/>
-          <w:b w:val="0"/>
-          <w:bCs w:val="0"/>
-          <w:i w:val="0"/>
-          <w:iCs w:val="0"/>
-          <w:caps w:val="0"/>
-          <w:color w:val="auto"/>
-          <w:spacing w:val="0"/>
-          <w:sz w:val="20"/>
-          <w:szCs w:val="20"/>
-          <w:bdr w:val="none" w:color="auto" w:sz="0" w:space="0"/>
-          <w:shd w:val="clear" w:fill="FFFFFF"/>
-          <w:vertAlign w:val="baseline"/>
-        </w:rPr>
-        <w:t>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</w:t>
-      </w:r>
-      <w:r>
-        <w:rPr>
-          <w:rFonts w:hint="default" w:ascii="sans-serif" w:hAnsi="sans-serif" w:eastAsia="sans-serif" w:cs="sans-serif"/>
-          <w:b w:val="0"/>
-          <w:bCs w:val="0"/>
-          <w:i w:val="0"/>
-          <w:iCs w:val="0"/>
-          <w:caps w:val="0"/>
-          <w:color w:val="auto"/>
-          <w:spacing w:val="0"/>
-          <w:sz w:val="20"/>
-          <w:szCs w:val="20"/>
-          <w:bdr w:val="none" w:color="auto" w:sz="0" w:space="0"/>
-          <w:shd w:val="clear" w:fill="FFFFFF"/>
-          <w:vertAlign w:val="baseline"/>
-        </w:rPr>
-        <w:t>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</w:t>
-      </w:r>
-      <w:r>
-        <w:rPr>
-          <w:rFonts w:hint="default" w:ascii="sans-serif" w:hAnsi="sans-serif" w:eastAsia="sans-serif" w:cs="sans-serif"/>
-          <w:b w:val="0"/>
-          <w:bCs w:val="0"/>
-          <w:i w:val="0"/>
-          <w:iCs w:val="0"/>
-          <w:caps w:val="0"/>
-          <w:color w:val="auto"/>
-          <w:spacing w:val="0"/>
-          <w:sz w:val="20"/>
-          <w:szCs w:val="20"/>
-          <w:bdr w:val="none" w:color="auto" w:sz="0" w:space="0"/>
-          <w:shd w:val="clear" w:fill="FFFFFF"/>
-          <w:vertAlign w:val="baseline"/>
-        </w:rPr>
-        <w:t>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</w:t>
-      </w:r>
-      <w:r>
-        <w:rPr>
-          <w:rFonts w:hint="default" w:ascii="sans-serif" w:hAnsi="sans-serif" w:eastAsia="sans-serif" w:cs="sans-serif"/>
-          <w:b w:val="0"/>
-          <w:bCs w:val="0"/>
-          <w:i w:val="0"/>
-          <w:iCs w:val="0"/>
-          <w:caps w:val="0"/>
-          <w:color w:val="auto"/>
-          <w:spacing w:val="0"/>
-          <w:sz w:val="20"/>
-          <w:szCs w:val="20"/>
-          <w:bdr w:val="none" w:color="auto" w:sz="0" w:space="0"/>
-          <w:shd w:val="clear" w:fill="FFFFFF"/>
-          <w:vertAlign w:val="baseline"/>
-        </w:rPr>
-        <w:t>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</w:t>
-      </w:r>
-      <w:r>
-        <w:rPr>
-          <w:rFonts w:hint="default" w:ascii="sans-serif" w:hAnsi="sans-serif" w:eastAsia="sans-serif" w:cs="sans-serif"/>
-          <w:b w:val="0"/>
-          <w:bCs w:val="0"/>
-          <w:i w:val="0"/>
-          <w:iCs w:val="0"/>
-          <w:caps w:val="0"/>
-          <w:color w:val="auto"/>
-          <w:spacing w:val="0"/>
-          <w:sz w:val="20"/>
-          <w:szCs w:val="20"/>
-          <w:bdr w:val="none" w:color="auto" w:sz="0" w:space="0"/>
-          <w:shd w:val="clear" w:fill="FFFFFF"/>
-          <w:vertAlign w:val="baseline"/>
-        </w:rPr>
-        <w:t>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</w:t>
-      </w:r>
-      <w:r>
-        <w:rPr>
-          <w:rFonts w:hint="default" w:ascii="sans-serif" w:hAnsi="sans-serif" w:eastAsia="sans-serif" w:cs="sans-serif"/>
-          <w:b w:val="0"/>
-          <w:bCs w:val="0"/>
-          <w:i w:val="0"/>
-          <w:iCs w:val="0"/>
-          <w:caps w:val="0"/>
-          <w:color w:val="auto"/>
-          <w:spacing w:val="0"/>
-          <w:sz w:val="20"/>
-          <w:szCs w:val="20"/>
-          <w:bdr w:val="none" w:color="auto" w:sz="0" w:space="0"/>
-          <w:shd w:val="clear" w:fill="FFFFFF"/>
-          <w:vertAlign w:val="baseline"/>
-        </w:rPr>
-        <w:t>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</w:t>
-      </w:r>
-      <w:r>
-        <w:rPr>
-          <w:rFonts w:hint="default" w:ascii="sans-serif" w:hAnsi="sans-serif" w:eastAsia="sans-serif" w:cs="sans-serif"/>
-          <w:b w:val="0"/>
-          <w:bCs w:val="0"/>
-          <w:i w:val="0"/>
-          <w:iCs w:val="0"/>
-          <w:caps w:val="0"/>
-          <w:color w:val="auto"/>
-          <w:spacing w:val="0"/>
-          <w:sz w:val="20"/>
-          <w:szCs w:val="20"/>
-          <w:bdr w:val="none" w:color="auto" w:sz="0" w:space="0"/>
-          <w:shd w:val="clear" w:fill="FFFFFF"/>
-          <w:vertAlign w:val="baseline"/>
-        </w:rPr>
-        <w:t>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</w:t>
-      </w:r>
-      <w:r>
-        <w:rPr>
-          <w:rFonts w:hint="default" w:ascii="sans-serif" w:hAnsi="sans-serif" w:eastAsia="sans-serif" w:cs="sans-serif"/>
-          <w:b w:val="0"/>
-          <w:bCs w:val="0"/>
-          <w:i w:val="0"/>
-          <w:iCs w:val="0"/>
-          <w:caps w:val="0"/>
-          <w:color w:val="auto"/>
-          <w:spacing w:val="0"/>
-          <w:sz w:val="20"/>
-          <w:szCs w:val="20"/>
-          <w:bdr w:val="none" w:color="auto" w:sz="0" w:space="0"/>
-          <w:shd w:val="clear" w:fill="FFFFFF"/>
-          <w:vertAlign w:val="baseline"/>
-        </w:rPr>
-        <w:t>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</w:t>
-      </w:r>
-      <w:r>
-        <w:rPr>
-          <w:rFonts w:hint="default" w:ascii="sans-serif" w:hAnsi="sans-serif" w:eastAsia="sans-serif" w:cs="sans-serif"/>
-          <w:b w:val="0"/>
-          <w:bCs w:val="0"/>
-          <w:i w:val="0"/>
-          <w:iCs w:val="0"/>
-          <w:caps w:val="0"/>
-          <w:color w:val="auto"/>
-          <w:spacing w:val="0"/>
-          <w:sz w:val="20"/>
-          <w:szCs w:val="20"/>
-          <w:bdr w:val="none" w:color="auto" w:sz="0" w:space="0"/>
-          <w:shd w:val="clear" w:fill="FFFFFF"/>
-          <w:vertAlign w:val="baseline"/>
-        </w:rPr>
-        <w:t>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</w:t>
-      </w:r>
-      <w:r>
-        <w:rPr>
-          <w:rFonts w:hint="default" w:ascii="sans-serif" w:hAnsi="sans-serif" w:eastAsia="sans-serif" w:cs="sans-serif"/>
-          <w:b w:val="0"/>
-          <w:bCs w:val="0"/>
-          <w:i w:val="0"/>
-          <w:iCs w:val="0"/>
-          <w:caps w:val="0"/>
-          <w:color w:val="auto"/>
-          <w:spacing w:val="0"/>
-          <w:sz w:val="20"/>
-          <w:szCs w:val="20"/>
-          <w:bdr w:val="none" w:color="auto" w:sz="0" w:space="0"/>
-          <w:shd w:val="clear" w:fill="FFFFFF"/>
-          <w:vertAlign w:val="baseline"/>
-        </w:rPr>
-        <w:t>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</w:t>
-      </w:r>
-      <w:r>
-        <w:rPr>
-          <w:rFonts w:hint="default" w:ascii="sans-serif" w:hAnsi="sans-serif" w:eastAsia="sans-serif" w:cs="sans-serif"/>
-          <w:b w:val="0"/>
-          <w:bCs w:val="0"/>
-          <w:i w:val="0"/>
-          <w:iCs w:val="0"/>
-          <w:caps w:val="0"/>
-          <w:color w:val="auto"/>
-          <w:spacing w:val="0"/>
-          <w:sz w:val="20"/>
-          <w:szCs w:val="20"/>
-          <w:bdr w:val="none" w:color="auto" w:sz="0" w:space="0"/>
-          <w:shd w:val="clear" w:fill="FFFFFF"/>
-          <w:vertAlign w:val="baseline"/>
-        </w:rPr>
-        <w:t>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</w:t>
-      </w:r>
-      <w:r>
-        <w:rPr>
-          <w:rFonts w:hint="default" w:ascii="sans-serif" w:hAnsi="sans-serif" w:eastAsia="sans-serif" w:cs="sans-serif"/>
-          <w:b w:val="0"/>
-          <w:bCs w:val="0"/>
-          <w:i w:val="0"/>
-          <w:iCs w:val="0"/>
-          <w:caps w:val="0"/>
-          <w:color w:val="auto"/>
-          <w:spacing w:val="0"/>
-          <w:sz w:val="20"/>
-          <w:szCs w:val="20"/>
-          <w:bdr w:val="none" w:color="auto" w:sz="0" w:space="0"/>
-          <w:shd w:val="clear" w:fill="FFFFFF"/>
-          <w:vertAlign w:val="baseline"/>
-        </w:rPr>
-        <w:t>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</w:t>
-      </w:r>
-      <w:r>
-        <w:rPr>
-          <w:rFonts w:hint="default" w:ascii="sans-serif" w:hAnsi="sans-serif" w:eastAsia="sans-serif" w:cs="sans-serif"/>
-          <w:b w:val="0"/>
-          <w:bCs w:val="0"/>
-          <w:i w:val="0"/>
-          <w:iCs w:val="0"/>
-          <w:caps w:val="0"/>
-          <w:color w:val="auto"/>
-          <w:spacing w:val="0"/>
-          <w:sz w:val="20"/>
-          <w:szCs w:val="20"/>
-          <w:bdr w:val="none" w:color="auto" w:sz="0" w:space="0"/>
-          <w:shd w:val="clear" w:fill="FFFFFF"/>
-          <w:vertAlign w:val="baseline"/>
-        </w:rPr>
-        <w:t>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</w:t>
-      </w:r>
-      <w:r>
-        <w:rPr>
-          <w:rFonts w:hint="default" w:ascii="sans-serif" w:hAnsi="sans-serif" w:eastAsia="sans-serif" w:cs="sans-serif"/>
-          <w:b w:val="0"/>
-          <w:bCs w:val="0"/>
-          <w:i w:val="0"/>
-          <w:iCs w:val="0"/>
-          <w:caps w:val="0"/>
-          <w:color w:val="auto"/>
-          <w:spacing w:val="0"/>
-          <w:sz w:val="20"/>
-          <w:szCs w:val="20"/>
-          <w:bdr w:val="none" w:color="auto" w:sz="0" w:space="0"/>
-          <w:shd w:val="clear" w:fill="FFFFFF"/>
-          <w:vertAlign w:val="baseline"/>
-        </w:rPr>
-        <w:t>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</w:t>
-      </w:r>
-      <w:r>
-        <w:rPr>
-          <w:rFonts w:hint="default" w:ascii="sans-serif" w:hAnsi="sans-serif" w:eastAsia="sans-serif" w:cs="sans-serif"/>
-          <w:b w:val="0"/>
-          <w:bCs w:val="0"/>
-          <w:i w:val="0"/>
-          <w:iCs w:val="0"/>
-          <w:caps w:val="0"/>
-          <w:color w:val="auto"/>
-          <w:spacing w:val="0"/>
-          <w:sz w:val="20"/>
-          <w:szCs w:val="20"/>
-          <w:bdr w:val="none" w:color="auto" w:sz="0" w:space="0"/>
-          <w:shd w:val="clear" w:fill="FFFFFF"/>
-          <w:vertAlign w:val="baseline"/>
-        </w:rPr>
-        <w:t>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</w:t>
-      </w:r>
-      <w:r>
-        <w:rPr>
-          <w:rFonts w:hint="default" w:ascii="sans-serif" w:hAnsi="sans-serif" w:eastAsia="sans-serif" w:cs="sans-serif"/>
-          <w:b w:val="0"/>
-          <w:bCs w:val="0"/>
-          <w:i w:val="0"/>
-          <w:iCs w:val="0"/>
-          <w:caps w:val="0"/>
-          <w:color w:val="auto"/>
-          <w:spacing w:val="0"/>
-          <w:sz w:val="20"/>
-          <w:szCs w:val="20"/>
-          <w:bdr w:val="none" w:color="auto" w:sz="0" w:space="0"/>
-          <w:shd w:val="clear" w:fill="FFFFFF"/>
-          <w:vertAlign w:val="baseline"/>
-        </w:rPr>
-        <w:t>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</w:t>
-      </w:r>
-      <w:r>
-        <w:rPr>
-          <w:rFonts w:hint="default" w:ascii="sans-serif" w:hAnsi="sans-serif" w:eastAsia="sans-serif" w:cs="sans-serif"/>
-          <w:b w:val="0"/>
-          <w:bCs w:val="0"/>
-          <w:i w:val="0"/>
-          <w:iCs w:val="0"/>
-          <w:caps w:val="0"/>
-          <w:color w:val="auto"/>
-          <w:spacing w:val="0"/>
-          <w:sz w:val="20"/>
-          <w:szCs w:val="20"/>
-          <w:bdr w:val="none" w:color="auto" w:sz="0" w:space="0"/>
-          <w:shd w:val="clear" w:fill="FFFFFF"/>
-          <w:vertAlign w:val="baseline"/>
-        </w:rPr>
-        <w:t>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</w:t>
-      </w:r>
-      <w:r>
-        <w:rPr>
-          <w:rFonts w:hint="default" w:ascii="sans-serif" w:hAnsi="sans-serif" w:eastAsia="sans-serif" w:cs="sans-serif"/>
-          <w:b w:val="0"/>
-          <w:bCs w:val="0"/>
-          <w:i w:val="0"/>
-          <w:iCs w:val="0"/>
-          <w:caps w:val="0"/>
-          <w:color w:val="auto"/>
-          <w:spacing w:val="0"/>
-          <w:sz w:val="20"/>
-          <w:szCs w:val="20"/>
-          <w:bdr w:val="none" w:color="auto" w:sz="0" w:space="0"/>
-          <w:shd w:val="clear" w:fill="FFFFFF"/>
-          <w:vertAlign w:val="baseline"/>
-        </w:rPr>
-        <w:t>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</w:t>
-      </w:r>
-      <w:r>
-        <w:rPr>
-          <w:rFonts w:hint="default" w:ascii="sans-serif" w:hAnsi="sans-serif" w:eastAsia="sans-serif" w:cs="sans-serif"/>
-          <w:b w:val="0"/>
-          <w:bCs w:val="0"/>
-          <w:i w:val="0"/>
-          <w:iCs w:val="0"/>
-          <w:caps w:val="0"/>
-          <w:color w:val="auto"/>
-          <w:spacing w:val="0"/>
-          <w:sz w:val="20"/>
-          <w:szCs w:val="20"/>
-          <w:bdr w:val="none" w:color="auto" w:sz="0" w:space="0"/>
-          <w:shd w:val="clear" w:fill="FFFFFF"/>
-          <w:vertAlign w:val="baseline"/>
-        </w:rPr>
-        <w:t>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</w:t>
-      </w:r>
-      <w:r>
-        <w:rPr>
-          <w:rFonts w:hint="default" w:ascii="sans-serif" w:hAnsi="sans-serif" w:eastAsia="sans-serif" w:cs="sans-serif"/>
-          <w:b w:val="0"/>
-          <w:bCs w:val="0"/>
-          <w:i w:val="0"/>
-          <w:iCs w:val="0"/>
-          <w:caps w:val="0"/>
-          <w:color w:val="auto"/>
-          <w:spacing w:val="0"/>
-          <w:sz w:val="20"/>
-          <w:szCs w:val="20"/>
-          <w:bdr w:val="none" w:color="auto" w:sz="0" w:space="0"/>
-          <w:shd w:val="clear" w:fill="FFFFFF"/>
-          <w:vertAlign w:val="baseline"/>
-        </w:rPr>
-        <w:t>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</w:t>
-      </w:r>
-      <w:r>
-        <w:rPr>
-          <w:rFonts w:hint="default" w:ascii="sans-serif" w:hAnsi="sans-serif" w:eastAsia="sans-serif" w:cs="sans-serif"/>
-          <w:b w:val="0"/>
-          <w:bCs w:val="0"/>
-          <w:i w:val="0"/>
-          <w:iCs w:val="0"/>
-          <w:caps w:val="0"/>
-          <w:color w:val="auto"/>
-          <w:spacing w:val="0"/>
-          <w:sz w:val="20"/>
-          <w:szCs w:val="20"/>
-          <w:bdr w:val="none" w:color="auto" w:sz="0" w:space="0"/>
-          <w:shd w:val="clear" w:fill="FFFFFF"/>
-          <w:vertAlign w:val="baseline"/>
-        </w:rPr>
-        <w:t>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</w:t>
-      </w:r>
-      <w:r>
-        <w:rPr>
-          <w:rFonts w:hint="default" w:ascii="sans-serif" w:hAnsi="sans-serif" w:eastAsia="sans-serif" w:cs="sans-serif"/>
-          <w:b w:val="0"/>
-          <w:bCs w:val="0"/>
-          <w:i w:val="0"/>
-          <w:iCs w:val="0"/>
-          <w:caps w:val="0"/>
-          <w:color w:val="auto"/>
-          <w:spacing w:val="0"/>
-          <w:sz w:val="20"/>
-          <w:szCs w:val="20"/>
-          <w:bdr w:val="none" w:color="auto" w:sz="0" w:space="0"/>
-          <w:shd w:val="clear" w:fill="FFFFFF"/>
-          <w:vertAlign w:val="baseline"/>
-        </w:rPr>
-        <w:t>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</w:t>
-      </w:r>
-      <w:r>
-        <w:rPr>
-          <w:rFonts w:hint="default" w:ascii="sans-serif" w:hAnsi="sans-serif" w:eastAsia="sans-serif" w:cs="sans-serif"/>
-          <w:b w:val="0"/>
-          <w:bCs w:val="0"/>
-          <w:i w:val="0"/>
-          <w:iCs w:val="0"/>
-          <w:caps w:val="0"/>
-          <w:color w:val="auto"/>
-          <w:spacing w:val="0"/>
-          <w:sz w:val="20"/>
-          <w:szCs w:val="20"/>
-          <w:bdr w:val="none" w:color="auto" w:sz="0" w:space="0"/>
-          <w:shd w:val="clear" w:fill="FFFFFF"/>
-          <w:vertAlign w:val="baseline"/>
-        </w:rPr>
-        <w:t>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</w:t>
-      </w:r>
-      <w:r>
-        <w:rPr>
-          <w:rFonts w:hint="default" w:ascii="sans-serif" w:hAnsi="sans-serif" w:eastAsia="sans-serif" w:cs="sans-serif"/>
-          <w:b w:val="0"/>
-          <w:bCs w:val="0"/>
-          <w:i w:val="0"/>
-          <w:iCs w:val="0"/>
-          <w:caps w:val="0"/>
-          <w:color w:val="auto"/>
-          <w:spacing w:val="0"/>
-          <w:sz w:val="20"/>
-          <w:szCs w:val="20"/>
-          <w:bdr w:val="none" w:color="auto" w:sz="0" w:space="0"/>
-          <w:shd w:val="clear" w:fill="FFFFFF"/>
-          <w:vertAlign w:val="baseline"/>
-        </w:rPr>
-        <w:t>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##AVENZA_UPDATE_2026_END## </w:t>
+        <w:t>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</w:t>
+      </w:r>
+      <w:r>
+        <w:rPr>
+          <w:rFonts w:hint="default" w:ascii="sans-serif" w:hAnsi="sans-serif" w:eastAsia="sans-serif" w:cs="sans-serif"/>
+          <w:b w:val="0"/>
+          <w:bCs w:val="0"/>
+          <w:i w:val="0"/>
+          <w:iCs w:val="0"/>
+          <w:caps w:val="0"/>
+          <w:color w:val="auto"/>
+          <w:spacing w:val="0"/>
+          <w:sz w:val="20"/>
+          <w:szCs w:val="20"/>
+          <w:bdr w:val="none" w:color="auto" w:sz="0" w:space="0"/>
+          <w:shd w:val="clear" w:fill="FFFFFF"/>
+          <w:vertAlign w:val="baseline"/>
+        </w:rPr>
+        <w:t>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</w:t>
+      </w:r>
+      <w:r>
+        <w:rPr>
+          <w:rFonts w:hint="default" w:ascii="sans-serif" w:hAnsi="sans-serif" w:eastAsia="sans-serif" w:cs="sans-serif"/>
+          <w:b w:val="0"/>
+          <w:bCs w:val="0"/>
+          <w:i w:val="0"/>
+          <w:iCs w:val="0"/>
+          <w:caps w:val="0"/>
+          <w:color w:val="auto"/>
+          <w:spacing w:val="0"/>
+          <w:sz w:val="20"/>
+          <w:szCs w:val="20"/>
+          <w:bdr w:val="none" w:color="auto" w:sz="0" w:space="0"/>
+          <w:shd w:val="clear" w:fill="FFFFFF"/>
+          <w:vertAlign w:val="baseline"/>
+        </w:rPr>
+        <w:t>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</w:t>
+      </w:r>
+      <w:r>
+        <w:rPr>
+          <w:rFonts w:hint="default" w:ascii="sans-serif" w:hAnsi="sans-serif" w:eastAsia="sans-serif" w:cs="sans-serif"/>
+          <w:b w:val="0"/>
+          <w:bCs w:val="0"/>
+          <w:i w:val="0"/>
+          <w:iCs w:val="0"/>
+          <w:caps w:val="0"/>
+          <w:color w:val="auto"/>
+          <w:spacing w:val="0"/>
+          <w:sz w:val="20"/>
+          <w:szCs w:val="20"/>
+          <w:bdr w:val="none" w:color="auto" w:sz="0" w:space="0"/>
+          <w:shd w:val="clear" w:fill="FFFFFF"/>
+          <w:vertAlign w:val="baseline"/>
+        </w:rPr>
+        <w:t>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</w:t>
+      </w:r>
+      <w:r>
+        <w:rPr>
+          <w:rFonts w:hint="default" w:ascii="sans-serif" w:hAnsi="sans-serif" w:eastAsia="sans-serif" w:cs="sans-serif"/>
+          <w:b w:val="0"/>
+          <w:bCs w:val="0"/>
+          <w:i w:val="0"/>
+          <w:iCs w:val="0"/>
+          <w:caps w:val="0"/>
+          <w:color w:val="auto"/>
+          <w:spacing w:val="0"/>
+          <w:sz w:val="20"/>
+          <w:szCs w:val="20"/>
+          <w:bdr w:val="none" w:color="auto" w:sz="0" w:space="0"/>
+          <w:shd w:val="clear" w:fill="FFFFFF"/>
+          <w:vertAlign w:val="baseline"/>
+        </w:rPr>
+        <w:t>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</w:t>
+      </w:r>
+      <w:r>
+        <w:rPr>
+          <w:rFonts w:hint="default" w:ascii="sans-serif" w:hAnsi="sans-serif" w:eastAsia="sans-serif" w:cs="sans-serif"/>
+          <w:b w:val="0"/>
+          <w:bCs w:val="0"/>
+          <w:i w:val="0"/>
+          <w:iCs w:val="0"/>
+          <w:caps w:val="0"/>
+          <w:color w:val="auto"/>
+          <w:spacing w:val="0"/>
+          <w:sz w:val="20"/>
+          <w:szCs w:val="20"/>
+          <w:bdr w:val="none" w:color="auto" w:sz="0" w:space="0"/>
+          <w:shd w:val="clear" w:fill="FFFFFF"/>
+          <w:vertAlign w:val="baseline"/>
+        </w:rPr>
+        <w:t>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</w:t>
+      </w:r>
+      <w:r>
+        <w:rPr>
+          <w:rFonts w:hint="default" w:ascii="sans-serif" w:hAnsi="sans-serif" w:eastAsia="sans-serif" w:cs="sans-serif"/>
+          <w:b w:val="0"/>
+          <w:bCs w:val="0"/>
+          <w:i w:val="0"/>
+          <w:iCs w:val="0"/>
+          <w:caps w:val="0"/>
+          <w:color w:val="auto"/>
+          <w:spacing w:val="0"/>
+          <w:sz w:val="20"/>
+          <w:szCs w:val="20"/>
+          <w:bdr w:val="none" w:color="auto" w:sz="0" w:space="0"/>
+          <w:shd w:val="clear" w:fill="FFFFFF"/>
+          <w:vertAlign w:val="baseline"/>
+        </w:rPr>
+        <w:t>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</w:t>
+      </w:r>
+      <w:r>
+        <w:rPr>
+          <w:rFonts w:hint="default" w:ascii="sans-serif" w:hAnsi="sans-serif" w:eastAsia="sans-serif" w:cs="sans-serif"/>
+          <w:b w:val="0"/>
+          <w:bCs w:val="0"/>
+          <w:i w:val="0"/>
+          <w:iCs w:val="0"/>
+          <w:caps w:val="0"/>
+          <w:color w:val="auto"/>
+          <w:spacing w:val="0"/>
+          <w:sz w:val="20"/>
+          <w:szCs w:val="20"/>
+          <w:bdr w:val="none" w:color="auto" w:sz="0" w:space="0"/>
+          <w:shd w:val="clear" w:fill="FFFFFF"/>
+          <w:vertAlign w:val="baseline"/>
+        </w:rPr>
+        <w:t>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</w:t>
+      </w:r>
+      <w:r>
+        <w:rPr>
+          <w:rFonts w:hint="default" w:ascii="sans-serif" w:hAnsi="sans-serif" w:eastAsia="sans-serif" w:cs="sans-serif"/>
+          <w:b w:val="0"/>
+          <w:bCs w:val="0"/>
+          <w:i w:val="0"/>
+          <w:iCs w:val="0"/>
+          <w:caps w:val="0"/>
+          <w:color w:val="auto"/>
+          <w:spacing w:val="0"/>
+          <w:sz w:val="20"/>
+          <w:szCs w:val="20"/>
+          <w:bdr w:val="none" w:color="auto" w:sz="0" w:space="0"/>
+          <w:shd w:val="clear" w:fill="FFFFFF"/>
+          <w:vertAlign w:val="baseline"/>
+        </w:rPr>
+        <w:t>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</w:t>
+      </w:r>
+      <w:r>
+        <w:rPr>
+          <w:rFonts w:hint="default" w:ascii="sans-serif" w:hAnsi="sans-serif" w:eastAsia="sans-serif" w:cs="sans-serif"/>
+          <w:b w:val="0"/>
+          <w:bCs w:val="0"/>
+          <w:i w:val="0"/>
+          <w:iCs w:val="0"/>
+          <w:caps w:val="0"/>
+          <w:color w:val="auto"/>
+          <w:spacing w:val="0"/>
+          <w:sz w:val="20"/>
+          <w:szCs w:val="20"/>
+          <w:bdr w:val="none" w:color="auto" w:sz="0" w:space="0"/>
+          <w:shd w:val="clear" w:fill="FFFFFF"/>
+          <w:vertAlign w:val="baseline"/>
+        </w:rPr>
+        <w:t>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</w:t>
+      </w:r>
+      <w:r>
+        <w:rPr>
+          <w:rFonts w:hint="default" w:ascii="sans-serif" w:hAnsi="sans-serif" w:eastAsia="sans-serif" w:cs="sans-serif"/>
+          <w:b w:val="0"/>
+          <w:bCs w:val="0"/>
+          <w:i w:val="0"/>
+          <w:iCs w:val="0"/>
+          <w:caps w:val="0"/>
+          <w:color w:val="auto"/>
+          <w:spacing w:val="0"/>
+          <w:sz w:val="20"/>
+          <w:szCs w:val="20"/>
+          <w:bdr w:val="none" w:color="auto" w:sz="0" w:space="0"/>
+          <w:shd w:val="clear" w:fill="FFFFFF"/>
+          <w:vertAlign w:val="baseline"/>
+        </w:rPr>
+        <w:t>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</w:t>
+      </w:r>
+      <w:r>
+        <w:rPr>
+          <w:rFonts w:hint="default" w:ascii="sans-serif" w:hAnsi="sans-serif" w:eastAsia="sans-serif" w:cs="sans-serif"/>
+          <w:b w:val="0"/>
+          <w:bCs w:val="0"/>
+          <w:i w:val="0"/>
+          <w:iCs w:val="0"/>
+          <w:caps w:val="0"/>
+          <w:color w:val="auto"/>
+          <w:spacing w:val="0"/>
+          <w:sz w:val="20"/>
+          <w:szCs w:val="20"/>
+          <w:bdr w:val="none" w:color="auto" w:sz="0" w:space="0"/>
+          <w:shd w:val="clear" w:fill="FFFFFF"/>
+          <w:vertAlign w:val="baseline"/>
+        </w:rPr>
+        <w:t>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</w:t>
+      </w:r>
+      <w:r>
+        <w:rPr>
+          <w:rFonts w:hint="default" w:ascii="sans-serif" w:hAnsi="sans-serif" w:eastAsia="sans-serif" w:cs="sans-serif"/>
+          <w:b w:val="0"/>
+          <w:bCs w:val="0"/>
+          <w:i w:val="0"/>
+          <w:iCs w:val="0"/>
+          <w:caps w:val="0"/>
+          <w:color w:val="auto"/>
+          <w:spacing w:val="0"/>
+          <w:sz w:val="20"/>
+          <w:szCs w:val="20"/>
+          <w:bdr w:val="none" w:color="auto" w:sz="0" w:space="0"/>
+          <w:shd w:val="clear" w:fill="FFFFFF"/>
+          <w:vertAlign w:val="baseline"/>
+        </w:rPr>
+        <w:t>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</w:t>
+      </w:r>
+      <w:r>
+        <w:rPr>
+          <w:rFonts w:hint="default" w:ascii="sans-serif" w:hAnsi="sans-serif" w:eastAsia="sans-serif" w:cs="sans-serif"/>
+          <w:b w:val="0"/>
+          <w:bCs w:val="0"/>
+          <w:i w:val="0"/>
+          <w:iCs w:val="0"/>
+          <w:caps w:val="0"/>
+          <w:color w:val="auto"/>
+          <w:spacing w:val="0"/>
+          <w:sz w:val="20"/>
+          <w:szCs w:val="20"/>
+          <w:bdr w:val="none" w:color="auto" w:sz="0" w:space="0"/>
+          <w:shd w:val="clear" w:fill="FFFFFF"/>
+          <w:vertAlign w:val="baseline"/>
+        </w:rPr>
+        <w:t>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</w:t>
+      </w:r>
+      <w:r>
+        <w:rPr>
+          <w:rFonts w:hint="default" w:ascii="sans-serif" w:hAnsi="sans-serif" w:eastAsia="sans-serif" w:cs="sans-serif"/>
+          <w:b w:val="0"/>
+          <w:bCs w:val="0"/>
+          <w:i w:val="0"/>
+          <w:iCs w:val="0"/>
+          <w:caps w:val="0"/>
+          <w:color w:val="auto"/>
+          <w:spacing w:val="0"/>
+          <w:sz w:val="20"/>
+          <w:szCs w:val="20"/>
+          <w:bdr w:val="none" w:color="auto" w:sz="0" w:space="0"/>
+          <w:shd w:val="clear" w:fill="FFFFFF"/>
+          <w:vertAlign w:val="baseline"/>
+        </w:rPr>
+        <w:t>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</w:t>
+      </w:r>
+      <w:r>
+        <w:rPr>
+          <w:rFonts w:hint="default" w:ascii="sans-serif" w:hAnsi="sans-serif" w:eastAsia="sans-serif" w:cs="sans-serif"/>
+          <w:b w:val="0"/>
+          <w:bCs w:val="0"/>
+          <w:i w:val="0"/>
+          <w:iCs w:val="0"/>
+          <w:caps w:val="0"/>
+          <w:color w:val="auto"/>
+          <w:spacing w:val="0"/>
+          <w:sz w:val="20"/>
+          <w:szCs w:val="20"/>
+          <w:bdr w:val="none" w:color="auto" w:sz="0" w:space="0"/>
+          <w:shd w:val="clear" w:fill="FFFFFF"/>
+          <w:vertAlign w:val="baseline"/>
+        </w:rPr>
+        <w:t>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</w:t>
+      </w:r>
+      <w:r>
+        <w:rPr>
+          <w:rFonts w:hint="default" w:ascii="sans-serif" w:hAnsi="sans-serif" w:eastAsia="sans-serif" w:cs="sans-serif"/>
+          <w:b w:val="0"/>
+          <w:bCs w:val="0"/>
+          <w:i w:val="0"/>
+          <w:iCs w:val="0"/>
+          <w:caps w:val="0"/>
+          <w:color w:val="auto"/>
+          <w:spacing w:val="0"/>
+          <w:sz w:val="20"/>
+          <w:szCs w:val="20"/>
+          <w:bdr w:val="none" w:color="auto" w:sz="0" w:space="0"/>
+          <w:shd w:val="clear" w:fill="FFFFFF"/>
+          <w:vertAlign w:val="baseline"/>
+        </w:rPr>
+        <w:t>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</w:t>
+      </w:r>
+      <w:r>
+        <w:rPr>
+          <w:rFonts w:hint="default" w:ascii="sans-serif" w:hAnsi="sans-serif" w:eastAsia="sans-serif" w:cs="sans-serif"/>
+          <w:b w:val="0"/>
+          <w:bCs w:val="0"/>
+          <w:i w:val="0"/>
+          <w:iCs w:val="0"/>
+          <w:caps w:val="0"/>
+          <w:color w:val="auto"/>
+          <w:spacing w:val="0"/>
+          <w:sz w:val="20"/>
+          <w:szCs w:val="20"/>
+          <w:bdr w:val="none" w:color="auto" w:sz="0" w:space="0"/>
+          <w:shd w:val="clear" w:fill="FFFFFF"/>
+          <w:vertAlign w:val="baseline"/>
+        </w:rPr>
+        <w:t>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</w:t>
+      </w:r>
+      <w:r>
+        <w:rPr>
+          <w:rFonts w:hint="default" w:ascii="sans-serif" w:hAnsi="sans-serif" w:eastAsia="sans-serif" w:cs="sans-serif"/>
+          <w:b w:val="0"/>
+          <w:bCs w:val="0"/>
+          <w:i w:val="0"/>
+          <w:iCs w:val="0"/>
+          <w:caps w:val="0"/>
+          <w:color w:val="auto"/>
+          <w:spacing w:val="0"/>
+          <w:sz w:val="20"/>
+          <w:szCs w:val="20"/>
+          <w:bdr w:val="none" w:color="auto" w:sz="0" w:space="0"/>
+          <w:shd w:val="clear" w:fill="FFFFFF"/>
+          <w:vertAlign w:val="baseline"/>
+        </w:rPr>
+        <w:t>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</w:t>
+      </w:r>
+      <w:r>
+        <w:rPr>
+          <w:rFonts w:hint="default" w:ascii="sans-serif" w:hAnsi="sans-serif" w:eastAsia="sans-serif" w:cs="sans-serif"/>
+          <w:b w:val="0"/>
+          <w:bCs w:val="0"/>
+          <w:i w:val="0"/>
+          <w:iCs w:val="0"/>
+          <w:caps w:val="0"/>
+          <w:color w:val="auto"/>
+          <w:spacing w:val="0"/>
+          <w:sz w:val="20"/>
+          <w:szCs w:val="20"/>
+          <w:bdr w:val="none" w:color="auto" w:sz="0" w:space="0"/>
+          <w:shd w:val="clear" w:fill="FFFFFF"/>
+          <w:vertAlign w:val="baseline"/>
+        </w:rPr>
+        <w:t>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</w:t>
+      </w:r>
+      <w:r>
+        <w:rPr>
+          <w:rFonts w:hint="default" w:ascii="sans-serif" w:hAnsi="sans-serif" w:eastAsia="sans-serif" w:cs="sans-serif"/>
+          <w:b w:val="0"/>
+          <w:bCs w:val="0"/>
+          <w:i w:val="0"/>
+          <w:iCs w:val="0"/>
+          <w:caps w:val="0"/>
+          <w:color w:val="auto"/>
+          <w:spacing w:val="0"/>
+          <w:sz w:val="20"/>
+          <w:szCs w:val="20"/>
+          <w:bdr w:val="none" w:color="auto" w:sz="0" w:space="0"/>
+          <w:shd w:val="clear" w:fill="FFFFFF"/>
+          <w:vertAlign w:val="baseline"/>
+        </w:rPr>
+        <w:t>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</w:t>
+      </w:r>
+      <w:r>
+        <w:rPr>
+          <w:rFonts w:hint="default" w:ascii="sans-serif" w:hAnsi="sans-serif" w:eastAsia="sans-serif" w:cs="sans-serif"/>
+          <w:b w:val="0"/>
+          <w:bCs w:val="0"/>
+          <w:i w:val="0"/>
+          <w:iCs w:val="0"/>
+          <w:caps w:val="0"/>
+          <w:color w:val="auto"/>
+          <w:spacing w:val="0"/>
+          <w:sz w:val="20"/>
+          <w:szCs w:val="20"/>
+          <w:bdr w:val="none" w:color="auto" w:sz="0" w:space="0"/>
+          <w:shd w:val="clear" w:fill="FFFFFF"/>
+          <w:vertAlign w:val="baseline"/>
+        </w:rPr>
+        <w:t>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</w:t>
+      </w:r>
+      <w:r>
+        <w:rPr>
+          <w:rFonts w:hint="default" w:ascii="sans-serif" w:hAnsi="sans-serif" w:eastAsia="sans-serif" w:cs="sans-serif"/>
+          <w:b w:val="0"/>
+          <w:bCs w:val="0"/>
+          <w:i w:val="0"/>
+          <w:iCs w:val="0"/>
+          <w:caps w:val="0"/>
+          <w:color w:val="auto"/>
+          <w:spacing w:val="0"/>
+          <w:sz w:val="20"/>
+          <w:szCs w:val="20"/>
+          <w:bdr w:val="none" w:color="auto" w:sz="0" w:space="0"/>
+          <w:shd w:val="clear" w:fill="FFFFFF"/>
+          <w:vertAlign w:val="baseline"/>
+        </w:rPr>
+        <w:t>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</w:t>
+      </w:r>
+      <w:r>
+        <w:rPr>
+          <w:rFonts w:hint="default" w:ascii="sans-serif" w:hAnsi="sans-serif" w:eastAsia="sans-serif" w:cs="sans-serif"/>
+          <w:b w:val="0"/>
+          <w:bCs w:val="0"/>
+          <w:i w:val="0"/>
+          <w:iCs w:val="0"/>
+          <w:caps w:val="0"/>
+          <w:color w:val="auto"/>
+          <w:spacing w:val="0"/>
+          <w:sz w:val="20"/>
+          <w:szCs w:val="20"/>
+          <w:bdr w:val="none" w:color="auto" w:sz="0" w:space="0"/>
+          <w:shd w:val="clear" w:fill="FFFFFF"/>
+          <w:vertAlign w:val="baseline"/>
+        </w:rPr>
+        <w:t>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</w:t>
+      </w:r>
+      <w:r>
+        <w:rPr>
+          <w:rFonts w:hint="default" w:ascii="sans-serif" w:hAnsi="sans-serif" w:eastAsia="sans-serif" w:cs="sans-serif"/>
+          <w:b w:val="0"/>
+          <w:bCs w:val="0"/>
+          <w:i w:val="0"/>
+          <w:iCs w:val="0"/>
+          <w:caps w:val="0"/>
+          <w:color w:val="auto"/>
+          <w:spacing w:val="0"/>
+          <w:sz w:val="20"/>
+          <w:szCs w:val="20"/>
+          <w:bdr w:val="none" w:color="auto" w:sz="0" w:space="0"/>
+          <w:shd w:val="clear" w:fill="FFFFFF"/>
+          <w:vertAlign w:val="baseline"/>
+        </w:rPr>
+        <w:t>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</w:t>
+      </w:r>
+      <w:r>
+        <w:rPr>
+          <w:rFonts w:hint="default" w:ascii="sans-serif" w:hAnsi="sans-serif" w:eastAsia="sans-serif" w:cs="sans-serif"/>
+          <w:b w:val="0"/>
+          <w:bCs w:val="0"/>
+          <w:i w:val="0"/>
+          <w:iCs w:val="0"/>
+          <w:caps w:val="0"/>
+          <w:color w:val="auto"/>
+          <w:spacing w:val="0"/>
+          <w:sz w:val="20"/>
+          <w:szCs w:val="20"/>
+          <w:bdr w:val="none" w:color="auto" w:sz="0" w:space="0"/>
+          <w:shd w:val="clear" w:fill="FFFFFF"/>
+          <w:vertAlign w:val="baseline"/>
+        </w:rPr>
+        <w:t>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</w:t>
+      </w:r>
+      <w:r>
+        <w:rPr>
+          <w:rFonts w:hint="default" w:ascii="sans-serif" w:hAnsi="sans-serif" w:eastAsia="sans-serif" w:cs="sans-serif"/>
+          <w:b w:val="0"/>
+          <w:bCs w:val="0"/>
+          <w:i w:val="0"/>
+          <w:iCs w:val="0"/>
+          <w:caps w:val="0"/>
+          <w:color w:val="auto"/>
+          <w:spacing w:val="0"/>
+          <w:sz w:val="20"/>
+          <w:szCs w:val="20"/>
+          <w:bdr w:val="none" w:color="auto" w:sz="0" w:space="0"/>
+          <w:shd w:val="clear" w:fill="FFFFFF"/>
+          <w:vertAlign w:val="baseline"/>
+        </w:rPr>
+        <w:t>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</w:t>
+      </w:r>
+      <w:r>
+        <w:rPr>
+          <w:rFonts w:hint="default" w:ascii="sans-serif" w:hAnsi="sans-serif" w:eastAsia="sans-serif" w:cs="sans-serif"/>
+          <w:b w:val="0"/>
+          <w:bCs w:val="0"/>
+          <w:i w:val="0"/>
+          <w:iCs w:val="0"/>
+          <w:caps w:val="0"/>
+          <w:color w:val="auto"/>
+          <w:spacing w:val="0"/>
+          <w:sz w:val="20"/>
+          <w:szCs w:val="20"/>
+          <w:bdr w:val="none" w:color="auto" w:sz="0" w:space="0"/>
+          <w:shd w:val="clear" w:fill="FFFFFF"/>
+          <w:vertAlign w:val="baseline"/>
+        </w:rPr>
+        <w:t>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</w:t>
+      </w:r>
+      <w:r>
+        <w:rPr>
+          <w:rFonts w:hint="default" w:ascii="sans-serif" w:hAnsi="sans-serif" w:eastAsia="sans-serif" w:cs="sans-serif"/>
+          <w:b w:val="0"/>
+          <w:bCs w:val="0"/>
+          <w:i w:val="0"/>
+          <w:iCs w:val="0"/>
+          <w:caps w:val="0"/>
+          <w:color w:val="auto"/>
+          <w:spacing w:val="0"/>
+          <w:sz w:val="20"/>
+          <w:szCs w:val="20"/>
+          <w:bdr w:val="none" w:color="auto" w:sz="0" w:space="0"/>
+          <w:shd w:val="clear" w:fill="FFFFFF"/>
+          <w:vertAlign w:val="baseline"/>
+        </w:rPr>
+        <w:t>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</w:t>
+      </w:r>
+      <w:r>
+        <w:rPr>
+          <w:rFonts w:hint="default" w:ascii="sans-serif" w:hAnsi="sans-serif" w:eastAsia="sans-serif" w:cs="sans-serif"/>
+          <w:b w:val="0"/>
+          <w:bCs w:val="0"/>
+          <w:i w:val="0"/>
+          <w:iCs w:val="0"/>
+          <w:caps w:val="0"/>
+          <w:color w:val="auto"/>
+          <w:spacing w:val="0"/>
+          <w:sz w:val="20"/>
+          <w:szCs w:val="20"/>
+          <w:bdr w:val="none" w:color="auto" w:sz="0" w:space="0"/>
+          <w:shd w:val="clear" w:fill="FFFFFF"/>
+          <w:vertAlign w:val="baseline"/>
+        </w:rPr>
+        <w:t>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</w:t>
+      </w:r>
+      <w:r>
+        <w:rPr>
+          <w:rFonts w:hint="default" w:ascii="sans-serif" w:hAnsi="sans-serif" w:eastAsia="sans-serif" w:cs="sans-serif"/>
+          <w:b w:val="0"/>
+          <w:bCs w:val="0"/>
+          <w:i w:val="0"/>
+          <w:iCs w:val="0"/>
+          <w:caps w:val="0"/>
+          <w:color w:val="auto"/>
+          <w:spacing w:val="0"/>
+          <w:sz w:val="20"/>
+          <w:szCs w:val="20"/>
+          <w:bdr w:val="none" w:color="auto" w:sz="0" w:space="0"/>
+          <w:shd w:val="clear" w:fill="FFFFFF"/>
+          <w:vertAlign w:val="baseline"/>
+        </w:rPr>
+        <w:t>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</w:t>
+      </w:r>
+      <w:r>
+        <w:rPr>
+          <w:rFonts w:hint="default" w:ascii="sans-serif" w:hAnsi="sans-serif" w:eastAsia="sans-serif" w:cs="sans-serif"/>
+          <w:b w:val="0"/>
+          <w:bCs w:val="0"/>
+          <w:i w:val="0"/>
+          <w:iCs w:val="0"/>
+          <w:caps w:val="0"/>
+          <w:color w:val="auto"/>
+          <w:spacing w:val="0"/>
+          <w:sz w:val="20"/>
+          <w:szCs w:val="20"/>
+          <w:bdr w:val="none" w:color="auto" w:sz="0" w:space="0"/>
+          <w:shd w:val="clear" w:fill="FFFFFF"/>
+          <w:vertAlign w:val="baseline"/>
+        </w:rPr>
+        <w:t>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</w:t>
+      </w:r>
+      <w:r>
+        <w:rPr>
+          <w:rFonts w:hint="default" w:ascii="sans-serif" w:hAnsi="sans-serif" w:eastAsia="sans-serif" w:cs="sans-serif"/>
+          <w:b w:val="0"/>
+          <w:bCs w:val="0"/>
+          <w:i w:val="0"/>
+          <w:iCs w:val="0"/>
+          <w:caps w:val="0"/>
+          <w:color w:val="auto"/>
+          <w:spacing w:val="0"/>
+          <w:sz w:val="20"/>
+          <w:szCs w:val="20"/>
+          <w:bdr w:val="none" w:color="auto" w:sz="0" w:space="0"/>
+          <w:shd w:val="clear" w:fill="FFFFFF"/>
+          <w:vertAlign w:val="baseline"/>
+        </w:rPr>
+        <w:t>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</w:t>
+      </w:r>
+      <w:r>
+        <w:rPr>
+          <w:rFonts w:hint="default" w:ascii="sans-serif" w:hAnsi="sans-serif" w:eastAsia="sans-serif" w:cs="sans-serif"/>
+          <w:b w:val="0"/>
+          <w:bCs w:val="0"/>
+          <w:i w:val="0"/>
+          <w:iCs w:val="0"/>
+          <w:caps w:val="0"/>
+          <w:color w:val="auto"/>
+          <w:spacing w:val="0"/>
+          <w:sz w:val="20"/>
+          <w:szCs w:val="20"/>
+          <w:bdr w:val="none" w:color="auto" w:sz="0" w:space="0"/>
+          <w:shd w:val="clear" w:fill="FFFFFF"/>
+          <w:vertAlign w:val="baseline"/>
+        </w:rPr>
+        <w:t>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</w:t>
+      </w:r>
+      <w:r>
+        <w:rPr>
+          <w:rFonts w:hint="default" w:ascii="sans-serif" w:hAnsi="sans-serif" w:eastAsia="sans-serif" w:cs="sans-serif"/>
+          <w:b w:val="0"/>
+          <w:bCs w:val="0"/>
+          <w:i w:val="0"/>
+          <w:iCs w:val="0"/>
+          <w:caps w:val="0"/>
+          <w:color w:val="auto"/>
+          <w:spacing w:val="0"/>
+          <w:sz w:val="20"/>
+          <w:szCs w:val="20"/>
+          <w:bdr w:val="none" w:color="auto" w:sz="0" w:space="0"/>
+          <w:shd w:val="clear" w:fill="FFFFFF"/>
+          <w:vertAlign w:val="baseline"/>
+        </w:rPr>
+        <w:t>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</w:t>
+      </w:r>
+      <w:r>
+        <w:rPr>
+          <w:rFonts w:hint="default" w:ascii="sans-serif" w:hAnsi="sans-serif" w:eastAsia="sans-serif" w:cs="sans-serif"/>
+          <w:b w:val="0"/>
+          <w:bCs w:val="0"/>
+          <w:i w:val="0"/>
+          <w:iCs w:val="0"/>
+          <w:caps w:val="0"/>
+          <w:color w:val="auto"/>
+          <w:spacing w:val="0"/>
+          <w:sz w:val="20"/>
+          <w:szCs w:val="20"/>
+          <w:bdr w:val="none" w:color="auto" w:sz="0" w:space="0"/>
+          <w:shd w:val="clear" w:fill="FFFFFF"/>
+          <w:vertAlign w:val="baseline"/>
+        </w:rPr>
+        <w:t>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</w:t>
+      </w:r>
+      <w:r>
+        <w:rPr>
+          <w:rFonts w:hint="default" w:ascii="sans-serif" w:hAnsi="sans-serif" w:eastAsia="sans-serif" w:cs="sans-serif"/>
+          <w:b w:val="0"/>
+          <w:bCs w:val="0"/>
+          <w:i w:val="0"/>
+          <w:iCs w:val="0"/>
+          <w:caps w:val="0"/>
+          <w:color w:val="auto"/>
+          <w:spacing w:val="0"/>
+          <w:sz w:val="20"/>
+          <w:szCs w:val="20"/>
+          <w:bdr w:val="none" w:color="auto" w:sz="0" w:space="0"/>
+          <w:shd w:val="clear" w:fill="FFFFFF"/>
+          <w:vertAlign w:val="baseline"/>
+        </w:rPr>
+        <w:t>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</w:t>
+      </w:r>
+      <w:r>
+        <w:rPr>
+          <w:rFonts w:hint="default" w:ascii="sans-serif" w:hAnsi="sans-serif" w:eastAsia="sans-serif" w:cs="sans-serif"/>
+          <w:b w:val="0"/>
+          <w:bCs w:val="0"/>
+          <w:i w:val="0"/>
+          <w:iCs w:val="0"/>
+          <w:caps w:val="0"/>
+          <w:color w:val="auto"/>
+          <w:spacing w:val="0"/>
+          <w:sz w:val="20"/>
+          <w:szCs w:val="20"/>
+          <w:bdr w:val="none" w:color="auto" w:sz="0" w:space="0"/>
+          <w:shd w:val="clear" w:fill="FFFFFF"/>
+          <w:vertAlign w:val="baseline"/>
+        </w:rPr>
+        <w:t>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</w:t>
+      </w:r>
+      <w:r>
+        <w:rPr>
+          <w:rFonts w:hint="default" w:ascii="sans-serif" w:hAnsi="sans-serif" w:eastAsia="sans-serif" w:cs="sans-serif"/>
+          <w:b w:val="0"/>
+          <w:bCs w:val="0"/>
+          <w:i w:val="0"/>
+          <w:iCs w:val="0"/>
+          <w:caps w:val="0"/>
+          <w:color w:val="auto"/>
+          <w:spacing w:val="0"/>
+          <w:sz w:val="20"/>
+          <w:szCs w:val="20"/>
+          <w:bdr w:val="none" w:color="auto" w:sz="0" w:space="0"/>
+          <w:shd w:val="clear" w:fill="FFFFFF"/>
+          <w:vertAlign w:val="baseline"/>
+        </w:rPr>
+        <w:t>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</w:t>
+      </w:r>
+      <w:r>
+        <w:rPr>
+          <w:rFonts w:hint="default" w:ascii="sans-serif" w:hAnsi="sans-serif" w:eastAsia="sans-serif" w:cs="sans-serif"/>
+          <w:b w:val="0"/>
+          <w:bCs w:val="0"/>
+          <w:i w:val="0"/>
+          <w:iCs w:val="0"/>
+          <w:caps w:val="0"/>
+          <w:color w:val="auto"/>
+          <w:spacing w:val="0"/>
+          <w:sz w:val="20"/>
+          <w:szCs w:val="20"/>
+          <w:bdr w:val="none" w:color="auto" w:sz="0" w:space="0"/>
+          <w:shd w:val="clear" w:fill="FFFFFF"/>
+          <w:vertAlign w:val="baseline"/>
+        </w:rPr>
+        <w:t>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</w:t>
+      </w:r>
+      <w:r>
+        <w:rPr>
+          <w:rFonts w:hint="default" w:ascii="sans-serif" w:hAnsi="sans-serif" w:eastAsia="sans-serif" w:cs="sans-serif"/>
+          <w:b w:val="0"/>
+          <w:bCs w:val="0"/>
+          <w:i w:val="0"/>
+          <w:iCs w:val="0"/>
+          <w:caps w:val="0"/>
+          <w:color w:val="auto"/>
+          <w:spacing w:val="0"/>
+          <w:sz w:val="20"/>
+          <w:szCs w:val="20"/>
+          <w:bdr w:val="none" w:color="auto" w:sz="0" w:space="0"/>
+          <w:shd w:val="clear" w:fill="FFFFFF"/>
+          <w:vertAlign w:val="baseline"/>
+        </w:rPr>
+        <w:t>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</w:t>
+      </w:r>
+      <w:r>
+        <w:rPr>
+          <w:rFonts w:hint="default" w:ascii="sans-serif" w:hAnsi="sans-serif" w:eastAsia="sans-serif" w:cs="sans-serif"/>
+          <w:b w:val="0"/>
+          <w:bCs w:val="0"/>
+          <w:i w:val="0"/>
+          <w:iCs w:val="0"/>
+          <w:caps w:val="0"/>
+          <w:color w:val="auto"/>
+          <w:spacing w:val="0"/>
+          <w:sz w:val="20"/>
+          <w:szCs w:val="20"/>
+          <w:bdr w:val="none" w:color="auto" w:sz="0" w:space="0"/>
+          <w:shd w:val="clear" w:fill="FFFFFF"/>
+          <w:vertAlign w:val="baseline"/>
+        </w:rPr>
+        <w:t>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</w:t>
+      </w:r>
+      <w:r>
+        <w:rPr>
+          <w:rFonts w:hint="default" w:ascii="sans-serif" w:hAnsi="sans-serif" w:eastAsia="sans-serif" w:cs="sans-serif"/>
+          <w:b w:val="0"/>
+          <w:bCs w:val="0"/>
+          <w:i w:val="0"/>
+          <w:iCs w:val="0"/>
+          <w:caps w:val="0"/>
+          <w:color w:val="auto"/>
+          <w:spacing w:val="0"/>
+          <w:sz w:val="20"/>
+          <w:szCs w:val="20"/>
+          <w:bdr w:val="none" w:color="auto" w:sz="0" w:space="0"/>
+          <w:shd w:val="clear" w:fill="FFFFFF"/>
+          <w:vertAlign w:val="baseline"/>
+        </w:rPr>
+        <w:t>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</w:t>
+      </w:r>
+      <w:r>
+        <w:rPr>
+          <w:rFonts w:hint="default" w:ascii="sans-serif" w:hAnsi="sans-serif" w:eastAsia="sans-serif" w:cs="sans-serif"/>
+          <w:b w:val="0"/>
+          <w:bCs w:val="0"/>
+          <w:i w:val="0"/>
+          <w:iCs w:val="0"/>
+          <w:caps w:val="0"/>
+          <w:color w:val="auto"/>
+          <w:spacing w:val="0"/>
+          <w:sz w:val="20"/>
+          <w:szCs w:val="20"/>
+          <w:bdr w:val="none" w:color="auto" w:sz="0" w:space="0"/>
+          <w:shd w:val="clear" w:fill="FFFFFF"/>
+          <w:vertAlign w:val="baseline"/>
+        </w:rPr>
+        <w:t>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</w:t>
+      </w:r>
+      <w:r>
+        <w:rPr>
+          <w:rFonts w:hint="default" w:ascii="sans-serif" w:hAnsi="sans-serif" w:eastAsia="sans-serif" w:cs="sans-serif"/>
+          <w:b w:val="0"/>
+          <w:bCs w:val="0"/>
+          <w:i w:val="0"/>
+          <w:iCs w:val="0"/>
+          <w:caps w:val="0"/>
+          <w:color w:val="auto"/>
+          <w:spacing w:val="0"/>
+          <w:sz w:val="20"/>
+          <w:szCs w:val="20"/>
+          <w:bdr w:val="none" w:color="auto" w:sz="0" w:space="0"/>
+          <w:shd w:val="clear" w:fill="FFFFFF"/>
+          <w:vertAlign w:val="baseline"/>
+        </w:rPr>
+        <w:t>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</w:t>
+      </w:r>
+      <w:r>
+        <w:rPr>
+          <w:rFonts w:hint="default" w:ascii="sans-serif" w:hAnsi="sans-serif" w:eastAsia="sans-serif" w:cs="sans-serif"/>
+          <w:b w:val="0"/>
+          <w:bCs w:val="0"/>
+          <w:i w:val="0"/>
+          <w:iCs w:val="0"/>
+          <w:caps w:val="0"/>
+          <w:color w:val="auto"/>
+          <w:spacing w:val="0"/>
+          <w:sz w:val="20"/>
+          <w:szCs w:val="20"/>
+          <w:bdr w:val="none" w:color="auto" w:sz="0" w:space="0"/>
+          <w:shd w:val="clear" w:fill="FFFFFF"/>
+          <w:vertAlign w:val="baseline"/>
+        </w:rPr>
+        <w:t>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</w:t>
+      </w:r>
+      <w:r>
+        <w:rPr>
+          <w:rFonts w:hint="default" w:ascii="sans-serif" w:hAnsi="sans-serif" w:eastAsia="sans-serif" w:cs="sans-serif"/>
+          <w:b w:val="0"/>
+          <w:bCs w:val="0"/>
+          <w:i w:val="0"/>
+          <w:iCs w:val="0"/>
+          <w:caps w:val="0"/>
+          <w:color w:val="auto"/>
+          <w:spacing w:val="0"/>
+          <w:sz w:val="20"/>
+          <w:szCs w:val="20"/>
+          <w:bdr w:val="none" w:color="auto" w:sz="0" w:space="0"/>
+          <w:shd w:val="clear" w:fill="FFFFFF"/>
+          <w:vertAlign w:val="baseline"/>
+        </w:rPr>
+        <w:t>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</w:t>
+      </w:r>
+      <w:r>
+        <w:rPr>
+          <w:rFonts w:hint="default" w:ascii="sans-serif" w:hAnsi="sans-serif" w:eastAsia="sans-serif" w:cs="sans-serif"/>
+          <w:b w:val="0"/>
+          <w:bCs w:val="0"/>
+          <w:i w:val="0"/>
+          <w:iCs w:val="0"/>
+          <w:caps w:val="0"/>
+          <w:color w:val="auto"/>
+          <w:spacing w:val="0"/>
+          <w:sz w:val="20"/>
+          <w:szCs w:val="20"/>
+          <w:bdr w:val="none" w:color="auto" w:sz="0" w:space="0"/>
+          <w:shd w:val="clear" w:fill="FFFFFF"/>
+          <w:vertAlign w:val="baseline"/>
+        </w:rPr>
+        <w:t>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</w:t>
+      </w:r>
+      <w:r>
+        <w:rPr>
+          <w:rFonts w:hint="default" w:ascii="sans-serif" w:hAnsi="sans-serif" w:eastAsia="sans-serif" w:cs="sans-serif"/>
+          <w:b w:val="0"/>
+          <w:bCs w:val="0"/>
+          <w:i w:val="0"/>
+          <w:iCs w:val="0"/>
+          <w:caps w:val="0"/>
+          <w:color w:val="auto"/>
+          <w:spacing w:val="0"/>
+          <w:sz w:val="20"/>
+          <w:szCs w:val="20"/>
+          <w:bdr w:val="none" w:color="auto" w:sz="0" w:space="0"/>
+          <w:shd w:val="clear" w:fill="FFFFFF"/>
+          <w:vertAlign w:val="baseline"/>
+        </w:rPr>
+        <w:t>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</w:t>
+      </w:r>
+      <w:r>
+        <w:rPr>
+          <w:rFonts w:hint="default" w:ascii="sans-serif" w:hAnsi="sans-serif" w:eastAsia="sans-serif" w:cs="sans-serif"/>
+          <w:b w:val="0"/>
+          <w:bCs w:val="0"/>
+          <w:i w:val="0"/>
+          <w:iCs w:val="0"/>
+          <w:caps w:val="0"/>
+          <w:color w:val="auto"/>
+          <w:spacing w:val="0"/>
+          <w:sz w:val="20"/>
+          <w:szCs w:val="20"/>
+          <w:bdr w:val="none" w:color="auto" w:sz="0" w:space="0"/>
+          <w:shd w:val="clear" w:fill="FFFFFF"/>
+          <w:vertAlign w:val="baseline"/>
+        </w:rPr>
+        <w:t>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</w:t>
+      </w:r>
+      <w:r>
+        <w:rPr>
+          <w:rFonts w:hint="default" w:ascii="sans-serif" w:hAnsi="sans-serif" w:eastAsia="sans-serif" w:cs="sans-serif"/>
+          <w:b w:val="0"/>
+          <w:bCs w:val="0"/>
+          <w:i w:val="0"/>
+          <w:iCs w:val="0"/>
+          <w:caps w:val="0"/>
+          <w:color w:val="auto"/>
+          <w:spacing w:val="0"/>
+          <w:sz w:val="20"/>
+          <w:szCs w:val="20"/>
+          <w:bdr w:val="none" w:color="auto" w:sz="0" w:space="0"/>
+          <w:shd w:val="clear" w:fill="FFFFFF"/>
+          <w:vertAlign w:val="baseline"/>
+        </w:rPr>
+        <w:t>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##AVENZA_UPDATE_2026_END## </w:t>
       </w:r>
     </w:p>
     <w:p>
@@ -1936,8 +2010,6 @@
           <w:rFonts w:hint="default"/>
         </w:rPr>
       </w:pPr>
-      <w:bookmarkStart w:id="0" w:name="_GoBack"/>
-      <w:bookmarkEnd w:id="0"/>
     </w:p>
     <w:sectPr>
       <w:pgSz w:w="11906" w:h="16838"/>

--- a/Update-2026.docx
+++ b/Update-2026.docx
@@ -83,8 +83,6 @@
         </w:rPr>
         <w:t> </w:t>
       </w:r>
-      <w:bookmarkStart w:id="0" w:name="_GoBack"/>
-      <w:bookmarkEnd w:id="0"/>
     </w:p>
     <w:p>
       <w:pPr>
@@ -939,1069 +937,1159 @@
           <w:shd w:val="clear" w:fill="FFFFFF"/>
           <w:vertAlign w:val="baseline"/>
         </w:rPr>
-        <w:t>##AVENZA_UPDATE_2026_BEGIN##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</w:t>
-      </w:r>
-      <w:r>
-        <w:rPr>
-          <w:rFonts w:hint="default" w:ascii="sans-serif" w:hAnsi="sans-serif" w:eastAsia="sans-serif" w:cs="sans-serif"/>
-          <w:b w:val="0"/>
-          <w:bCs w:val="0"/>
-          <w:i w:val="0"/>
-          <w:iCs w:val="0"/>
-          <w:caps w:val="0"/>
-          <w:color w:val="auto"/>
-          <w:spacing w:val="0"/>
-          <w:sz w:val="20"/>
-          <w:szCs w:val="20"/>
-          <w:bdr w:val="none" w:color="auto" w:sz="0" w:space="0"/>
-          <w:shd w:val="clear" w:fill="FFFFFF"/>
-          <w:vertAlign w:val="baseline"/>
-        </w:rPr>
-        <w:t>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</w:t>
-      </w:r>
-      <w:r>
-        <w:rPr>
-          <w:rFonts w:hint="default" w:ascii="sans-serif" w:hAnsi="sans-serif" w:eastAsia="sans-serif" w:cs="sans-serif"/>
-          <w:b w:val="0"/>
-          <w:bCs w:val="0"/>
-          <w:i w:val="0"/>
-          <w:iCs w:val="0"/>
-          <w:caps w:val="0"/>
-          <w:color w:val="auto"/>
-          <w:spacing w:val="0"/>
-          <w:sz w:val="20"/>
-          <w:szCs w:val="20"/>
-          <w:bdr w:val="none" w:color="auto" w:sz="0" w:space="0"/>
-          <w:shd w:val="clear" w:fill="FFFFFF"/>
-          <w:vertAlign w:val="baseline"/>
-        </w:rPr>
-        <w:t>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</w:t>
-      </w:r>
-      <w:r>
-        <w:rPr>
-          <w:rFonts w:hint="default" w:ascii="sans-serif" w:hAnsi="sans-serif" w:eastAsia="sans-serif" w:cs="sans-serif"/>
-          <w:b w:val="0"/>
-          <w:bCs w:val="0"/>
-          <w:i w:val="0"/>
-          <w:iCs w:val="0"/>
-          <w:caps w:val="0"/>
-          <w:color w:val="auto"/>
-          <w:spacing w:val="0"/>
-          <w:sz w:val="20"/>
-          <w:szCs w:val="20"/>
-          <w:bdr w:val="none" w:color="auto" w:sz="0" w:space="0"/>
-          <w:shd w:val="clear" w:fill="FFFFFF"/>
-          <w:vertAlign w:val="baseline"/>
-        </w:rPr>
-        <w:t>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</w:t>
-      </w:r>
-      <w:r>
-        <w:rPr>
-          <w:rFonts w:hint="default" w:ascii="sans-serif" w:hAnsi="sans-serif" w:eastAsia="sans-serif" w:cs="sans-serif"/>
-          <w:b w:val="0"/>
-          <w:bCs w:val="0"/>
-          <w:i w:val="0"/>
-          <w:iCs w:val="0"/>
-          <w:caps w:val="0"/>
-          <w:color w:val="auto"/>
-          <w:spacing w:val="0"/>
-          <w:sz w:val="20"/>
-          <w:szCs w:val="20"/>
-          <w:bdr w:val="none" w:color="auto" w:sz="0" w:space="0"/>
-          <w:shd w:val="clear" w:fill="FFFFFF"/>
-          <w:vertAlign w:val="baseline"/>
-        </w:rPr>
-        <w:t>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</w:t>
-      </w:r>
-      <w:r>
-        <w:rPr>
-          <w:rFonts w:hint="default" w:ascii="sans-serif" w:hAnsi="sans-serif" w:eastAsia="sans-serif" w:cs="sans-serif"/>
-          <w:b w:val="0"/>
-          <w:bCs w:val="0"/>
-          <w:i w:val="0"/>
-          <w:iCs w:val="0"/>
-          <w:caps w:val="0"/>
-          <w:color w:val="auto"/>
-          <w:spacing w:val="0"/>
-          <w:sz w:val="20"/>
-          <w:szCs w:val="20"/>
-          <w:bdr w:val="none" w:color="auto" w:sz="0" w:space="0"/>
-          <w:shd w:val="clear" w:fill="FFFFFF"/>
-          <w:vertAlign w:val="baseline"/>
-        </w:rPr>
-        <w:t>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</w:t>
-      </w:r>
-      <w:r>
-        <w:rPr>
-          <w:rFonts w:hint="default" w:ascii="sans-serif" w:hAnsi="sans-serif" w:eastAsia="sans-serif" w:cs="sans-serif"/>
-          <w:b w:val="0"/>
-          <w:bCs w:val="0"/>
-          <w:i w:val="0"/>
-          <w:iCs w:val="0"/>
-          <w:caps w:val="0"/>
-          <w:color w:val="auto"/>
-          <w:spacing w:val="0"/>
-          <w:sz w:val="20"/>
-          <w:szCs w:val="20"/>
-          <w:bdr w:val="none" w:color="auto" w:sz="0" w:space="0"/>
-          <w:shd w:val="clear" w:fill="FFFFFF"/>
-          <w:vertAlign w:val="baseline"/>
-        </w:rPr>
-        <w:t>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</w:t>
-      </w:r>
-      <w:r>
-        <w:rPr>
-          <w:rFonts w:hint="default" w:ascii="sans-serif" w:hAnsi="sans-serif" w:eastAsia="sans-serif" w:cs="sans-serif"/>
-          <w:b w:val="0"/>
-          <w:bCs w:val="0"/>
-          <w:i w:val="0"/>
-          <w:iCs w:val="0"/>
-          <w:caps w:val="0"/>
-          <w:color w:val="auto"/>
-          <w:spacing w:val="0"/>
-          <w:sz w:val="20"/>
-          <w:szCs w:val="20"/>
-          <w:bdr w:val="none" w:color="auto" w:sz="0" w:space="0"/>
-          <w:shd w:val="clear" w:fill="FFFFFF"/>
-          <w:vertAlign w:val="baseline"/>
-        </w:rPr>
-        <w:t>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</w:t>
-      </w:r>
-      <w:r>
-        <w:rPr>
-          <w:rFonts w:hint="default" w:ascii="sans-serif" w:hAnsi="sans-serif" w:eastAsia="sans-serif" w:cs="sans-serif"/>
-          <w:b w:val="0"/>
-          <w:bCs w:val="0"/>
-          <w:i w:val="0"/>
-          <w:iCs w:val="0"/>
-          <w:caps w:val="0"/>
-          <w:color w:val="auto"/>
-          <w:spacing w:val="0"/>
-          <w:sz w:val="20"/>
-          <w:szCs w:val="20"/>
-          <w:bdr w:val="none" w:color="auto" w:sz="0" w:space="0"/>
-          <w:shd w:val="clear" w:fill="FFFFFF"/>
-          <w:vertAlign w:val="baseline"/>
-        </w:rPr>
-        <w:t>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</w:t>
-      </w:r>
-      <w:r>
-        <w:rPr>
-          <w:rFonts w:hint="default" w:ascii="sans-serif" w:hAnsi="sans-serif" w:eastAsia="sans-serif" w:cs="sans-serif"/>
-          <w:b w:val="0"/>
-          <w:bCs w:val="0"/>
-          <w:i w:val="0"/>
-          <w:iCs w:val="0"/>
-          <w:caps w:val="0"/>
-          <w:color w:val="auto"/>
-          <w:spacing w:val="0"/>
-          <w:sz w:val="20"/>
-          <w:szCs w:val="20"/>
-          <w:bdr w:val="none" w:color="auto" w:sz="0" w:space="0"/>
-          <w:shd w:val="clear" w:fill="FFFFFF"/>
-          <w:vertAlign w:val="baseline"/>
-        </w:rPr>
-        <w:t>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</w:t>
-      </w:r>
-      <w:r>
-        <w:rPr>
-          <w:rFonts w:hint="default" w:ascii="sans-serif" w:hAnsi="sans-serif" w:eastAsia="sans-serif" w:cs="sans-serif"/>
-          <w:b w:val="0"/>
-          <w:bCs w:val="0"/>
-          <w:i w:val="0"/>
-          <w:iCs w:val="0"/>
-          <w:caps w:val="0"/>
-          <w:color w:val="auto"/>
-          <w:spacing w:val="0"/>
-          <w:sz w:val="20"/>
-          <w:szCs w:val="20"/>
-          <w:bdr w:val="none" w:color="auto" w:sz="0" w:space="0"/>
-          <w:shd w:val="clear" w:fill="FFFFFF"/>
-          <w:vertAlign w:val="baseline"/>
-        </w:rPr>
-        <w:t>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</w:t>
-      </w:r>
-      <w:r>
-        <w:rPr>
-          <w:rFonts w:hint="default" w:ascii="sans-serif" w:hAnsi="sans-serif" w:eastAsia="sans-serif" w:cs="sans-serif"/>
-          <w:b w:val="0"/>
-          <w:bCs w:val="0"/>
-          <w:i w:val="0"/>
-          <w:iCs w:val="0"/>
-          <w:caps w:val="0"/>
-          <w:color w:val="auto"/>
-          <w:spacing w:val="0"/>
-          <w:sz w:val="20"/>
-          <w:szCs w:val="20"/>
-          <w:bdr w:val="none" w:color="auto" w:sz="0" w:space="0"/>
-          <w:shd w:val="clear" w:fill="FFFFFF"/>
-          <w:vertAlign w:val="baseline"/>
-        </w:rPr>
-        <w:t>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</w:t>
-      </w:r>
-      <w:r>
-        <w:rPr>
-          <w:rFonts w:hint="default" w:ascii="sans-serif" w:hAnsi="sans-serif" w:eastAsia="sans-serif" w:cs="sans-serif"/>
-          <w:b w:val="0"/>
-          <w:bCs w:val="0"/>
-          <w:i w:val="0"/>
-          <w:iCs w:val="0"/>
-          <w:caps w:val="0"/>
-          <w:color w:val="auto"/>
-          <w:spacing w:val="0"/>
-          <w:sz w:val="20"/>
-          <w:szCs w:val="20"/>
-          <w:bdr w:val="none" w:color="auto" w:sz="0" w:space="0"/>
-          <w:shd w:val="clear" w:fill="FFFFFF"/>
-          <w:vertAlign w:val="baseline"/>
-        </w:rPr>
-        <w:t>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</w:t>
-      </w:r>
-      <w:r>
-        <w:rPr>
-          <w:rFonts w:hint="default" w:ascii="sans-serif" w:hAnsi="sans-serif" w:eastAsia="sans-serif" w:cs="sans-serif"/>
-          <w:b w:val="0"/>
-          <w:bCs w:val="0"/>
-          <w:i w:val="0"/>
-          <w:iCs w:val="0"/>
-          <w:caps w:val="0"/>
-          <w:color w:val="auto"/>
-          <w:spacing w:val="0"/>
-          <w:sz w:val="20"/>
-          <w:szCs w:val="20"/>
-          <w:bdr w:val="none" w:color="auto" w:sz="0" w:space="0"/>
-          <w:shd w:val="clear" w:fill="FFFFFF"/>
-          <w:vertAlign w:val="baseline"/>
-        </w:rPr>
-        <w:t>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</w:t>
-      </w:r>
-      <w:r>
-        <w:rPr>
-          <w:rFonts w:hint="default" w:ascii="sans-serif" w:hAnsi="sans-serif" w:eastAsia="sans-serif" w:cs="sans-serif"/>
-          <w:b w:val="0"/>
-          <w:bCs w:val="0"/>
-          <w:i w:val="0"/>
-          <w:iCs w:val="0"/>
-          <w:caps w:val="0"/>
-          <w:color w:val="auto"/>
-          <w:spacing w:val="0"/>
-          <w:sz w:val="20"/>
-          <w:szCs w:val="20"/>
-          <w:bdr w:val="none" w:color="auto" w:sz="0" w:space="0"/>
-          <w:shd w:val="clear" w:fill="FFFFFF"/>
-          <w:vertAlign w:val="baseline"/>
-        </w:rPr>
-        <w:t>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</w:t>
-      </w:r>
-      <w:r>
-        <w:rPr>
-          <w:rFonts w:hint="default" w:ascii="sans-serif" w:hAnsi="sans-serif" w:eastAsia="sans-serif" w:cs="sans-serif"/>
-          <w:b w:val="0"/>
-          <w:bCs w:val="0"/>
-          <w:i w:val="0"/>
-          <w:iCs w:val="0"/>
-          <w:caps w:val="0"/>
-          <w:color w:val="auto"/>
-          <w:spacing w:val="0"/>
-          <w:sz w:val="20"/>
-          <w:szCs w:val="20"/>
-          <w:bdr w:val="none" w:color="auto" w:sz="0" w:space="0"/>
-          <w:shd w:val="clear" w:fill="FFFFFF"/>
-          <w:vertAlign w:val="baseline"/>
-        </w:rPr>
-        <w:t>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</w:t>
-      </w:r>
-      <w:r>
-        <w:rPr>
-          <w:rFonts w:hint="default" w:ascii="sans-serif" w:hAnsi="sans-serif" w:eastAsia="sans-serif" w:cs="sans-serif"/>
-          <w:b w:val="0"/>
-          <w:bCs w:val="0"/>
-          <w:i w:val="0"/>
-          <w:iCs w:val="0"/>
-          <w:caps w:val="0"/>
-          <w:color w:val="auto"/>
-          <w:spacing w:val="0"/>
-          <w:sz w:val="20"/>
-          <w:szCs w:val="20"/>
-          <w:bdr w:val="none" w:color="auto" w:sz="0" w:space="0"/>
-          <w:shd w:val="clear" w:fill="FFFFFF"/>
-          <w:vertAlign w:val="baseline"/>
-        </w:rPr>
-        <w:t>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</w:t>
-      </w:r>
-      <w:r>
-        <w:rPr>
-          <w:rFonts w:hint="default" w:ascii="sans-serif" w:hAnsi="sans-serif" w:eastAsia="sans-serif" w:cs="sans-serif"/>
-          <w:b w:val="0"/>
-          <w:bCs w:val="0"/>
-          <w:i w:val="0"/>
-          <w:iCs w:val="0"/>
-          <w:caps w:val="0"/>
-          <w:color w:val="auto"/>
-          <w:spacing w:val="0"/>
-          <w:sz w:val="20"/>
-          <w:szCs w:val="20"/>
-          <w:bdr w:val="none" w:color="auto" w:sz="0" w:space="0"/>
-          <w:shd w:val="clear" w:fill="FFFFFF"/>
-          <w:vertAlign w:val="baseline"/>
-        </w:rPr>
-        <w:t>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</w:t>
-      </w:r>
-      <w:r>
-        <w:rPr>
-          <w:rFonts w:hint="default" w:ascii="sans-serif" w:hAnsi="sans-serif" w:eastAsia="sans-serif" w:cs="sans-serif"/>
-          <w:b w:val="0"/>
-          <w:bCs w:val="0"/>
-          <w:i w:val="0"/>
-          <w:iCs w:val="0"/>
-          <w:caps w:val="0"/>
-          <w:color w:val="auto"/>
-          <w:spacing w:val="0"/>
-          <w:sz w:val="20"/>
-          <w:szCs w:val="20"/>
-          <w:bdr w:val="none" w:color="auto" w:sz="0" w:space="0"/>
-          <w:shd w:val="clear" w:fill="FFFFFF"/>
-          <w:vertAlign w:val="baseline"/>
-        </w:rPr>
-        <w:t>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</w:t>
-      </w:r>
-      <w:r>
-        <w:rPr>
-          <w:rFonts w:hint="default" w:ascii="sans-serif" w:hAnsi="sans-serif" w:eastAsia="sans-serif" w:cs="sans-serif"/>
-          <w:b w:val="0"/>
-          <w:bCs w:val="0"/>
-          <w:i w:val="0"/>
-          <w:iCs w:val="0"/>
-          <w:caps w:val="0"/>
-          <w:color w:val="auto"/>
-          <w:spacing w:val="0"/>
-          <w:sz w:val="20"/>
-          <w:szCs w:val="20"/>
-          <w:bdr w:val="none" w:color="auto" w:sz="0" w:space="0"/>
-          <w:shd w:val="clear" w:fill="FFFFFF"/>
-          <w:vertAlign w:val="baseline"/>
-        </w:rPr>
-        <w:t>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</w:t>
-      </w:r>
-      <w:r>
-        <w:rPr>
-          <w:rFonts w:hint="default" w:ascii="sans-serif" w:hAnsi="sans-serif" w:eastAsia="sans-serif" w:cs="sans-serif"/>
-          <w:b w:val="0"/>
-          <w:bCs w:val="0"/>
-          <w:i w:val="0"/>
-          <w:iCs w:val="0"/>
-          <w:caps w:val="0"/>
-          <w:color w:val="auto"/>
-          <w:spacing w:val="0"/>
-          <w:sz w:val="20"/>
-          <w:szCs w:val="20"/>
-          <w:bdr w:val="none" w:color="auto" w:sz="0" w:space="0"/>
-          <w:shd w:val="clear" w:fill="FFFFFF"/>
-          <w:vertAlign w:val="baseline"/>
-        </w:rPr>
-        <w:t>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</w:t>
-      </w:r>
-      <w:r>
-        <w:rPr>
-          <w:rFonts w:hint="default" w:ascii="sans-serif" w:hAnsi="sans-serif" w:eastAsia="sans-serif" w:cs="sans-serif"/>
-          <w:b w:val="0"/>
-          <w:bCs w:val="0"/>
-          <w:i w:val="0"/>
-          <w:iCs w:val="0"/>
-          <w:caps w:val="0"/>
-          <w:color w:val="auto"/>
-          <w:spacing w:val="0"/>
-          <w:sz w:val="20"/>
-          <w:szCs w:val="20"/>
-          <w:bdr w:val="none" w:color="auto" w:sz="0" w:space="0"/>
-          <w:shd w:val="clear" w:fill="FFFFFF"/>
-          <w:vertAlign w:val="baseline"/>
-        </w:rPr>
-        <w:t>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</w:t>
-      </w:r>
-      <w:r>
-        <w:rPr>
-          <w:rFonts w:hint="default" w:ascii="sans-serif" w:hAnsi="sans-serif" w:eastAsia="sans-serif" w:cs="sans-serif"/>
-          <w:b w:val="0"/>
-          <w:bCs w:val="0"/>
-          <w:i w:val="0"/>
-          <w:iCs w:val="0"/>
-          <w:caps w:val="0"/>
-          <w:color w:val="auto"/>
-          <w:spacing w:val="0"/>
-          <w:sz w:val="20"/>
-          <w:szCs w:val="20"/>
-          <w:bdr w:val="none" w:color="auto" w:sz="0" w:space="0"/>
-          <w:shd w:val="clear" w:fill="FFFFFF"/>
-          <w:vertAlign w:val="baseline"/>
-        </w:rPr>
-        <w:t>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</w:t>
-      </w:r>
-      <w:r>
-        <w:rPr>
-          <w:rFonts w:hint="default" w:ascii="sans-serif" w:hAnsi="sans-serif" w:eastAsia="sans-serif" w:cs="sans-serif"/>
-          <w:b w:val="0"/>
-          <w:bCs w:val="0"/>
-          <w:i w:val="0"/>
-          <w:iCs w:val="0"/>
-          <w:caps w:val="0"/>
-          <w:color w:val="auto"/>
-          <w:spacing w:val="0"/>
-          <w:sz w:val="20"/>
-          <w:szCs w:val="20"/>
-          <w:bdr w:val="none" w:color="auto" w:sz="0" w:space="0"/>
-          <w:shd w:val="clear" w:fill="FFFFFF"/>
-          <w:vertAlign w:val="baseline"/>
-        </w:rPr>
-        <w:t>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</w:t>
-      </w:r>
-      <w:r>
-        <w:rPr>
-          <w:rFonts w:hint="default" w:ascii="sans-serif" w:hAnsi="sans-serif" w:eastAsia="sans-serif" w:cs="sans-serif"/>
-          <w:b w:val="0"/>
-          <w:bCs w:val="0"/>
-          <w:i w:val="0"/>
-          <w:iCs w:val="0"/>
-          <w:caps w:val="0"/>
-          <w:color w:val="auto"/>
-          <w:spacing w:val="0"/>
-          <w:sz w:val="20"/>
-          <w:szCs w:val="20"/>
-          <w:bdr w:val="none" w:color="auto" w:sz="0" w:space="0"/>
-          <w:shd w:val="clear" w:fill="FFFFFF"/>
-          <w:vertAlign w:val="baseline"/>
-        </w:rPr>
-        <w:t>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</w:t>
-      </w:r>
-      <w:r>
-        <w:rPr>
-          <w:rFonts w:hint="default" w:ascii="sans-serif" w:hAnsi="sans-serif" w:eastAsia="sans-serif" w:cs="sans-serif"/>
-          <w:b w:val="0"/>
-          <w:bCs w:val="0"/>
-          <w:i w:val="0"/>
-          <w:iCs w:val="0"/>
-          <w:caps w:val="0"/>
-          <w:color w:val="auto"/>
-          <w:spacing w:val="0"/>
-          <w:sz w:val="20"/>
-          <w:szCs w:val="20"/>
-          <w:bdr w:val="none" w:color="auto" w:sz="0" w:space="0"/>
-          <w:shd w:val="clear" w:fill="FFFFFF"/>
-          <w:vertAlign w:val="baseline"/>
-        </w:rPr>
-        <w:t>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</w:t>
-      </w:r>
-      <w:r>
-        <w:rPr>
-          <w:rFonts w:hint="default" w:ascii="sans-serif" w:hAnsi="sans-serif" w:eastAsia="sans-serif" w:cs="sans-serif"/>
-          <w:b w:val="0"/>
-          <w:bCs w:val="0"/>
-          <w:i w:val="0"/>
-          <w:iCs w:val="0"/>
-          <w:caps w:val="0"/>
-          <w:color w:val="auto"/>
-          <w:spacing w:val="0"/>
-          <w:sz w:val="20"/>
-          <w:szCs w:val="20"/>
-          <w:bdr w:val="none" w:color="auto" w:sz="0" w:space="0"/>
-          <w:shd w:val="clear" w:fill="FFFFFF"/>
-          <w:vertAlign w:val="baseline"/>
-        </w:rPr>
-        <w:t>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</w:t>
-      </w:r>
-      <w:r>
-        <w:rPr>
-          <w:rFonts w:hint="default" w:ascii="sans-serif" w:hAnsi="sans-serif" w:eastAsia="sans-serif" w:cs="sans-serif"/>
-          <w:b w:val="0"/>
-          <w:bCs w:val="0"/>
-          <w:i w:val="0"/>
-          <w:iCs w:val="0"/>
-          <w:caps w:val="0"/>
-          <w:color w:val="auto"/>
-          <w:spacing w:val="0"/>
-          <w:sz w:val="20"/>
-          <w:szCs w:val="20"/>
-          <w:bdr w:val="none" w:color="auto" w:sz="0" w:space="0"/>
-          <w:shd w:val="clear" w:fill="FFFFFF"/>
-          <w:vertAlign w:val="baseline"/>
-        </w:rPr>
-        <w:t>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</w:t>
-      </w:r>
-      <w:r>
-        <w:rPr>
-          <w:rFonts w:hint="default" w:ascii="sans-serif" w:hAnsi="sans-serif" w:eastAsia="sans-serif" w:cs="sans-serif"/>
-          <w:b w:val="0"/>
-          <w:bCs w:val="0"/>
-          <w:i w:val="0"/>
-          <w:iCs w:val="0"/>
-          <w:caps w:val="0"/>
-          <w:color w:val="auto"/>
-          <w:spacing w:val="0"/>
-          <w:sz w:val="20"/>
-          <w:szCs w:val="20"/>
-          <w:bdr w:val="none" w:color="auto" w:sz="0" w:space="0"/>
-          <w:shd w:val="clear" w:fill="FFFFFF"/>
-          <w:vertAlign w:val="baseline"/>
-        </w:rPr>
-        <w:t>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</w:t>
-      </w:r>
-      <w:r>
-        <w:rPr>
-          <w:rFonts w:hint="default" w:ascii="sans-serif" w:hAnsi="sans-serif" w:eastAsia="sans-serif" w:cs="sans-serif"/>
-          <w:b w:val="0"/>
-          <w:bCs w:val="0"/>
-          <w:i w:val="0"/>
-          <w:iCs w:val="0"/>
-          <w:caps w:val="0"/>
-          <w:color w:val="auto"/>
-          <w:spacing w:val="0"/>
-          <w:sz w:val="20"/>
-          <w:szCs w:val="20"/>
-          <w:bdr w:val="none" w:color="auto" w:sz="0" w:space="0"/>
-          <w:shd w:val="clear" w:fill="FFFFFF"/>
-          <w:vertAlign w:val="baseline"/>
-        </w:rPr>
-        <w:t>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</w:t>
-      </w:r>
-      <w:r>
-        <w:rPr>
-          <w:rFonts w:hint="default" w:ascii="sans-serif" w:hAnsi="sans-serif" w:eastAsia="sans-serif" w:cs="sans-serif"/>
-          <w:b w:val="0"/>
-          <w:bCs w:val="0"/>
-          <w:i w:val="0"/>
-          <w:iCs w:val="0"/>
-          <w:caps w:val="0"/>
-          <w:color w:val="auto"/>
-          <w:spacing w:val="0"/>
-          <w:sz w:val="20"/>
-          <w:szCs w:val="20"/>
-          <w:bdr w:val="none" w:color="auto" w:sz="0" w:space="0"/>
-          <w:shd w:val="clear" w:fill="FFFFFF"/>
-          <w:vertAlign w:val="baseline"/>
-        </w:rPr>
-        <w:t>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</w:t>
-      </w:r>
-      <w:r>
-        <w:rPr>
-          <w:rFonts w:hint="default" w:ascii="sans-serif" w:hAnsi="sans-serif" w:eastAsia="sans-serif" w:cs="sans-serif"/>
-          <w:b w:val="0"/>
-          <w:bCs w:val="0"/>
-          <w:i w:val="0"/>
-          <w:iCs w:val="0"/>
-          <w:caps w:val="0"/>
-          <w:color w:val="auto"/>
-          <w:spacing w:val="0"/>
-          <w:sz w:val="20"/>
-          <w:szCs w:val="20"/>
-          <w:bdr w:val="none" w:color="auto" w:sz="0" w:space="0"/>
-          <w:shd w:val="clear" w:fill="FFFFFF"/>
-          <w:vertAlign w:val="baseline"/>
-        </w:rPr>
-        <w:t>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</w:t>
-      </w:r>
-      <w:r>
-        <w:rPr>
-          <w:rFonts w:hint="default" w:ascii="sans-serif" w:hAnsi="sans-serif" w:eastAsia="sans-serif" w:cs="sans-serif"/>
-          <w:b w:val="0"/>
-          <w:bCs w:val="0"/>
-          <w:i w:val="0"/>
-          <w:iCs w:val="0"/>
-          <w:caps w:val="0"/>
-          <w:color w:val="auto"/>
-          <w:spacing w:val="0"/>
-          <w:sz w:val="20"/>
-          <w:szCs w:val="20"/>
-          <w:bdr w:val="none" w:color="auto" w:sz="0" w:space="0"/>
-          <w:shd w:val="clear" w:fill="FFFFFF"/>
-          <w:vertAlign w:val="baseline"/>
-        </w:rPr>
-        <w:t>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</w:t>
-      </w:r>
-      <w:r>
-        <w:rPr>
-          <w:rFonts w:hint="default" w:ascii="sans-serif" w:hAnsi="sans-serif" w:eastAsia="sans-serif" w:cs="sans-serif"/>
-          <w:b w:val="0"/>
-          <w:bCs w:val="0"/>
-          <w:i w:val="0"/>
-          <w:iCs w:val="0"/>
-          <w:caps w:val="0"/>
-          <w:color w:val="auto"/>
-          <w:spacing w:val="0"/>
-          <w:sz w:val="20"/>
-          <w:szCs w:val="20"/>
-          <w:bdr w:val="none" w:color="auto" w:sz="0" w:space="0"/>
-          <w:shd w:val="clear" w:fill="FFFFFF"/>
-          <w:vertAlign w:val="baseline"/>
-        </w:rPr>
-        <w:t>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</w:t>
-      </w:r>
-      <w:r>
-        <w:rPr>
-          <w:rFonts w:hint="default" w:ascii="sans-serif" w:hAnsi="sans-serif" w:eastAsia="sans-serif" w:cs="sans-serif"/>
-          <w:b w:val="0"/>
-          <w:bCs w:val="0"/>
-          <w:i w:val="0"/>
-          <w:iCs w:val="0"/>
-          <w:caps w:val="0"/>
-          <w:color w:val="auto"/>
-          <w:spacing w:val="0"/>
-          <w:sz w:val="20"/>
-          <w:szCs w:val="20"/>
-          <w:bdr w:val="none" w:color="auto" w:sz="0" w:space="0"/>
-          <w:shd w:val="clear" w:fill="FFFFFF"/>
-          <w:vertAlign w:val="baseline"/>
-        </w:rPr>
-        <w:t>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</w:t>
-      </w:r>
-      <w:r>
-        <w:rPr>
-          <w:rFonts w:hint="default" w:ascii="sans-serif" w:hAnsi="sans-serif" w:eastAsia="sans-serif" w:cs="sans-serif"/>
-          <w:b w:val="0"/>
-          <w:bCs w:val="0"/>
-          <w:i w:val="0"/>
-          <w:iCs w:val="0"/>
-          <w:caps w:val="0"/>
-          <w:color w:val="auto"/>
-          <w:spacing w:val="0"/>
-          <w:sz w:val="20"/>
-          <w:szCs w:val="20"/>
-          <w:bdr w:val="none" w:color="auto" w:sz="0" w:space="0"/>
-          <w:shd w:val="clear" w:fill="FFFFFF"/>
-          <w:vertAlign w:val="baseline"/>
-        </w:rPr>
-        <w:t>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</w:t>
-      </w:r>
-      <w:r>
-        <w:rPr>
-          <w:rFonts w:hint="default" w:ascii="sans-serif" w:hAnsi="sans-serif" w:eastAsia="sans-serif" w:cs="sans-serif"/>
-          <w:b w:val="0"/>
-          <w:bCs w:val="0"/>
-          <w:i w:val="0"/>
-          <w:iCs w:val="0"/>
-          <w:caps w:val="0"/>
-          <w:color w:val="auto"/>
-          <w:spacing w:val="0"/>
-          <w:sz w:val="20"/>
-          <w:szCs w:val="20"/>
-          <w:bdr w:val="none" w:color="auto" w:sz="0" w:space="0"/>
-          <w:shd w:val="clear" w:fill="FFFFFF"/>
-          <w:vertAlign w:val="baseline"/>
-        </w:rPr>
-        <w:t>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</w:t>
-      </w:r>
-      <w:r>
-        <w:rPr>
-          <w:rFonts w:hint="default" w:ascii="sans-serif" w:hAnsi="sans-serif" w:eastAsia="sans-serif" w:cs="sans-serif"/>
-          <w:b w:val="0"/>
-          <w:bCs w:val="0"/>
-          <w:i w:val="0"/>
-          <w:iCs w:val="0"/>
-          <w:caps w:val="0"/>
-          <w:color w:val="auto"/>
-          <w:spacing w:val="0"/>
-          <w:sz w:val="20"/>
-          <w:szCs w:val="20"/>
-          <w:bdr w:val="none" w:color="auto" w:sz="0" w:space="0"/>
-          <w:shd w:val="clear" w:fill="FFFFFF"/>
-          <w:vertAlign w:val="baseline"/>
-        </w:rPr>
-        <w:t>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</w:t>
-      </w:r>
-      <w:r>
-        <w:rPr>
-          <w:rFonts w:hint="default" w:ascii="sans-serif" w:hAnsi="sans-serif" w:eastAsia="sans-serif" w:cs="sans-serif"/>
-          <w:b w:val="0"/>
-          <w:bCs w:val="0"/>
-          <w:i w:val="0"/>
-          <w:iCs w:val="0"/>
-          <w:caps w:val="0"/>
-          <w:color w:val="auto"/>
-          <w:spacing w:val="0"/>
-          <w:sz w:val="20"/>
-          <w:szCs w:val="20"/>
-          <w:bdr w:val="none" w:color="auto" w:sz="0" w:space="0"/>
-          <w:shd w:val="clear" w:fill="FFFFFF"/>
-          <w:vertAlign w:val="baseline"/>
-        </w:rPr>
-        <w:t>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</w:t>
-      </w:r>
-      <w:r>
-        <w:rPr>
-          <w:rFonts w:hint="default" w:ascii="sans-serif" w:hAnsi="sans-serif" w:eastAsia="sans-serif" w:cs="sans-serif"/>
-          <w:b w:val="0"/>
-          <w:bCs w:val="0"/>
-          <w:i w:val="0"/>
-          <w:iCs w:val="0"/>
-          <w:caps w:val="0"/>
-          <w:color w:val="auto"/>
-          <w:spacing w:val="0"/>
-          <w:sz w:val="20"/>
-          <w:szCs w:val="20"/>
-          <w:bdr w:val="none" w:color="auto" w:sz="0" w:space="0"/>
-          <w:shd w:val="clear" w:fill="FFFFFF"/>
-          <w:vertAlign w:val="baseline"/>
-        </w:rPr>
-        <w:t>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</w:t>
-      </w:r>
-      <w:r>
-        <w:rPr>
-          <w:rFonts w:hint="default" w:ascii="sans-serif" w:hAnsi="sans-serif" w:eastAsia="sans-serif" w:cs="sans-serif"/>
-          <w:b w:val="0"/>
-          <w:bCs w:val="0"/>
-          <w:i w:val="0"/>
-          <w:iCs w:val="0"/>
-          <w:caps w:val="0"/>
-          <w:color w:val="auto"/>
-          <w:spacing w:val="0"/>
-          <w:sz w:val="20"/>
-          <w:szCs w:val="20"/>
-          <w:bdr w:val="none" w:color="auto" w:sz="0" w:space="0"/>
-          <w:shd w:val="clear" w:fill="FFFFFF"/>
-          <w:vertAlign w:val="baseline"/>
-        </w:rPr>
-        <w:t>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</w:t>
-      </w:r>
-      <w:r>
-        <w:rPr>
-          <w:rFonts w:hint="default" w:ascii="sans-serif" w:hAnsi="sans-serif" w:eastAsia="sans-serif" w:cs="sans-serif"/>
-          <w:b w:val="0"/>
-          <w:bCs w:val="0"/>
-          <w:i w:val="0"/>
-          <w:iCs w:val="0"/>
-          <w:caps w:val="0"/>
-          <w:color w:val="auto"/>
-          <w:spacing w:val="0"/>
-          <w:sz w:val="20"/>
-          <w:szCs w:val="20"/>
-          <w:bdr w:val="none" w:color="auto" w:sz="0" w:space="0"/>
-          <w:shd w:val="clear" w:fill="FFFFFF"/>
-          <w:vertAlign w:val="baseline"/>
-        </w:rPr>
-        <w:t>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</w:t>
-      </w:r>
-      <w:r>
-        <w:rPr>
-          <w:rFonts w:hint="default" w:ascii="sans-serif" w:hAnsi="sans-serif" w:eastAsia="sans-serif" w:cs="sans-serif"/>
-          <w:b w:val="0"/>
-          <w:bCs w:val="0"/>
-          <w:i w:val="0"/>
-          <w:iCs w:val="0"/>
-          <w:caps w:val="0"/>
-          <w:color w:val="auto"/>
-          <w:spacing w:val="0"/>
-          <w:sz w:val="20"/>
-          <w:szCs w:val="20"/>
-          <w:bdr w:val="none" w:color="auto" w:sz="0" w:space="0"/>
-          <w:shd w:val="clear" w:fill="FFFFFF"/>
-          <w:vertAlign w:val="baseline"/>
-        </w:rPr>
-        <w:t>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</w:t>
-      </w:r>
-      <w:r>
-        <w:rPr>
-          <w:rFonts w:hint="default" w:ascii="sans-serif" w:hAnsi="sans-serif" w:eastAsia="sans-serif" w:cs="sans-serif"/>
-          <w:b w:val="0"/>
-          <w:bCs w:val="0"/>
-          <w:i w:val="0"/>
-          <w:iCs w:val="0"/>
-          <w:caps w:val="0"/>
-          <w:color w:val="auto"/>
-          <w:spacing w:val="0"/>
-          <w:sz w:val="20"/>
-          <w:szCs w:val="20"/>
-          <w:bdr w:val="none" w:color="auto" w:sz="0" w:space="0"/>
-          <w:shd w:val="clear" w:fill="FFFFFF"/>
-          <w:vertAlign w:val="baseline"/>
-        </w:rPr>
-        <w:t>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</w:t>
-      </w:r>
-      <w:r>
-        <w:rPr>
-          <w:rFonts w:hint="default" w:ascii="sans-serif" w:hAnsi="sans-serif" w:eastAsia="sans-serif" w:cs="sans-serif"/>
-          <w:b w:val="0"/>
-          <w:bCs w:val="0"/>
-          <w:i w:val="0"/>
-          <w:iCs w:val="0"/>
-          <w:caps w:val="0"/>
-          <w:color w:val="auto"/>
-          <w:spacing w:val="0"/>
-          <w:sz w:val="20"/>
-          <w:szCs w:val="20"/>
-          <w:bdr w:val="none" w:color="auto" w:sz="0" w:space="0"/>
-          <w:shd w:val="clear" w:fill="FFFFFF"/>
-          <w:vertAlign w:val="baseline"/>
-        </w:rPr>
-        <w:t>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</w:t>
-      </w:r>
-      <w:r>
-        <w:rPr>
-          <w:rFonts w:hint="default" w:ascii="sans-serif" w:hAnsi="sans-serif" w:eastAsia="sans-serif" w:cs="sans-serif"/>
-          <w:b w:val="0"/>
-          <w:bCs w:val="0"/>
-          <w:i w:val="0"/>
-          <w:iCs w:val="0"/>
-          <w:caps w:val="0"/>
-          <w:color w:val="auto"/>
-          <w:spacing w:val="0"/>
-          <w:sz w:val="20"/>
-          <w:szCs w:val="20"/>
-          <w:bdr w:val="none" w:color="auto" w:sz="0" w:space="0"/>
-          <w:shd w:val="clear" w:fill="FFFFFF"/>
-          <w:vertAlign w:val="baseline"/>
-        </w:rPr>
-        <w:t>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</w:t>
-      </w:r>
-      <w:r>
-        <w:rPr>
-          <w:rFonts w:hint="default" w:ascii="sans-serif" w:hAnsi="sans-serif" w:eastAsia="sans-serif" w:cs="sans-serif"/>
-          <w:b w:val="0"/>
-          <w:bCs w:val="0"/>
-          <w:i w:val="0"/>
-          <w:iCs w:val="0"/>
-          <w:caps w:val="0"/>
-          <w:color w:val="auto"/>
-          <w:spacing w:val="0"/>
-          <w:sz w:val="20"/>
-          <w:szCs w:val="20"/>
-          <w:bdr w:val="none" w:color="auto" w:sz="0" w:space="0"/>
-          <w:shd w:val="clear" w:fill="FFFFFF"/>
-          <w:vertAlign w:val="baseline"/>
-        </w:rPr>
-        <w:t>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</w:t>
-      </w:r>
-      <w:r>
-        <w:rPr>
-          <w:rFonts w:hint="default" w:ascii="sans-serif" w:hAnsi="sans-serif" w:eastAsia="sans-serif" w:cs="sans-serif"/>
-          <w:b w:val="0"/>
-          <w:bCs w:val="0"/>
-          <w:i w:val="0"/>
-          <w:iCs w:val="0"/>
-          <w:caps w:val="0"/>
-          <w:color w:val="auto"/>
-          <w:spacing w:val="0"/>
-          <w:sz w:val="20"/>
-          <w:szCs w:val="20"/>
-          <w:bdr w:val="none" w:color="auto" w:sz="0" w:space="0"/>
-          <w:shd w:val="clear" w:fill="FFFFFF"/>
-          <w:vertAlign w:val="baseline"/>
-        </w:rPr>
-        <w:t>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</w:t>
-      </w:r>
-      <w:r>
-        <w:rPr>
-          <w:rFonts w:hint="default" w:ascii="sans-serif" w:hAnsi="sans-serif" w:eastAsia="sans-serif" w:cs="sans-serif"/>
-          <w:b w:val="0"/>
-          <w:bCs w:val="0"/>
-          <w:i w:val="0"/>
-          <w:iCs w:val="0"/>
-          <w:caps w:val="0"/>
-          <w:color w:val="auto"/>
-          <w:spacing w:val="0"/>
-          <w:sz w:val="20"/>
-          <w:szCs w:val="20"/>
-          <w:bdr w:val="none" w:color="auto" w:sz="0" w:space="0"/>
-          <w:shd w:val="clear" w:fill="FFFFFF"/>
-          <w:vertAlign w:val="baseline"/>
-        </w:rPr>
-        <w:t>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</w:t>
-      </w:r>
-      <w:r>
-        <w:rPr>
-          <w:rFonts w:hint="default" w:ascii="sans-serif" w:hAnsi="sans-serif" w:eastAsia="sans-serif" w:cs="sans-serif"/>
-          <w:b w:val="0"/>
-          <w:bCs w:val="0"/>
-          <w:i w:val="0"/>
-          <w:iCs w:val="0"/>
-          <w:caps w:val="0"/>
-          <w:color w:val="auto"/>
-          <w:spacing w:val="0"/>
-          <w:sz w:val="20"/>
-          <w:szCs w:val="20"/>
-          <w:bdr w:val="none" w:color="auto" w:sz="0" w:space="0"/>
-          <w:shd w:val="clear" w:fill="FFFFFF"/>
-          <w:vertAlign w:val="baseline"/>
-        </w:rPr>
-        <w:t>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</w:t>
-      </w:r>
-      <w:r>
-        <w:rPr>
-          <w:rFonts w:hint="default" w:ascii="sans-serif" w:hAnsi="sans-serif" w:eastAsia="sans-serif" w:cs="sans-serif"/>
-          <w:b w:val="0"/>
-          <w:bCs w:val="0"/>
-          <w:i w:val="0"/>
-          <w:iCs w:val="0"/>
-          <w:caps w:val="0"/>
-          <w:color w:val="auto"/>
-          <w:spacing w:val="0"/>
-          <w:sz w:val="20"/>
-          <w:szCs w:val="20"/>
-          <w:bdr w:val="none" w:color="auto" w:sz="0" w:space="0"/>
-          <w:shd w:val="clear" w:fill="FFFFFF"/>
-          <w:vertAlign w:val="baseline"/>
-        </w:rPr>
-        <w:t>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</w:t>
-      </w:r>
-      <w:r>
-        <w:rPr>
-          <w:rFonts w:hint="default" w:ascii="sans-serif" w:hAnsi="sans-serif" w:eastAsia="sans-serif" w:cs="sans-serif"/>
-          <w:b w:val="0"/>
-          <w:bCs w:val="0"/>
-          <w:i w:val="0"/>
-          <w:iCs w:val="0"/>
-          <w:caps w:val="0"/>
-          <w:color w:val="auto"/>
-          <w:spacing w:val="0"/>
-          <w:sz w:val="20"/>
-          <w:szCs w:val="20"/>
-          <w:bdr w:val="none" w:color="auto" w:sz="0" w:space="0"/>
-          <w:shd w:val="clear" w:fill="FFFFFF"/>
-          <w:vertAlign w:val="baseline"/>
-        </w:rPr>
-        <w:t>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</w:t>
-      </w:r>
-      <w:r>
-        <w:rPr>
-          <w:rFonts w:hint="default" w:ascii="sans-serif" w:hAnsi="sans-serif" w:eastAsia="sans-serif" w:cs="sans-serif"/>
-          <w:b w:val="0"/>
-          <w:bCs w:val="0"/>
-          <w:i w:val="0"/>
-          <w:iCs w:val="0"/>
-          <w:caps w:val="0"/>
-          <w:color w:val="auto"/>
-          <w:spacing w:val="0"/>
-          <w:sz w:val="20"/>
-          <w:szCs w:val="20"/>
-          <w:bdr w:val="none" w:color="auto" w:sz="0" w:space="0"/>
-          <w:shd w:val="clear" w:fill="FFFFFF"/>
-          <w:vertAlign w:val="baseline"/>
-        </w:rPr>
-        <w:t>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</w:t>
-      </w:r>
-      <w:r>
-        <w:rPr>
-          <w:rFonts w:hint="default" w:ascii="sans-serif" w:hAnsi="sans-serif" w:eastAsia="sans-serif" w:cs="sans-serif"/>
-          <w:b w:val="0"/>
-          <w:bCs w:val="0"/>
-          <w:i w:val="0"/>
-          <w:iCs w:val="0"/>
-          <w:caps w:val="0"/>
-          <w:color w:val="auto"/>
-          <w:spacing w:val="0"/>
-          <w:sz w:val="20"/>
-          <w:szCs w:val="20"/>
-          <w:bdr w:val="none" w:color="auto" w:sz="0" w:space="0"/>
-          <w:shd w:val="clear" w:fill="FFFFFF"/>
-          <w:vertAlign w:val="baseline"/>
-        </w:rPr>
-        <w:t>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</w:t>
-      </w:r>
-      <w:r>
-        <w:rPr>
-          <w:rFonts w:hint="default" w:ascii="sans-serif" w:hAnsi="sans-serif" w:eastAsia="sans-serif" w:cs="sans-serif"/>
-          <w:b w:val="0"/>
-          <w:bCs w:val="0"/>
-          <w:i w:val="0"/>
-          <w:iCs w:val="0"/>
-          <w:caps w:val="0"/>
-          <w:color w:val="auto"/>
-          <w:spacing w:val="0"/>
-          <w:sz w:val="20"/>
-          <w:szCs w:val="20"/>
-          <w:bdr w:val="none" w:color="auto" w:sz="0" w:space="0"/>
-          <w:shd w:val="clear" w:fill="FFFFFF"/>
-          <w:vertAlign w:val="baseline"/>
-        </w:rPr>
-        <w:t>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</w:t>
-      </w:r>
-      <w:r>
-        <w:rPr>
-          <w:rFonts w:hint="default" w:ascii="sans-serif" w:hAnsi="sans-serif" w:eastAsia="sans-serif" w:cs="sans-serif"/>
-          <w:b w:val="0"/>
-          <w:bCs w:val="0"/>
-          <w:i w:val="0"/>
-          <w:iCs w:val="0"/>
-          <w:caps w:val="0"/>
-          <w:color w:val="auto"/>
-          <w:spacing w:val="0"/>
-          <w:sz w:val="20"/>
-          <w:szCs w:val="20"/>
-          <w:bdr w:val="none" w:color="auto" w:sz="0" w:space="0"/>
-          <w:shd w:val="clear" w:fill="FFFFFF"/>
-          <w:vertAlign w:val="baseline"/>
-        </w:rPr>
-        <w:t>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</w:t>
-      </w:r>
-      <w:r>
-        <w:rPr>
-          <w:rFonts w:hint="default" w:ascii="sans-serif" w:hAnsi="sans-serif" w:eastAsia="sans-serif" w:cs="sans-serif"/>
-          <w:b w:val="0"/>
-          <w:bCs w:val="0"/>
-          <w:i w:val="0"/>
-          <w:iCs w:val="0"/>
-          <w:caps w:val="0"/>
-          <w:color w:val="auto"/>
-          <w:spacing w:val="0"/>
-          <w:sz w:val="20"/>
-          <w:szCs w:val="20"/>
-          <w:bdr w:val="none" w:color="auto" w:sz="0" w:space="0"/>
-          <w:shd w:val="clear" w:fill="FFFFFF"/>
-          <w:vertAlign w:val="baseline"/>
-        </w:rPr>
-        <w:t>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</w:t>
-      </w:r>
-      <w:r>
-        <w:rPr>
-          <w:rFonts w:hint="default" w:ascii="sans-serif" w:hAnsi="sans-serif" w:eastAsia="sans-serif" w:cs="sans-serif"/>
-          <w:b w:val="0"/>
-          <w:bCs w:val="0"/>
-          <w:i w:val="0"/>
-          <w:iCs w:val="0"/>
-          <w:caps w:val="0"/>
-          <w:color w:val="auto"/>
-          <w:spacing w:val="0"/>
-          <w:sz w:val="20"/>
-          <w:szCs w:val="20"/>
-          <w:bdr w:val="none" w:color="auto" w:sz="0" w:space="0"/>
-          <w:shd w:val="clear" w:fill="FFFFFF"/>
-          <w:vertAlign w:val="baseline"/>
-        </w:rPr>
-        <w:t>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</w:t>
-      </w:r>
-      <w:r>
-        <w:rPr>
-          <w:rFonts w:hint="default" w:ascii="sans-serif" w:hAnsi="sans-serif" w:eastAsia="sans-serif" w:cs="sans-serif"/>
-          <w:b w:val="0"/>
-          <w:bCs w:val="0"/>
-          <w:i w:val="0"/>
-          <w:iCs w:val="0"/>
-          <w:caps w:val="0"/>
-          <w:color w:val="auto"/>
-          <w:spacing w:val="0"/>
-          <w:sz w:val="20"/>
-          <w:szCs w:val="20"/>
-          <w:bdr w:val="none" w:color="auto" w:sz="0" w:space="0"/>
-          <w:shd w:val="clear" w:fill="FFFFFF"/>
-          <w:vertAlign w:val="baseline"/>
-        </w:rPr>
-        <w:t>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</w:t>
-      </w:r>
-      <w:r>
-        <w:rPr>
-          <w:rFonts w:hint="default" w:ascii="sans-serif" w:hAnsi="sans-serif" w:eastAsia="sans-serif" w:cs="sans-serif"/>
-          <w:b w:val="0"/>
-          <w:bCs w:val="0"/>
-          <w:i w:val="0"/>
-          <w:iCs w:val="0"/>
-          <w:caps w:val="0"/>
-          <w:color w:val="auto"/>
-          <w:spacing w:val="0"/>
-          <w:sz w:val="20"/>
-          <w:szCs w:val="20"/>
-          <w:bdr w:val="none" w:color="auto" w:sz="0" w:space="0"/>
-          <w:shd w:val="clear" w:fill="FFFFFF"/>
-          <w:vertAlign w:val="baseline"/>
-        </w:rPr>
-        <w:t>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##AVENZA_UPDATE_2026_END## </w:t>
+        <w:t>##AVENZA_UPDATE_2026_BEGIN##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</w:t>
+      </w:r>
+      <w:r>
+        <w:rPr>
+          <w:rFonts w:hint="default" w:ascii="sans-serif" w:hAnsi="sans-serif" w:eastAsia="sans-serif" w:cs="sans-serif"/>
+          <w:b w:val="0"/>
+          <w:bCs w:val="0"/>
+          <w:i w:val="0"/>
+          <w:iCs w:val="0"/>
+          <w:caps w:val="0"/>
+          <w:color w:val="auto"/>
+          <w:spacing w:val="0"/>
+          <w:sz w:val="20"/>
+          <w:szCs w:val="20"/>
+          <w:bdr w:val="none" w:color="auto" w:sz="0" w:space="0"/>
+          <w:shd w:val="clear" w:fill="FFFFFF"/>
+          <w:vertAlign w:val="baseline"/>
+        </w:rPr>
+        <w:t>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</w:t>
+      </w:r>
+      <w:r>
+        <w:rPr>
+          <w:rFonts w:hint="default" w:ascii="sans-serif" w:hAnsi="sans-serif" w:eastAsia="sans-serif" w:cs="sans-serif"/>
+          <w:b w:val="0"/>
+          <w:bCs w:val="0"/>
+          <w:i w:val="0"/>
+          <w:iCs w:val="0"/>
+          <w:caps w:val="0"/>
+          <w:color w:val="auto"/>
+          <w:spacing w:val="0"/>
+          <w:sz w:val="20"/>
+          <w:szCs w:val="20"/>
+          <w:bdr w:val="none" w:color="auto" w:sz="0" w:space="0"/>
+          <w:shd w:val="clear" w:fill="FFFFFF"/>
+          <w:vertAlign w:val="baseline"/>
+        </w:rPr>
+        <w:t>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</w:t>
+      </w:r>
+      <w:r>
+        <w:rPr>
+          <w:rFonts w:hint="default" w:ascii="sans-serif" w:hAnsi="sans-serif" w:eastAsia="sans-serif" w:cs="sans-serif"/>
+          <w:b w:val="0"/>
+          <w:bCs w:val="0"/>
+          <w:i w:val="0"/>
+          <w:iCs w:val="0"/>
+          <w:caps w:val="0"/>
+          <w:color w:val="auto"/>
+          <w:spacing w:val="0"/>
+          <w:sz w:val="20"/>
+          <w:szCs w:val="20"/>
+          <w:bdr w:val="none" w:color="auto" w:sz="0" w:space="0"/>
+          <w:shd w:val="clear" w:fill="FFFFFF"/>
+          <w:vertAlign w:val="baseline"/>
+        </w:rPr>
+        <w:t>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</w:t>
+      </w:r>
+      <w:r>
+        <w:rPr>
+          <w:rFonts w:hint="default" w:ascii="sans-serif" w:hAnsi="sans-serif" w:eastAsia="sans-serif" w:cs="sans-serif"/>
+          <w:b w:val="0"/>
+          <w:bCs w:val="0"/>
+          <w:i w:val="0"/>
+          <w:iCs w:val="0"/>
+          <w:caps w:val="0"/>
+          <w:color w:val="auto"/>
+          <w:spacing w:val="0"/>
+          <w:sz w:val="20"/>
+          <w:szCs w:val="20"/>
+          <w:bdr w:val="none" w:color="auto" w:sz="0" w:space="0"/>
+          <w:shd w:val="clear" w:fill="FFFFFF"/>
+          <w:vertAlign w:val="baseline"/>
+        </w:rPr>
+        <w:t>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</w:t>
+      </w:r>
+      <w:r>
+        <w:rPr>
+          <w:rFonts w:hint="default" w:ascii="sans-serif" w:hAnsi="sans-serif" w:eastAsia="sans-serif" w:cs="sans-serif"/>
+          <w:b w:val="0"/>
+          <w:bCs w:val="0"/>
+          <w:i w:val="0"/>
+          <w:iCs w:val="0"/>
+          <w:caps w:val="0"/>
+          <w:color w:val="auto"/>
+          <w:spacing w:val="0"/>
+          <w:sz w:val="20"/>
+          <w:szCs w:val="20"/>
+          <w:bdr w:val="none" w:color="auto" w:sz="0" w:space="0"/>
+          <w:shd w:val="clear" w:fill="FFFFFF"/>
+          <w:vertAlign w:val="baseline"/>
+        </w:rPr>
+        <w:t>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</w:t>
+      </w:r>
+      <w:r>
+        <w:rPr>
+          <w:rFonts w:hint="default" w:ascii="sans-serif" w:hAnsi="sans-serif" w:eastAsia="sans-serif" w:cs="sans-serif"/>
+          <w:b w:val="0"/>
+          <w:bCs w:val="0"/>
+          <w:i w:val="0"/>
+          <w:iCs w:val="0"/>
+          <w:caps w:val="0"/>
+          <w:color w:val="auto"/>
+          <w:spacing w:val="0"/>
+          <w:sz w:val="20"/>
+          <w:szCs w:val="20"/>
+          <w:bdr w:val="none" w:color="auto" w:sz="0" w:space="0"/>
+          <w:shd w:val="clear" w:fill="FFFFFF"/>
+          <w:vertAlign w:val="baseline"/>
+        </w:rPr>
+        <w:t>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</w:t>
+      </w:r>
+      <w:r>
+        <w:rPr>
+          <w:rFonts w:hint="default" w:ascii="sans-serif" w:hAnsi="sans-serif" w:eastAsia="sans-serif" w:cs="sans-serif"/>
+          <w:b w:val="0"/>
+          <w:bCs w:val="0"/>
+          <w:i w:val="0"/>
+          <w:iCs w:val="0"/>
+          <w:caps w:val="0"/>
+          <w:color w:val="auto"/>
+          <w:spacing w:val="0"/>
+          <w:sz w:val="20"/>
+          <w:szCs w:val="20"/>
+          <w:bdr w:val="none" w:color="auto" w:sz="0" w:space="0"/>
+          <w:shd w:val="clear" w:fill="FFFFFF"/>
+          <w:vertAlign w:val="baseline"/>
+        </w:rPr>
+        <w:t>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</w:t>
+      </w:r>
+      <w:r>
+        <w:rPr>
+          <w:rFonts w:hint="default" w:ascii="sans-serif" w:hAnsi="sans-serif" w:eastAsia="sans-serif" w:cs="sans-serif"/>
+          <w:b w:val="0"/>
+          <w:bCs w:val="0"/>
+          <w:i w:val="0"/>
+          <w:iCs w:val="0"/>
+          <w:caps w:val="0"/>
+          <w:color w:val="auto"/>
+          <w:spacing w:val="0"/>
+          <w:sz w:val="20"/>
+          <w:szCs w:val="20"/>
+          <w:bdr w:val="none" w:color="auto" w:sz="0" w:space="0"/>
+          <w:shd w:val="clear" w:fill="FFFFFF"/>
+          <w:vertAlign w:val="baseline"/>
+        </w:rPr>
+        <w:t>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</w:t>
+      </w:r>
+      <w:r>
+        <w:rPr>
+          <w:rFonts w:hint="default" w:ascii="sans-serif" w:hAnsi="sans-serif" w:eastAsia="sans-serif" w:cs="sans-serif"/>
+          <w:b w:val="0"/>
+          <w:bCs w:val="0"/>
+          <w:i w:val="0"/>
+          <w:iCs w:val="0"/>
+          <w:caps w:val="0"/>
+          <w:color w:val="auto"/>
+          <w:spacing w:val="0"/>
+          <w:sz w:val="20"/>
+          <w:szCs w:val="20"/>
+          <w:bdr w:val="none" w:color="auto" w:sz="0" w:space="0"/>
+          <w:shd w:val="clear" w:fill="FFFFFF"/>
+          <w:vertAlign w:val="baseline"/>
+        </w:rPr>
+        <w:t>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</w:t>
+      </w:r>
+      <w:r>
+        <w:rPr>
+          <w:rFonts w:hint="default" w:ascii="sans-serif" w:hAnsi="sans-serif" w:eastAsia="sans-serif" w:cs="sans-serif"/>
+          <w:b w:val="0"/>
+          <w:bCs w:val="0"/>
+          <w:i w:val="0"/>
+          <w:iCs w:val="0"/>
+          <w:caps w:val="0"/>
+          <w:color w:val="auto"/>
+          <w:spacing w:val="0"/>
+          <w:sz w:val="20"/>
+          <w:szCs w:val="20"/>
+          <w:bdr w:val="none" w:color="auto" w:sz="0" w:space="0"/>
+          <w:shd w:val="clear" w:fill="FFFFFF"/>
+          <w:vertAlign w:val="baseline"/>
+        </w:rPr>
+        <w:t>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</w:t>
+      </w:r>
+      <w:r>
+        <w:rPr>
+          <w:rFonts w:hint="default" w:ascii="sans-serif" w:hAnsi="sans-serif" w:eastAsia="sans-serif" w:cs="sans-serif"/>
+          <w:b w:val="0"/>
+          <w:bCs w:val="0"/>
+          <w:i w:val="0"/>
+          <w:iCs w:val="0"/>
+          <w:caps w:val="0"/>
+          <w:color w:val="auto"/>
+          <w:spacing w:val="0"/>
+          <w:sz w:val="20"/>
+          <w:szCs w:val="20"/>
+          <w:bdr w:val="none" w:color="auto" w:sz="0" w:space="0"/>
+          <w:shd w:val="clear" w:fill="FFFFFF"/>
+          <w:vertAlign w:val="baseline"/>
+        </w:rPr>
+        <w:t>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</w:t>
+      </w:r>
+      <w:r>
+        <w:rPr>
+          <w:rFonts w:hint="default" w:ascii="sans-serif" w:hAnsi="sans-serif" w:eastAsia="sans-serif" w:cs="sans-serif"/>
+          <w:b w:val="0"/>
+          <w:bCs w:val="0"/>
+          <w:i w:val="0"/>
+          <w:iCs w:val="0"/>
+          <w:caps w:val="0"/>
+          <w:color w:val="auto"/>
+          <w:spacing w:val="0"/>
+          <w:sz w:val="20"/>
+          <w:szCs w:val="20"/>
+          <w:bdr w:val="none" w:color="auto" w:sz="0" w:space="0"/>
+          <w:shd w:val="clear" w:fill="FFFFFF"/>
+          <w:vertAlign w:val="baseline"/>
+        </w:rPr>
+        <w:t>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</w:t>
+      </w:r>
+      <w:r>
+        <w:rPr>
+          <w:rFonts w:hint="default" w:ascii="sans-serif" w:hAnsi="sans-serif" w:eastAsia="sans-serif" w:cs="sans-serif"/>
+          <w:b w:val="0"/>
+          <w:bCs w:val="0"/>
+          <w:i w:val="0"/>
+          <w:iCs w:val="0"/>
+          <w:caps w:val="0"/>
+          <w:color w:val="auto"/>
+          <w:spacing w:val="0"/>
+          <w:sz w:val="20"/>
+          <w:szCs w:val="20"/>
+          <w:bdr w:val="none" w:color="auto" w:sz="0" w:space="0"/>
+          <w:shd w:val="clear" w:fill="FFFFFF"/>
+          <w:vertAlign w:val="baseline"/>
+        </w:rPr>
+        <w:t>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</w:t>
+      </w:r>
+      <w:r>
+        <w:rPr>
+          <w:rFonts w:hint="default" w:ascii="sans-serif" w:hAnsi="sans-serif" w:eastAsia="sans-serif" w:cs="sans-serif"/>
+          <w:b w:val="0"/>
+          <w:bCs w:val="0"/>
+          <w:i w:val="0"/>
+          <w:iCs w:val="0"/>
+          <w:caps w:val="0"/>
+          <w:color w:val="auto"/>
+          <w:spacing w:val="0"/>
+          <w:sz w:val="20"/>
+          <w:szCs w:val="20"/>
+          <w:bdr w:val="none" w:color="auto" w:sz="0" w:space="0"/>
+          <w:shd w:val="clear" w:fill="FFFFFF"/>
+          <w:vertAlign w:val="baseline"/>
+        </w:rPr>
+        <w:t>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</w:t>
+      </w:r>
+      <w:r>
+        <w:rPr>
+          <w:rFonts w:hint="default" w:ascii="sans-serif" w:hAnsi="sans-serif" w:eastAsia="sans-serif" w:cs="sans-serif"/>
+          <w:b w:val="0"/>
+          <w:bCs w:val="0"/>
+          <w:i w:val="0"/>
+          <w:iCs w:val="0"/>
+          <w:caps w:val="0"/>
+          <w:color w:val="auto"/>
+          <w:spacing w:val="0"/>
+          <w:sz w:val="20"/>
+          <w:szCs w:val="20"/>
+          <w:bdr w:val="none" w:color="auto" w:sz="0" w:space="0"/>
+          <w:shd w:val="clear" w:fill="FFFFFF"/>
+          <w:vertAlign w:val="baseline"/>
+        </w:rPr>
+        <w:t>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</w:t>
+      </w:r>
+      <w:r>
+        <w:rPr>
+          <w:rFonts w:hint="default" w:ascii="sans-serif" w:hAnsi="sans-serif" w:eastAsia="sans-serif" w:cs="sans-serif"/>
+          <w:b w:val="0"/>
+          <w:bCs w:val="0"/>
+          <w:i w:val="0"/>
+          <w:iCs w:val="0"/>
+          <w:caps w:val="0"/>
+          <w:color w:val="auto"/>
+          <w:spacing w:val="0"/>
+          <w:sz w:val="20"/>
+          <w:szCs w:val="20"/>
+          <w:bdr w:val="none" w:color="auto" w:sz="0" w:space="0"/>
+          <w:shd w:val="clear" w:fill="FFFFFF"/>
+          <w:vertAlign w:val="baseline"/>
+        </w:rPr>
+        <w:t>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</w:t>
+      </w:r>
+      <w:r>
+        <w:rPr>
+          <w:rFonts w:hint="default" w:ascii="sans-serif" w:hAnsi="sans-serif" w:eastAsia="sans-serif" w:cs="sans-serif"/>
+          <w:b w:val="0"/>
+          <w:bCs w:val="0"/>
+          <w:i w:val="0"/>
+          <w:iCs w:val="0"/>
+          <w:caps w:val="0"/>
+          <w:color w:val="auto"/>
+          <w:spacing w:val="0"/>
+          <w:sz w:val="20"/>
+          <w:szCs w:val="20"/>
+          <w:bdr w:val="none" w:color="auto" w:sz="0" w:space="0"/>
+          <w:shd w:val="clear" w:fill="FFFFFF"/>
+          <w:vertAlign w:val="baseline"/>
+        </w:rPr>
+        <w:t>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</w:t>
+      </w:r>
+      <w:r>
+        <w:rPr>
+          <w:rFonts w:hint="default" w:ascii="sans-serif" w:hAnsi="sans-serif" w:eastAsia="sans-serif" w:cs="sans-serif"/>
+          <w:b w:val="0"/>
+          <w:bCs w:val="0"/>
+          <w:i w:val="0"/>
+          <w:iCs w:val="0"/>
+          <w:caps w:val="0"/>
+          <w:color w:val="auto"/>
+          <w:spacing w:val="0"/>
+          <w:sz w:val="20"/>
+          <w:szCs w:val="20"/>
+          <w:bdr w:val="none" w:color="auto" w:sz="0" w:space="0"/>
+          <w:shd w:val="clear" w:fill="FFFFFF"/>
+          <w:vertAlign w:val="baseline"/>
+        </w:rPr>
+        <w:t>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</w:t>
+      </w:r>
+      <w:r>
+        <w:rPr>
+          <w:rFonts w:hint="default" w:ascii="sans-serif" w:hAnsi="sans-serif" w:eastAsia="sans-serif" w:cs="sans-serif"/>
+          <w:b w:val="0"/>
+          <w:bCs w:val="0"/>
+          <w:i w:val="0"/>
+          <w:iCs w:val="0"/>
+          <w:caps w:val="0"/>
+          <w:color w:val="auto"/>
+          <w:spacing w:val="0"/>
+          <w:sz w:val="20"/>
+          <w:szCs w:val="20"/>
+          <w:bdr w:val="none" w:color="auto" w:sz="0" w:space="0"/>
+          <w:shd w:val="clear" w:fill="FFFFFF"/>
+          <w:vertAlign w:val="baseline"/>
+        </w:rPr>
+        <w:t>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</w:t>
+      </w:r>
+      <w:r>
+        <w:rPr>
+          <w:rFonts w:hint="default" w:ascii="sans-serif" w:hAnsi="sans-serif" w:eastAsia="sans-serif" w:cs="sans-serif"/>
+          <w:b w:val="0"/>
+          <w:bCs w:val="0"/>
+          <w:i w:val="0"/>
+          <w:iCs w:val="0"/>
+          <w:caps w:val="0"/>
+          <w:color w:val="auto"/>
+          <w:spacing w:val="0"/>
+          <w:sz w:val="20"/>
+          <w:szCs w:val="20"/>
+          <w:bdr w:val="none" w:color="auto" w:sz="0" w:space="0"/>
+          <w:shd w:val="clear" w:fill="FFFFFF"/>
+          <w:vertAlign w:val="baseline"/>
+        </w:rPr>
+        <w:t>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</w:t>
+      </w:r>
+      <w:r>
+        <w:rPr>
+          <w:rFonts w:hint="default" w:ascii="sans-serif" w:hAnsi="sans-serif" w:eastAsia="sans-serif" w:cs="sans-serif"/>
+          <w:b w:val="0"/>
+          <w:bCs w:val="0"/>
+          <w:i w:val="0"/>
+          <w:iCs w:val="0"/>
+          <w:caps w:val="0"/>
+          <w:color w:val="auto"/>
+          <w:spacing w:val="0"/>
+          <w:sz w:val="20"/>
+          <w:szCs w:val="20"/>
+          <w:bdr w:val="none" w:color="auto" w:sz="0" w:space="0"/>
+          <w:shd w:val="clear" w:fill="FFFFFF"/>
+          <w:vertAlign w:val="baseline"/>
+        </w:rPr>
+        <w:t>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</w:t>
+      </w:r>
+      <w:r>
+        <w:rPr>
+          <w:rFonts w:hint="default" w:ascii="sans-serif" w:hAnsi="sans-serif" w:eastAsia="sans-serif" w:cs="sans-serif"/>
+          <w:b w:val="0"/>
+          <w:bCs w:val="0"/>
+          <w:i w:val="0"/>
+          <w:iCs w:val="0"/>
+          <w:caps w:val="0"/>
+          <w:color w:val="auto"/>
+          <w:spacing w:val="0"/>
+          <w:sz w:val="20"/>
+          <w:szCs w:val="20"/>
+          <w:bdr w:val="none" w:color="auto" w:sz="0" w:space="0"/>
+          <w:shd w:val="clear" w:fill="FFFFFF"/>
+          <w:vertAlign w:val="baseline"/>
+        </w:rPr>
+        <w:t>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</w:t>
+      </w:r>
+      <w:r>
+        <w:rPr>
+          <w:rFonts w:hint="default" w:ascii="sans-serif" w:hAnsi="sans-serif" w:eastAsia="sans-serif" w:cs="sans-serif"/>
+          <w:b w:val="0"/>
+          <w:bCs w:val="0"/>
+          <w:i w:val="0"/>
+          <w:iCs w:val="0"/>
+          <w:caps w:val="0"/>
+          <w:color w:val="auto"/>
+          <w:spacing w:val="0"/>
+          <w:sz w:val="20"/>
+          <w:szCs w:val="20"/>
+          <w:bdr w:val="none" w:color="auto" w:sz="0" w:space="0"/>
+          <w:shd w:val="clear" w:fill="FFFFFF"/>
+          <w:vertAlign w:val="baseline"/>
+        </w:rPr>
+        <w:t>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</w:t>
+      </w:r>
+      <w:r>
+        <w:rPr>
+          <w:rFonts w:hint="default" w:ascii="sans-serif" w:hAnsi="sans-serif" w:eastAsia="sans-serif" w:cs="sans-serif"/>
+          <w:b w:val="0"/>
+          <w:bCs w:val="0"/>
+          <w:i w:val="0"/>
+          <w:iCs w:val="0"/>
+          <w:caps w:val="0"/>
+          <w:color w:val="auto"/>
+          <w:spacing w:val="0"/>
+          <w:sz w:val="20"/>
+          <w:szCs w:val="20"/>
+          <w:bdr w:val="none" w:color="auto" w:sz="0" w:space="0"/>
+          <w:shd w:val="clear" w:fill="FFFFFF"/>
+          <w:vertAlign w:val="baseline"/>
+        </w:rPr>
+        <w:t>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</w:t>
+      </w:r>
+      <w:r>
+        <w:rPr>
+          <w:rFonts w:hint="default" w:ascii="sans-serif" w:hAnsi="sans-serif" w:eastAsia="sans-serif" w:cs="sans-serif"/>
+          <w:b w:val="0"/>
+          <w:bCs w:val="0"/>
+          <w:i w:val="0"/>
+          <w:iCs w:val="0"/>
+          <w:caps w:val="0"/>
+          <w:color w:val="auto"/>
+          <w:spacing w:val="0"/>
+          <w:sz w:val="20"/>
+          <w:szCs w:val="20"/>
+          <w:bdr w:val="none" w:color="auto" w:sz="0" w:space="0"/>
+          <w:shd w:val="clear" w:fill="FFFFFF"/>
+          <w:vertAlign w:val="baseline"/>
+        </w:rPr>
+        <w:t>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</w:t>
+      </w:r>
+      <w:r>
+        <w:rPr>
+          <w:rFonts w:hint="default" w:ascii="sans-serif" w:hAnsi="sans-serif" w:eastAsia="sans-serif" w:cs="sans-serif"/>
+          <w:b w:val="0"/>
+          <w:bCs w:val="0"/>
+          <w:i w:val="0"/>
+          <w:iCs w:val="0"/>
+          <w:caps w:val="0"/>
+          <w:color w:val="auto"/>
+          <w:spacing w:val="0"/>
+          <w:sz w:val="20"/>
+          <w:szCs w:val="20"/>
+          <w:bdr w:val="none" w:color="auto" w:sz="0" w:space="0"/>
+          <w:shd w:val="clear" w:fill="FFFFFF"/>
+          <w:vertAlign w:val="baseline"/>
+        </w:rPr>
+        <w:t>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</w:t>
+      </w:r>
+      <w:r>
+        <w:rPr>
+          <w:rFonts w:hint="default" w:ascii="sans-serif" w:hAnsi="sans-serif" w:eastAsia="sans-serif" w:cs="sans-serif"/>
+          <w:b w:val="0"/>
+          <w:bCs w:val="0"/>
+          <w:i w:val="0"/>
+          <w:iCs w:val="0"/>
+          <w:caps w:val="0"/>
+          <w:color w:val="auto"/>
+          <w:spacing w:val="0"/>
+          <w:sz w:val="20"/>
+          <w:szCs w:val="20"/>
+          <w:bdr w:val="none" w:color="auto" w:sz="0" w:space="0"/>
+          <w:shd w:val="clear" w:fill="FFFFFF"/>
+          <w:vertAlign w:val="baseline"/>
+        </w:rPr>
+        <w:t>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</w:t>
+      </w:r>
+      <w:r>
+        <w:rPr>
+          <w:rFonts w:hint="default" w:ascii="sans-serif" w:hAnsi="sans-serif" w:eastAsia="sans-serif" w:cs="sans-serif"/>
+          <w:b w:val="0"/>
+          <w:bCs w:val="0"/>
+          <w:i w:val="0"/>
+          <w:iCs w:val="0"/>
+          <w:caps w:val="0"/>
+          <w:color w:val="auto"/>
+          <w:spacing w:val="0"/>
+          <w:sz w:val="20"/>
+          <w:szCs w:val="20"/>
+          <w:bdr w:val="none" w:color="auto" w:sz="0" w:space="0"/>
+          <w:shd w:val="clear" w:fill="FFFFFF"/>
+          <w:vertAlign w:val="baseline"/>
+        </w:rPr>
+        <w:t>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</w:t>
+      </w:r>
+      <w:r>
+        <w:rPr>
+          <w:rFonts w:hint="default" w:ascii="sans-serif" w:hAnsi="sans-serif" w:eastAsia="sans-serif" w:cs="sans-serif"/>
+          <w:b w:val="0"/>
+          <w:bCs w:val="0"/>
+          <w:i w:val="0"/>
+          <w:iCs w:val="0"/>
+          <w:caps w:val="0"/>
+          <w:color w:val="auto"/>
+          <w:spacing w:val="0"/>
+          <w:sz w:val="20"/>
+          <w:szCs w:val="20"/>
+          <w:bdr w:val="none" w:color="auto" w:sz="0" w:space="0"/>
+          <w:shd w:val="clear" w:fill="FFFFFF"/>
+          <w:vertAlign w:val="baseline"/>
+        </w:rPr>
+        <w:t>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</w:t>
+      </w:r>
+      <w:r>
+        <w:rPr>
+          <w:rFonts w:hint="default" w:ascii="sans-serif" w:hAnsi="sans-serif" w:eastAsia="sans-serif" w:cs="sans-serif"/>
+          <w:b w:val="0"/>
+          <w:bCs w:val="0"/>
+          <w:i w:val="0"/>
+          <w:iCs w:val="0"/>
+          <w:caps w:val="0"/>
+          <w:color w:val="auto"/>
+          <w:spacing w:val="0"/>
+          <w:sz w:val="20"/>
+          <w:szCs w:val="20"/>
+          <w:bdr w:val="none" w:color="auto" w:sz="0" w:space="0"/>
+          <w:shd w:val="clear" w:fill="FFFFFF"/>
+          <w:vertAlign w:val="baseline"/>
+        </w:rPr>
+        <w:t>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</w:t>
+      </w:r>
+      <w:r>
+        <w:rPr>
+          <w:rFonts w:hint="default" w:ascii="sans-serif" w:hAnsi="sans-serif" w:eastAsia="sans-serif" w:cs="sans-serif"/>
+          <w:b w:val="0"/>
+          <w:bCs w:val="0"/>
+          <w:i w:val="0"/>
+          <w:iCs w:val="0"/>
+          <w:caps w:val="0"/>
+          <w:color w:val="auto"/>
+          <w:spacing w:val="0"/>
+          <w:sz w:val="20"/>
+          <w:szCs w:val="20"/>
+          <w:bdr w:val="none" w:color="auto" w:sz="0" w:space="0"/>
+          <w:shd w:val="clear" w:fill="FFFFFF"/>
+          <w:vertAlign w:val="baseline"/>
+        </w:rPr>
+        <w:t>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</w:t>
+      </w:r>
+      <w:r>
+        <w:rPr>
+          <w:rFonts w:hint="default" w:ascii="sans-serif" w:hAnsi="sans-serif" w:eastAsia="sans-serif" w:cs="sans-serif"/>
+          <w:b w:val="0"/>
+          <w:bCs w:val="0"/>
+          <w:i w:val="0"/>
+          <w:iCs w:val="0"/>
+          <w:caps w:val="0"/>
+          <w:color w:val="auto"/>
+          <w:spacing w:val="0"/>
+          <w:sz w:val="20"/>
+          <w:szCs w:val="20"/>
+          <w:bdr w:val="none" w:color="auto" w:sz="0" w:space="0"/>
+          <w:shd w:val="clear" w:fill="FFFFFF"/>
+          <w:vertAlign w:val="baseline"/>
+        </w:rPr>
+        <w:t>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</w:t>
+      </w:r>
+      <w:r>
+        <w:rPr>
+          <w:rFonts w:hint="default" w:ascii="sans-serif" w:hAnsi="sans-serif" w:eastAsia="sans-serif" w:cs="sans-serif"/>
+          <w:b w:val="0"/>
+          <w:bCs w:val="0"/>
+          <w:i w:val="0"/>
+          <w:iCs w:val="0"/>
+          <w:caps w:val="0"/>
+          <w:color w:val="auto"/>
+          <w:spacing w:val="0"/>
+          <w:sz w:val="20"/>
+          <w:szCs w:val="20"/>
+          <w:bdr w:val="none" w:color="auto" w:sz="0" w:space="0"/>
+          <w:shd w:val="clear" w:fill="FFFFFF"/>
+          <w:vertAlign w:val="baseline"/>
+        </w:rPr>
+        <w:t>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</w:t>
+      </w:r>
+      <w:r>
+        <w:rPr>
+          <w:rFonts w:hint="default" w:ascii="sans-serif" w:hAnsi="sans-serif" w:eastAsia="sans-serif" w:cs="sans-serif"/>
+          <w:b w:val="0"/>
+          <w:bCs w:val="0"/>
+          <w:i w:val="0"/>
+          <w:iCs w:val="0"/>
+          <w:caps w:val="0"/>
+          <w:color w:val="auto"/>
+          <w:spacing w:val="0"/>
+          <w:sz w:val="20"/>
+          <w:szCs w:val="20"/>
+          <w:bdr w:val="none" w:color="auto" w:sz="0" w:space="0"/>
+          <w:shd w:val="clear" w:fill="FFFFFF"/>
+          <w:vertAlign w:val="baseline"/>
+        </w:rPr>
+        <w:t>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</w:t>
+      </w:r>
+      <w:r>
+        <w:rPr>
+          <w:rFonts w:hint="default" w:ascii="sans-serif" w:hAnsi="sans-serif" w:eastAsia="sans-serif" w:cs="sans-serif"/>
+          <w:b w:val="0"/>
+          <w:bCs w:val="0"/>
+          <w:i w:val="0"/>
+          <w:iCs w:val="0"/>
+          <w:caps w:val="0"/>
+          <w:color w:val="auto"/>
+          <w:spacing w:val="0"/>
+          <w:sz w:val="20"/>
+          <w:szCs w:val="20"/>
+          <w:bdr w:val="none" w:color="auto" w:sz="0" w:space="0"/>
+          <w:shd w:val="clear" w:fill="FFFFFF"/>
+          <w:vertAlign w:val="baseline"/>
+        </w:rPr>
+        <w:t>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</w:t>
+      </w:r>
+      <w:r>
+        <w:rPr>
+          <w:rFonts w:hint="default" w:ascii="sans-serif" w:hAnsi="sans-serif" w:eastAsia="sans-serif" w:cs="sans-serif"/>
+          <w:b w:val="0"/>
+          <w:bCs w:val="0"/>
+          <w:i w:val="0"/>
+          <w:iCs w:val="0"/>
+          <w:caps w:val="0"/>
+          <w:color w:val="auto"/>
+          <w:spacing w:val="0"/>
+          <w:sz w:val="20"/>
+          <w:szCs w:val="20"/>
+          <w:bdr w:val="none" w:color="auto" w:sz="0" w:space="0"/>
+          <w:shd w:val="clear" w:fill="FFFFFF"/>
+          <w:vertAlign w:val="baseline"/>
+        </w:rPr>
+        <w:t>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</w:t>
+      </w:r>
+      <w:r>
+        <w:rPr>
+          <w:rFonts w:hint="default" w:ascii="sans-serif" w:hAnsi="sans-serif" w:eastAsia="sans-serif" w:cs="sans-serif"/>
+          <w:b w:val="0"/>
+          <w:bCs w:val="0"/>
+          <w:i w:val="0"/>
+          <w:iCs w:val="0"/>
+          <w:caps w:val="0"/>
+          <w:color w:val="auto"/>
+          <w:spacing w:val="0"/>
+          <w:sz w:val="20"/>
+          <w:szCs w:val="20"/>
+          <w:bdr w:val="none" w:color="auto" w:sz="0" w:space="0"/>
+          <w:shd w:val="clear" w:fill="FFFFFF"/>
+          <w:vertAlign w:val="baseline"/>
+        </w:rPr>
+        <w:t>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</w:t>
+      </w:r>
+      <w:r>
+        <w:rPr>
+          <w:rFonts w:hint="default" w:ascii="sans-serif" w:hAnsi="sans-serif" w:eastAsia="sans-serif" w:cs="sans-serif"/>
+          <w:b w:val="0"/>
+          <w:bCs w:val="0"/>
+          <w:i w:val="0"/>
+          <w:iCs w:val="0"/>
+          <w:caps w:val="0"/>
+          <w:color w:val="auto"/>
+          <w:spacing w:val="0"/>
+          <w:sz w:val="20"/>
+          <w:szCs w:val="20"/>
+          <w:bdr w:val="none" w:color="auto" w:sz="0" w:space="0"/>
+          <w:shd w:val="clear" w:fill="FFFFFF"/>
+          <w:vertAlign w:val="baseline"/>
+        </w:rPr>
+        <w:t>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</w:t>
+      </w:r>
+      <w:r>
+        <w:rPr>
+          <w:rFonts w:hint="default" w:ascii="sans-serif" w:hAnsi="sans-serif" w:eastAsia="sans-serif" w:cs="sans-serif"/>
+          <w:b w:val="0"/>
+          <w:bCs w:val="0"/>
+          <w:i w:val="0"/>
+          <w:iCs w:val="0"/>
+          <w:caps w:val="0"/>
+          <w:color w:val="auto"/>
+          <w:spacing w:val="0"/>
+          <w:sz w:val="20"/>
+          <w:szCs w:val="20"/>
+          <w:bdr w:val="none" w:color="auto" w:sz="0" w:space="0"/>
+          <w:shd w:val="clear" w:fill="FFFFFF"/>
+          <w:vertAlign w:val="baseline"/>
+        </w:rPr>
+        <w:t>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</w:t>
+      </w:r>
+      <w:r>
+        <w:rPr>
+          <w:rFonts w:hint="default" w:ascii="sans-serif" w:hAnsi="sans-serif" w:eastAsia="sans-serif" w:cs="sans-serif"/>
+          <w:b w:val="0"/>
+          <w:bCs w:val="0"/>
+          <w:i w:val="0"/>
+          <w:iCs w:val="0"/>
+          <w:caps w:val="0"/>
+          <w:color w:val="auto"/>
+          <w:spacing w:val="0"/>
+          <w:sz w:val="20"/>
+          <w:szCs w:val="20"/>
+          <w:bdr w:val="none" w:color="auto" w:sz="0" w:space="0"/>
+          <w:shd w:val="clear" w:fill="FFFFFF"/>
+          <w:vertAlign w:val="baseline"/>
+        </w:rPr>
+        <w:t>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</w:t>
+      </w:r>
+      <w:r>
+        <w:rPr>
+          <w:rFonts w:hint="default" w:ascii="sans-serif" w:hAnsi="sans-serif" w:eastAsia="sans-serif" w:cs="sans-serif"/>
+          <w:b w:val="0"/>
+          <w:bCs w:val="0"/>
+          <w:i w:val="0"/>
+          <w:iCs w:val="0"/>
+          <w:caps w:val="0"/>
+          <w:color w:val="auto"/>
+          <w:spacing w:val="0"/>
+          <w:sz w:val="20"/>
+          <w:szCs w:val="20"/>
+          <w:bdr w:val="none" w:color="auto" w:sz="0" w:space="0"/>
+          <w:shd w:val="clear" w:fill="FFFFFF"/>
+          <w:vertAlign w:val="baseline"/>
+        </w:rPr>
+        <w:t>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</w:t>
+      </w:r>
+      <w:r>
+        <w:rPr>
+          <w:rFonts w:hint="default" w:ascii="sans-serif" w:hAnsi="sans-serif" w:eastAsia="sans-serif" w:cs="sans-serif"/>
+          <w:b w:val="0"/>
+          <w:bCs w:val="0"/>
+          <w:i w:val="0"/>
+          <w:iCs w:val="0"/>
+          <w:caps w:val="0"/>
+          <w:color w:val="auto"/>
+          <w:spacing w:val="0"/>
+          <w:sz w:val="20"/>
+          <w:szCs w:val="20"/>
+          <w:bdr w:val="none" w:color="auto" w:sz="0" w:space="0"/>
+          <w:shd w:val="clear" w:fill="FFFFFF"/>
+          <w:vertAlign w:val="baseline"/>
+        </w:rPr>
+        <w:t>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</w:t>
+      </w:r>
+      <w:r>
+        <w:rPr>
+          <w:rFonts w:hint="default" w:ascii="sans-serif" w:hAnsi="sans-serif" w:eastAsia="sans-serif" w:cs="sans-serif"/>
+          <w:b w:val="0"/>
+          <w:bCs w:val="0"/>
+          <w:i w:val="0"/>
+          <w:iCs w:val="0"/>
+          <w:caps w:val="0"/>
+          <w:color w:val="auto"/>
+          <w:spacing w:val="0"/>
+          <w:sz w:val="20"/>
+          <w:szCs w:val="20"/>
+          <w:bdr w:val="none" w:color="auto" w:sz="0" w:space="0"/>
+          <w:shd w:val="clear" w:fill="FFFFFF"/>
+          <w:vertAlign w:val="baseline"/>
+        </w:rPr>
+        <w:t>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</w:t>
+      </w:r>
+      <w:r>
+        <w:rPr>
+          <w:rFonts w:hint="default" w:ascii="sans-serif" w:hAnsi="sans-serif" w:eastAsia="sans-serif" w:cs="sans-serif"/>
+          <w:b w:val="0"/>
+          <w:bCs w:val="0"/>
+          <w:i w:val="0"/>
+          <w:iCs w:val="0"/>
+          <w:caps w:val="0"/>
+          <w:color w:val="auto"/>
+          <w:spacing w:val="0"/>
+          <w:sz w:val="20"/>
+          <w:szCs w:val="20"/>
+          <w:bdr w:val="none" w:color="auto" w:sz="0" w:space="0"/>
+          <w:shd w:val="clear" w:fill="FFFFFF"/>
+          <w:vertAlign w:val="baseline"/>
+        </w:rPr>
+        <w:t>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</w:t>
+      </w:r>
+      <w:r>
+        <w:rPr>
+          <w:rFonts w:hint="default" w:ascii="sans-serif" w:hAnsi="sans-serif" w:eastAsia="sans-serif" w:cs="sans-serif"/>
+          <w:b w:val="0"/>
+          <w:bCs w:val="0"/>
+          <w:i w:val="0"/>
+          <w:iCs w:val="0"/>
+          <w:caps w:val="0"/>
+          <w:color w:val="auto"/>
+          <w:spacing w:val="0"/>
+          <w:sz w:val="20"/>
+          <w:szCs w:val="20"/>
+          <w:bdr w:val="none" w:color="auto" w:sz="0" w:space="0"/>
+          <w:shd w:val="clear" w:fill="FFFFFF"/>
+          <w:vertAlign w:val="baseline"/>
+        </w:rPr>
+        <w:t>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</w:t>
+      </w:r>
+      <w:r>
+        <w:rPr>
+          <w:rFonts w:hint="default" w:ascii="sans-serif" w:hAnsi="sans-serif" w:eastAsia="sans-serif" w:cs="sans-serif"/>
+          <w:b w:val="0"/>
+          <w:bCs w:val="0"/>
+          <w:i w:val="0"/>
+          <w:iCs w:val="0"/>
+          <w:caps w:val="0"/>
+          <w:color w:val="auto"/>
+          <w:spacing w:val="0"/>
+          <w:sz w:val="20"/>
+          <w:szCs w:val="20"/>
+          <w:bdr w:val="none" w:color="auto" w:sz="0" w:space="0"/>
+          <w:shd w:val="clear" w:fill="FFFFFF"/>
+          <w:vertAlign w:val="baseline"/>
+        </w:rPr>
+        <w:t>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</w:t>
+      </w:r>
+      <w:r>
+        <w:rPr>
+          <w:rFonts w:hint="default" w:ascii="sans-serif" w:hAnsi="sans-serif" w:eastAsia="sans-serif" w:cs="sans-serif"/>
+          <w:b w:val="0"/>
+          <w:bCs w:val="0"/>
+          <w:i w:val="0"/>
+          <w:iCs w:val="0"/>
+          <w:caps w:val="0"/>
+          <w:color w:val="auto"/>
+          <w:spacing w:val="0"/>
+          <w:sz w:val="20"/>
+          <w:szCs w:val="20"/>
+          <w:bdr w:val="none" w:color="auto" w:sz="0" w:space="0"/>
+          <w:shd w:val="clear" w:fill="FFFFFF"/>
+          <w:vertAlign w:val="baseline"/>
+        </w:rPr>
+        <w:t>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</w:t>
+      </w:r>
+      <w:r>
+        <w:rPr>
+          <w:rFonts w:hint="default" w:ascii="sans-serif" w:hAnsi="sans-serif" w:eastAsia="sans-serif" w:cs="sans-serif"/>
+          <w:b w:val="0"/>
+          <w:bCs w:val="0"/>
+          <w:i w:val="0"/>
+          <w:iCs w:val="0"/>
+          <w:caps w:val="0"/>
+          <w:color w:val="auto"/>
+          <w:spacing w:val="0"/>
+          <w:sz w:val="20"/>
+          <w:szCs w:val="20"/>
+          <w:bdr w:val="none" w:color="auto" w:sz="0" w:space="0"/>
+          <w:shd w:val="clear" w:fill="FFFFFF"/>
+          <w:vertAlign w:val="baseline"/>
+        </w:rPr>
+        <w:t>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</w:t>
+      </w:r>
+      <w:r>
+        <w:rPr>
+          <w:rFonts w:hint="default" w:ascii="sans-serif" w:hAnsi="sans-serif" w:eastAsia="sans-serif" w:cs="sans-serif"/>
+          <w:b w:val="0"/>
+          <w:bCs w:val="0"/>
+          <w:i w:val="0"/>
+          <w:iCs w:val="0"/>
+          <w:caps w:val="0"/>
+          <w:color w:val="auto"/>
+          <w:spacing w:val="0"/>
+          <w:sz w:val="20"/>
+          <w:szCs w:val="20"/>
+          <w:bdr w:val="none" w:color="auto" w:sz="0" w:space="0"/>
+          <w:shd w:val="clear" w:fill="FFFFFF"/>
+          <w:vertAlign w:val="baseline"/>
+        </w:rPr>
+        <w:t>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</w:t>
+      </w:r>
+      <w:r>
+        <w:rPr>
+          <w:rFonts w:hint="default" w:ascii="sans-serif" w:hAnsi="sans-serif" w:eastAsia="sans-serif" w:cs="sans-serif"/>
+          <w:b w:val="0"/>
+          <w:bCs w:val="0"/>
+          <w:i w:val="0"/>
+          <w:iCs w:val="0"/>
+          <w:caps w:val="0"/>
+          <w:color w:val="auto"/>
+          <w:spacing w:val="0"/>
+          <w:sz w:val="20"/>
+          <w:szCs w:val="20"/>
+          <w:bdr w:val="none" w:color="auto" w:sz="0" w:space="0"/>
+          <w:shd w:val="clear" w:fill="FFFFFF"/>
+          <w:vertAlign w:val="baseline"/>
+        </w:rPr>
+        <w:t>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</w:t>
+      </w:r>
+      <w:r>
+        <w:rPr>
+          <w:rFonts w:hint="default" w:ascii="sans-serif" w:hAnsi="sans-serif" w:eastAsia="sans-serif" w:cs="sans-serif"/>
+          <w:b w:val="0"/>
+          <w:bCs w:val="0"/>
+          <w:i w:val="0"/>
+          <w:iCs w:val="0"/>
+          <w:caps w:val="0"/>
+          <w:color w:val="auto"/>
+          <w:spacing w:val="0"/>
+          <w:sz w:val="20"/>
+          <w:szCs w:val="20"/>
+          <w:bdr w:val="none" w:color="auto" w:sz="0" w:space="0"/>
+          <w:shd w:val="clear" w:fill="FFFFFF"/>
+          <w:vertAlign w:val="baseline"/>
+        </w:rPr>
+        <w:t>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</w:t>
+      </w:r>
+      <w:r>
+        <w:rPr>
+          <w:rFonts w:hint="default" w:ascii="sans-serif" w:hAnsi="sans-serif" w:eastAsia="sans-serif" w:cs="sans-serif"/>
+          <w:b w:val="0"/>
+          <w:bCs w:val="0"/>
+          <w:i w:val="0"/>
+          <w:iCs w:val="0"/>
+          <w:caps w:val="0"/>
+          <w:color w:val="auto"/>
+          <w:spacing w:val="0"/>
+          <w:sz w:val="20"/>
+          <w:szCs w:val="20"/>
+          <w:bdr w:val="none" w:color="auto" w:sz="0" w:space="0"/>
+          <w:shd w:val="clear" w:fill="FFFFFF"/>
+          <w:vertAlign w:val="baseline"/>
+        </w:rPr>
+        <w:t>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</w:t>
+      </w:r>
+      <w:r>
+        <w:rPr>
+          <w:rFonts w:hint="default" w:ascii="sans-serif" w:hAnsi="sans-serif" w:eastAsia="sans-serif" w:cs="sans-serif"/>
+          <w:b w:val="0"/>
+          <w:bCs w:val="0"/>
+          <w:i w:val="0"/>
+          <w:iCs w:val="0"/>
+          <w:caps w:val="0"/>
+          <w:color w:val="auto"/>
+          <w:spacing w:val="0"/>
+          <w:sz w:val="20"/>
+          <w:szCs w:val="20"/>
+          <w:bdr w:val="none" w:color="auto" w:sz="0" w:space="0"/>
+          <w:shd w:val="clear" w:fill="FFFFFF"/>
+          <w:vertAlign w:val="baseline"/>
+        </w:rPr>
+        <w:t>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</w:t>
+      </w:r>
+      <w:r>
+        <w:rPr>
+          <w:rFonts w:hint="default" w:ascii="sans-serif" w:hAnsi="sans-serif" w:eastAsia="sans-serif" w:cs="sans-serif"/>
+          <w:b w:val="0"/>
+          <w:bCs w:val="0"/>
+          <w:i w:val="0"/>
+          <w:iCs w:val="0"/>
+          <w:caps w:val="0"/>
+          <w:color w:val="auto"/>
+          <w:spacing w:val="0"/>
+          <w:sz w:val="20"/>
+          <w:szCs w:val="20"/>
+          <w:bdr w:val="none" w:color="auto" w:sz="0" w:space="0"/>
+          <w:shd w:val="clear" w:fill="FFFFFF"/>
+          <w:vertAlign w:val="baseline"/>
+        </w:rPr>
+        <w:t>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</w:t>
+      </w:r>
+      <w:r>
+        <w:rPr>
+          <w:rFonts w:hint="default" w:ascii="sans-serif" w:hAnsi="sans-serif" w:eastAsia="sans-serif" w:cs="sans-serif"/>
+          <w:b w:val="0"/>
+          <w:bCs w:val="0"/>
+          <w:i w:val="0"/>
+          <w:iCs w:val="0"/>
+          <w:caps w:val="0"/>
+          <w:color w:val="auto"/>
+          <w:spacing w:val="0"/>
+          <w:sz w:val="20"/>
+          <w:szCs w:val="20"/>
+          <w:bdr w:val="none" w:color="auto" w:sz="0" w:space="0"/>
+          <w:shd w:val="clear" w:fill="FFFFFF"/>
+          <w:vertAlign w:val="baseline"/>
+        </w:rPr>
+        <w:t>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</w:t>
+      </w:r>
+      <w:r>
+        <w:rPr>
+          <w:rFonts w:hint="default" w:ascii="sans-serif" w:hAnsi="sans-serif" w:eastAsia="sans-serif" w:cs="sans-serif"/>
+          <w:b w:val="0"/>
+          <w:bCs w:val="0"/>
+          <w:i w:val="0"/>
+          <w:iCs w:val="0"/>
+          <w:caps w:val="0"/>
+          <w:color w:val="auto"/>
+          <w:spacing w:val="0"/>
+          <w:sz w:val="20"/>
+          <w:szCs w:val="20"/>
+          <w:bdr w:val="none" w:color="auto" w:sz="0" w:space="0"/>
+          <w:shd w:val="clear" w:fill="FFFFFF"/>
+          <w:vertAlign w:val="baseline"/>
+        </w:rPr>
+        <w:t>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</w:t>
+      </w:r>
+      <w:r>
+        <w:rPr>
+          <w:rFonts w:hint="default" w:ascii="sans-serif" w:hAnsi="sans-serif" w:eastAsia="sans-serif" w:cs="sans-serif"/>
+          <w:b w:val="0"/>
+          <w:bCs w:val="0"/>
+          <w:i w:val="0"/>
+          <w:iCs w:val="0"/>
+          <w:caps w:val="0"/>
+          <w:color w:val="auto"/>
+          <w:spacing w:val="0"/>
+          <w:sz w:val="20"/>
+          <w:szCs w:val="20"/>
+          <w:bdr w:val="none" w:color="auto" w:sz="0" w:space="0"/>
+          <w:shd w:val="clear" w:fill="FFFFFF"/>
+          <w:vertAlign w:val="baseline"/>
+        </w:rPr>
+        <w:t>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</w:t>
+      </w:r>
+      <w:r>
+        <w:rPr>
+          <w:rFonts w:hint="default" w:ascii="sans-serif" w:hAnsi="sans-serif" w:eastAsia="sans-serif" w:cs="sans-serif"/>
+          <w:b w:val="0"/>
+          <w:bCs w:val="0"/>
+          <w:i w:val="0"/>
+          <w:iCs w:val="0"/>
+          <w:caps w:val="0"/>
+          <w:color w:val="auto"/>
+          <w:spacing w:val="0"/>
+          <w:sz w:val="20"/>
+          <w:szCs w:val="20"/>
+          <w:bdr w:val="none" w:color="auto" w:sz="0" w:space="0"/>
+          <w:shd w:val="clear" w:fill="FFFFFF"/>
+          <w:vertAlign w:val="baseline"/>
+        </w:rPr>
+        <w:t>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</w:t>
+      </w:r>
+      <w:r>
+        <w:rPr>
+          <w:rFonts w:hint="default" w:ascii="sans-serif" w:hAnsi="sans-serif" w:eastAsia="sans-serif" w:cs="sans-serif"/>
+          <w:b w:val="0"/>
+          <w:bCs w:val="0"/>
+          <w:i w:val="0"/>
+          <w:iCs w:val="0"/>
+          <w:caps w:val="0"/>
+          <w:color w:val="auto"/>
+          <w:spacing w:val="0"/>
+          <w:sz w:val="20"/>
+          <w:szCs w:val="20"/>
+          <w:bdr w:val="none" w:color="auto" w:sz="0" w:space="0"/>
+          <w:shd w:val="clear" w:fill="FFFFFF"/>
+          <w:vertAlign w:val="baseline"/>
+        </w:rPr>
+        <w:t>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</w:t>
+      </w:r>
+      <w:r>
+        <w:rPr>
+          <w:rFonts w:hint="default" w:ascii="sans-serif" w:hAnsi="sans-serif" w:eastAsia="sans-serif" w:cs="sans-serif"/>
+          <w:b w:val="0"/>
+          <w:bCs w:val="0"/>
+          <w:i w:val="0"/>
+          <w:iCs w:val="0"/>
+          <w:caps w:val="0"/>
+          <w:color w:val="auto"/>
+          <w:spacing w:val="0"/>
+          <w:sz w:val="20"/>
+          <w:szCs w:val="20"/>
+          <w:bdr w:val="none" w:color="auto" w:sz="0" w:space="0"/>
+          <w:shd w:val="clear" w:fill="FFFFFF"/>
+          <w:vertAlign w:val="baseline"/>
+        </w:rPr>
+        <w:t>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</w:t>
+      </w:r>
+      <w:r>
+        <w:rPr>
+          <w:rFonts w:hint="default" w:ascii="sans-serif" w:hAnsi="sans-serif" w:eastAsia="sans-serif" w:cs="sans-serif"/>
+          <w:b w:val="0"/>
+          <w:bCs w:val="0"/>
+          <w:i w:val="0"/>
+          <w:iCs w:val="0"/>
+          <w:caps w:val="0"/>
+          <w:color w:val="auto"/>
+          <w:spacing w:val="0"/>
+          <w:sz w:val="20"/>
+          <w:szCs w:val="20"/>
+          <w:bdr w:val="none" w:color="auto" w:sz="0" w:space="0"/>
+          <w:shd w:val="clear" w:fill="FFFFFF"/>
+          <w:vertAlign w:val="baseline"/>
+        </w:rPr>
+        <w:t>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</w:t>
+      </w:r>
+      <w:r>
+        <w:rPr>
+          <w:rFonts w:hint="default" w:ascii="sans-serif" w:hAnsi="sans-serif" w:eastAsia="sans-serif" w:cs="sans-serif"/>
+          <w:b w:val="0"/>
+          <w:bCs w:val="0"/>
+          <w:i w:val="0"/>
+          <w:iCs w:val="0"/>
+          <w:caps w:val="0"/>
+          <w:color w:val="auto"/>
+          <w:spacing w:val="0"/>
+          <w:sz w:val="20"/>
+          <w:szCs w:val="20"/>
+          <w:bdr w:val="none" w:color="auto" w:sz="0" w:space="0"/>
+          <w:shd w:val="clear" w:fill="FFFFFF"/>
+          <w:vertAlign w:val="baseline"/>
+        </w:rPr>
+        <w:t>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</w:t>
+      </w:r>
+      <w:r>
+        <w:rPr>
+          <w:rFonts w:hint="default" w:ascii="sans-serif" w:hAnsi="sans-serif" w:eastAsia="sans-serif" w:cs="sans-serif"/>
+          <w:b w:val="0"/>
+          <w:bCs w:val="0"/>
+          <w:i w:val="0"/>
+          <w:iCs w:val="0"/>
+          <w:caps w:val="0"/>
+          <w:color w:val="auto"/>
+          <w:spacing w:val="0"/>
+          <w:sz w:val="20"/>
+          <w:szCs w:val="20"/>
+          <w:bdr w:val="none" w:color="auto" w:sz="0" w:space="0"/>
+          <w:shd w:val="clear" w:fill="FFFFFF"/>
+          <w:vertAlign w:val="baseline"/>
+        </w:rPr>
+        <w:t>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</w:t>
+      </w:r>
+      <w:r>
+        <w:rPr>
+          <w:rFonts w:hint="default" w:ascii="sans-serif" w:hAnsi="sans-serif" w:eastAsia="sans-serif" w:cs="sans-serif"/>
+          <w:b w:val="0"/>
+          <w:bCs w:val="0"/>
+          <w:i w:val="0"/>
+          <w:iCs w:val="0"/>
+          <w:caps w:val="0"/>
+          <w:color w:val="auto"/>
+          <w:spacing w:val="0"/>
+          <w:sz w:val="20"/>
+          <w:szCs w:val="20"/>
+          <w:bdr w:val="none" w:color="auto" w:sz="0" w:space="0"/>
+          <w:shd w:val="clear" w:fill="FFFFFF"/>
+          <w:vertAlign w:val="baseline"/>
+        </w:rPr>
+        <w:t>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##AVENZA_UPDATE_2026_END## </w:t>
       </w:r>
     </w:p>
     <w:p>
@@ -2010,6 +2098,8 @@
           <w:rFonts w:hint="default"/>
         </w:rPr>
       </w:pPr>
+      <w:bookmarkStart w:id="0" w:name="_GoBack"/>
+      <w:bookmarkEnd w:id="0"/>
     </w:p>
     <w:sectPr>
       <w:pgSz w:w="11906" w:h="16838"/>
@@ -2124,7 +2214,7 @@
     <w:lsdException w:unhideWhenUsed="0" w:uiPriority="0" w:semiHidden="0" w:name="Document Map"/>
     <w:lsdException w:unhideWhenUsed="0" w:uiPriority="0" w:semiHidden="0" w:name="Plain Text"/>
     <w:lsdException w:unhideWhenUsed="0" w:uiPriority="0" w:semiHidden="0" w:name="E-mail Signature"/>
-    <w:lsdException w:unhideWhenUsed="0" w:uiPriority="0" w:semiHidden="0" w:name="Normal (Web)"/>
+    <w:lsdException w:qFormat="1" w:unhideWhenUsed="0" w:uiPriority="0" w:semiHidden="0" w:name="Normal (Web)"/>
     <w:lsdException w:unhideWhenUsed="0" w:uiPriority="0" w:semiHidden="0" w:name="HTML Acronym"/>
     <w:lsdException w:unhideWhenUsed="0" w:uiPriority="0" w:semiHidden="0" w:name="HTML Address"/>
     <w:lsdException w:unhideWhenUsed="0" w:uiPriority="0" w:semiHidden="0" w:name="HTML Cite"/>
@@ -2313,6 +2403,7 @@
   <w:style w:type="paragraph" w:styleId="4">
     <w:name w:val="Normal (Web)"/>
     <w:basedOn w:val="1"/>
+    <w:qFormat/>
     <w:uiPriority w:val="0"/>
     <w:rPr>
       <w:sz w:val="24"/>

--- a/Update-2026.docx
+++ b/Update-2026.docx
@@ -145,6 +145,8 @@
         </w:rPr>
         <w:t> </w:t>
       </w:r>
+      <w:bookmarkStart w:id="0" w:name="_GoBack"/>
+      <w:bookmarkEnd w:id="0"/>
     </w:p>
     <w:p>
       <w:pPr>
@@ -1117,979 +1119,1033 @@
           <w:shd w:val="clear" w:fill="FFFFFF"/>
           <w:vertAlign w:val="baseline"/>
         </w:rPr>
-        <w:t>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</w:t>
-      </w:r>
-      <w:r>
-        <w:rPr>
-          <w:rFonts w:hint="default" w:ascii="sans-serif" w:hAnsi="sans-serif" w:eastAsia="sans-serif" w:cs="sans-serif"/>
-          <w:b w:val="0"/>
-          <w:bCs w:val="0"/>
-          <w:i w:val="0"/>
-          <w:iCs w:val="0"/>
-          <w:caps w:val="0"/>
-          <w:color w:val="auto"/>
-          <w:spacing w:val="0"/>
-          <w:sz w:val="20"/>
-          <w:szCs w:val="20"/>
-          <w:bdr w:val="none" w:color="auto" w:sz="0" w:space="0"/>
-          <w:shd w:val="clear" w:fill="FFFFFF"/>
-          <w:vertAlign w:val="baseline"/>
-        </w:rPr>
-        <w:t>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</w:t>
-      </w:r>
-      <w:r>
-        <w:rPr>
-          <w:rFonts w:hint="default" w:ascii="sans-serif" w:hAnsi="sans-serif" w:eastAsia="sans-serif" w:cs="sans-serif"/>
-          <w:b w:val="0"/>
-          <w:bCs w:val="0"/>
-          <w:i w:val="0"/>
-          <w:iCs w:val="0"/>
-          <w:caps w:val="0"/>
-          <w:color w:val="auto"/>
-          <w:spacing w:val="0"/>
-          <w:sz w:val="20"/>
-          <w:szCs w:val="20"/>
-          <w:bdr w:val="none" w:color="auto" w:sz="0" w:space="0"/>
-          <w:shd w:val="clear" w:fill="FFFFFF"/>
-          <w:vertAlign w:val="baseline"/>
-        </w:rPr>
-        <w:t>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</w:t>
-      </w:r>
-      <w:r>
-        <w:rPr>
-          <w:rFonts w:hint="default" w:ascii="sans-serif" w:hAnsi="sans-serif" w:eastAsia="sans-serif" w:cs="sans-serif"/>
-          <w:b w:val="0"/>
-          <w:bCs w:val="0"/>
-          <w:i w:val="0"/>
-          <w:iCs w:val="0"/>
-          <w:caps w:val="0"/>
-          <w:color w:val="auto"/>
-          <w:spacing w:val="0"/>
-          <w:sz w:val="20"/>
-          <w:szCs w:val="20"/>
-          <w:bdr w:val="none" w:color="auto" w:sz="0" w:space="0"/>
-          <w:shd w:val="clear" w:fill="FFFFFF"/>
-          <w:vertAlign w:val="baseline"/>
-        </w:rPr>
-        <w:t>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</w:t>
-      </w:r>
-      <w:r>
-        <w:rPr>
-          <w:rFonts w:hint="default" w:ascii="sans-serif" w:hAnsi="sans-serif" w:eastAsia="sans-serif" w:cs="sans-serif"/>
-          <w:b w:val="0"/>
-          <w:bCs w:val="0"/>
-          <w:i w:val="0"/>
-          <w:iCs w:val="0"/>
-          <w:caps w:val="0"/>
-          <w:color w:val="auto"/>
-          <w:spacing w:val="0"/>
-          <w:sz w:val="20"/>
-          <w:szCs w:val="20"/>
-          <w:bdr w:val="none" w:color="auto" w:sz="0" w:space="0"/>
-          <w:shd w:val="clear" w:fill="FFFFFF"/>
-          <w:vertAlign w:val="baseline"/>
-        </w:rPr>
-        <w:t>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</w:t>
-      </w:r>
-      <w:r>
-        <w:rPr>
-          <w:rFonts w:hint="default" w:ascii="sans-serif" w:hAnsi="sans-serif" w:eastAsia="sans-serif" w:cs="sans-serif"/>
-          <w:b w:val="0"/>
-          <w:bCs w:val="0"/>
-          <w:i w:val="0"/>
-          <w:iCs w:val="0"/>
-          <w:caps w:val="0"/>
-          <w:color w:val="auto"/>
-          <w:spacing w:val="0"/>
-          <w:sz w:val="20"/>
-          <w:szCs w:val="20"/>
-          <w:bdr w:val="none" w:color="auto" w:sz="0" w:space="0"/>
-          <w:shd w:val="clear" w:fill="FFFFFF"/>
-          <w:vertAlign w:val="baseline"/>
-        </w:rPr>
-        <w:t>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</w:t>
-      </w:r>
-      <w:r>
-        <w:rPr>
-          <w:rFonts w:hint="default" w:ascii="sans-serif" w:hAnsi="sans-serif" w:eastAsia="sans-serif" w:cs="sans-serif"/>
-          <w:b w:val="0"/>
-          <w:bCs w:val="0"/>
-          <w:i w:val="0"/>
-          <w:iCs w:val="0"/>
-          <w:caps w:val="0"/>
-          <w:color w:val="auto"/>
-          <w:spacing w:val="0"/>
-          <w:sz w:val="20"/>
-          <w:szCs w:val="20"/>
-          <w:bdr w:val="none" w:color="auto" w:sz="0" w:space="0"/>
-          <w:shd w:val="clear" w:fill="FFFFFF"/>
-          <w:vertAlign w:val="baseline"/>
-        </w:rPr>
-        <w:t>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</w:t>
-      </w:r>
-      <w:r>
-        <w:rPr>
-          <w:rFonts w:hint="default" w:ascii="sans-serif" w:hAnsi="sans-serif" w:eastAsia="sans-serif" w:cs="sans-serif"/>
-          <w:b w:val="0"/>
-          <w:bCs w:val="0"/>
-          <w:i w:val="0"/>
-          <w:iCs w:val="0"/>
-          <w:caps w:val="0"/>
-          <w:color w:val="auto"/>
-          <w:spacing w:val="0"/>
-          <w:sz w:val="20"/>
-          <w:szCs w:val="20"/>
-          <w:bdr w:val="none" w:color="auto" w:sz="0" w:space="0"/>
-          <w:shd w:val="clear" w:fill="FFFFFF"/>
-          <w:vertAlign w:val="baseline"/>
-        </w:rPr>
-        <w:t>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</w:t>
-      </w:r>
-      <w:r>
-        <w:rPr>
-          <w:rFonts w:hint="default" w:ascii="sans-serif" w:hAnsi="sans-serif" w:eastAsia="sans-serif" w:cs="sans-serif"/>
-          <w:b w:val="0"/>
-          <w:bCs w:val="0"/>
-          <w:i w:val="0"/>
-          <w:iCs w:val="0"/>
-          <w:caps w:val="0"/>
-          <w:color w:val="auto"/>
-          <w:spacing w:val="0"/>
-          <w:sz w:val="20"/>
-          <w:szCs w:val="20"/>
-          <w:bdr w:val="none" w:color="auto" w:sz="0" w:space="0"/>
-          <w:shd w:val="clear" w:fill="FFFFFF"/>
-          <w:vertAlign w:val="baseline"/>
-        </w:rPr>
-        <w:t>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</w:t>
-      </w:r>
-      <w:r>
-        <w:rPr>
-          <w:rFonts w:hint="default" w:ascii="sans-serif" w:hAnsi="sans-serif" w:eastAsia="sans-serif" w:cs="sans-serif"/>
-          <w:b w:val="0"/>
-          <w:bCs w:val="0"/>
-          <w:i w:val="0"/>
-          <w:iCs w:val="0"/>
-          <w:caps w:val="0"/>
-          <w:color w:val="auto"/>
-          <w:spacing w:val="0"/>
-          <w:sz w:val="20"/>
-          <w:szCs w:val="20"/>
-          <w:bdr w:val="none" w:color="auto" w:sz="0" w:space="0"/>
-          <w:shd w:val="clear" w:fill="FFFFFF"/>
-          <w:vertAlign w:val="baseline"/>
-        </w:rPr>
-        <w:t>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</w:t>
-      </w:r>
-      <w:r>
-        <w:rPr>
-          <w:rFonts w:hint="default" w:ascii="sans-serif" w:hAnsi="sans-serif" w:eastAsia="sans-serif" w:cs="sans-serif"/>
-          <w:b w:val="0"/>
-          <w:bCs w:val="0"/>
-          <w:i w:val="0"/>
-          <w:iCs w:val="0"/>
-          <w:caps w:val="0"/>
-          <w:color w:val="auto"/>
-          <w:spacing w:val="0"/>
-          <w:sz w:val="20"/>
-          <w:szCs w:val="20"/>
-          <w:bdr w:val="none" w:color="auto" w:sz="0" w:space="0"/>
-          <w:shd w:val="clear" w:fill="FFFFFF"/>
-          <w:vertAlign w:val="baseline"/>
-        </w:rPr>
-        <w:t>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</w:t>
-      </w:r>
-      <w:r>
-        <w:rPr>
-          <w:rFonts w:hint="default" w:ascii="sans-serif" w:hAnsi="sans-serif" w:eastAsia="sans-serif" w:cs="sans-serif"/>
-          <w:b w:val="0"/>
-          <w:bCs w:val="0"/>
-          <w:i w:val="0"/>
-          <w:iCs w:val="0"/>
-          <w:caps w:val="0"/>
-          <w:color w:val="auto"/>
-          <w:spacing w:val="0"/>
-          <w:sz w:val="20"/>
-          <w:szCs w:val="20"/>
-          <w:bdr w:val="none" w:color="auto" w:sz="0" w:space="0"/>
-          <w:shd w:val="clear" w:fill="FFFFFF"/>
-          <w:vertAlign w:val="baseline"/>
-        </w:rPr>
-        <w:t>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</w:t>
-      </w:r>
-      <w:r>
-        <w:rPr>
-          <w:rFonts w:hint="default" w:ascii="sans-serif" w:hAnsi="sans-serif" w:eastAsia="sans-serif" w:cs="sans-serif"/>
-          <w:b w:val="0"/>
-          <w:bCs w:val="0"/>
-          <w:i w:val="0"/>
-          <w:iCs w:val="0"/>
-          <w:caps w:val="0"/>
-          <w:color w:val="auto"/>
-          <w:spacing w:val="0"/>
-          <w:sz w:val="20"/>
-          <w:szCs w:val="20"/>
-          <w:bdr w:val="none" w:color="auto" w:sz="0" w:space="0"/>
-          <w:shd w:val="clear" w:fill="FFFFFF"/>
-          <w:vertAlign w:val="baseline"/>
-        </w:rPr>
-        <w:t>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</w:t>
-      </w:r>
-      <w:r>
-        <w:rPr>
-          <w:rFonts w:hint="default" w:ascii="sans-serif" w:hAnsi="sans-serif" w:eastAsia="sans-serif" w:cs="sans-serif"/>
-          <w:b w:val="0"/>
-          <w:bCs w:val="0"/>
-          <w:i w:val="0"/>
-          <w:iCs w:val="0"/>
-          <w:caps w:val="0"/>
-          <w:color w:val="auto"/>
-          <w:spacing w:val="0"/>
-          <w:sz w:val="20"/>
-          <w:szCs w:val="20"/>
-          <w:bdr w:val="none" w:color="auto" w:sz="0" w:space="0"/>
-          <w:shd w:val="clear" w:fill="FFFFFF"/>
-          <w:vertAlign w:val="baseline"/>
-        </w:rPr>
-        <w:t>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</w:t>
-      </w:r>
-      <w:r>
-        <w:rPr>
-          <w:rFonts w:hint="default" w:ascii="sans-serif" w:hAnsi="sans-serif" w:eastAsia="sans-serif" w:cs="sans-serif"/>
-          <w:b w:val="0"/>
-          <w:bCs w:val="0"/>
-          <w:i w:val="0"/>
-          <w:iCs w:val="0"/>
-          <w:caps w:val="0"/>
-          <w:color w:val="auto"/>
-          <w:spacing w:val="0"/>
-          <w:sz w:val="20"/>
-          <w:szCs w:val="20"/>
-          <w:bdr w:val="none" w:color="auto" w:sz="0" w:space="0"/>
-          <w:shd w:val="clear" w:fill="FFFFFF"/>
-          <w:vertAlign w:val="baseline"/>
-        </w:rPr>
-        <w:t>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</w:t>
-      </w:r>
-      <w:r>
-        <w:rPr>
-          <w:rFonts w:hint="default" w:ascii="sans-serif" w:hAnsi="sans-serif" w:eastAsia="sans-serif" w:cs="sans-serif"/>
-          <w:b w:val="0"/>
-          <w:bCs w:val="0"/>
-          <w:i w:val="0"/>
-          <w:iCs w:val="0"/>
-          <w:caps w:val="0"/>
-          <w:color w:val="auto"/>
-          <w:spacing w:val="0"/>
-          <w:sz w:val="20"/>
-          <w:szCs w:val="20"/>
-          <w:bdr w:val="none" w:color="auto" w:sz="0" w:space="0"/>
-          <w:shd w:val="clear" w:fill="FFFFFF"/>
-          <w:vertAlign w:val="baseline"/>
-        </w:rPr>
-        <w:t>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</w:t>
-      </w:r>
-      <w:r>
-        <w:rPr>
-          <w:rFonts w:hint="default" w:ascii="sans-serif" w:hAnsi="sans-serif" w:eastAsia="sans-serif" w:cs="sans-serif"/>
-          <w:b w:val="0"/>
-          <w:bCs w:val="0"/>
-          <w:i w:val="0"/>
-          <w:iCs w:val="0"/>
-          <w:caps w:val="0"/>
-          <w:color w:val="auto"/>
-          <w:spacing w:val="0"/>
-          <w:sz w:val="20"/>
-          <w:szCs w:val="20"/>
-          <w:bdr w:val="none" w:color="auto" w:sz="0" w:space="0"/>
-          <w:shd w:val="clear" w:fill="FFFFFF"/>
-          <w:vertAlign w:val="baseline"/>
-        </w:rPr>
-        <w:t>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</w:t>
-      </w:r>
-      <w:r>
-        <w:rPr>
-          <w:rFonts w:hint="default" w:ascii="sans-serif" w:hAnsi="sans-serif" w:eastAsia="sans-serif" w:cs="sans-serif"/>
-          <w:b w:val="0"/>
-          <w:bCs w:val="0"/>
-          <w:i w:val="0"/>
-          <w:iCs w:val="0"/>
-          <w:caps w:val="0"/>
-          <w:color w:val="auto"/>
-          <w:spacing w:val="0"/>
-          <w:sz w:val="20"/>
-          <w:szCs w:val="20"/>
-          <w:bdr w:val="none" w:color="auto" w:sz="0" w:space="0"/>
-          <w:shd w:val="clear" w:fill="FFFFFF"/>
-          <w:vertAlign w:val="baseline"/>
-        </w:rPr>
-        <w:t>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</w:t>
-      </w:r>
-      <w:r>
-        <w:rPr>
-          <w:rFonts w:hint="default" w:ascii="sans-serif" w:hAnsi="sans-serif" w:eastAsia="sans-serif" w:cs="sans-serif"/>
-          <w:b w:val="0"/>
-          <w:bCs w:val="0"/>
-          <w:i w:val="0"/>
-          <w:iCs w:val="0"/>
-          <w:caps w:val="0"/>
-          <w:color w:val="auto"/>
-          <w:spacing w:val="0"/>
-          <w:sz w:val="20"/>
-          <w:szCs w:val="20"/>
-          <w:bdr w:val="none" w:color="auto" w:sz="0" w:space="0"/>
-          <w:shd w:val="clear" w:fill="FFFFFF"/>
-          <w:vertAlign w:val="baseline"/>
-        </w:rPr>
-        <w:t>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</w:t>
-      </w:r>
-      <w:r>
-        <w:rPr>
-          <w:rFonts w:hint="default" w:ascii="sans-serif" w:hAnsi="sans-serif" w:eastAsia="sans-serif" w:cs="sans-serif"/>
-          <w:b w:val="0"/>
-          <w:bCs w:val="0"/>
-          <w:i w:val="0"/>
-          <w:iCs w:val="0"/>
-          <w:caps w:val="0"/>
-          <w:color w:val="auto"/>
-          <w:spacing w:val="0"/>
-          <w:sz w:val="20"/>
-          <w:szCs w:val="20"/>
-          <w:bdr w:val="none" w:color="auto" w:sz="0" w:space="0"/>
-          <w:shd w:val="clear" w:fill="FFFFFF"/>
-          <w:vertAlign w:val="baseline"/>
-        </w:rPr>
-        <w:t>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</w:t>
-      </w:r>
-      <w:r>
-        <w:rPr>
-          <w:rFonts w:hint="default" w:ascii="sans-serif" w:hAnsi="sans-serif" w:eastAsia="sans-serif" w:cs="sans-serif"/>
-          <w:b w:val="0"/>
-          <w:bCs w:val="0"/>
-          <w:i w:val="0"/>
-          <w:iCs w:val="0"/>
-          <w:caps w:val="0"/>
-          <w:color w:val="auto"/>
-          <w:spacing w:val="0"/>
-          <w:sz w:val="20"/>
-          <w:szCs w:val="20"/>
-          <w:bdr w:val="none" w:color="auto" w:sz="0" w:space="0"/>
-          <w:shd w:val="clear" w:fill="FFFFFF"/>
-          <w:vertAlign w:val="baseline"/>
-        </w:rPr>
-        <w:t>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</w:t>
-      </w:r>
-      <w:r>
-        <w:rPr>
-          <w:rFonts w:hint="default" w:ascii="sans-serif" w:hAnsi="sans-serif" w:eastAsia="sans-serif" w:cs="sans-serif"/>
-          <w:b w:val="0"/>
-          <w:bCs w:val="0"/>
-          <w:i w:val="0"/>
-          <w:iCs w:val="0"/>
-          <w:caps w:val="0"/>
-          <w:color w:val="auto"/>
-          <w:spacing w:val="0"/>
-          <w:sz w:val="20"/>
-          <w:szCs w:val="20"/>
-          <w:bdr w:val="none" w:color="auto" w:sz="0" w:space="0"/>
-          <w:shd w:val="clear" w:fill="FFFFFF"/>
-          <w:vertAlign w:val="baseline"/>
-        </w:rPr>
-        <w:t>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</w:t>
-      </w:r>
-      <w:r>
-        <w:rPr>
-          <w:rFonts w:hint="default" w:ascii="sans-serif" w:hAnsi="sans-serif" w:eastAsia="sans-serif" w:cs="sans-serif"/>
-          <w:b w:val="0"/>
-          <w:bCs w:val="0"/>
-          <w:i w:val="0"/>
-          <w:iCs w:val="0"/>
-          <w:caps w:val="0"/>
-          <w:color w:val="auto"/>
-          <w:spacing w:val="0"/>
-          <w:sz w:val="20"/>
-          <w:szCs w:val="20"/>
-          <w:bdr w:val="none" w:color="auto" w:sz="0" w:space="0"/>
-          <w:shd w:val="clear" w:fill="FFFFFF"/>
-          <w:vertAlign w:val="baseline"/>
-        </w:rPr>
-        <w:t>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</w:t>
-      </w:r>
-      <w:r>
-        <w:rPr>
-          <w:rFonts w:hint="default" w:ascii="sans-serif" w:hAnsi="sans-serif" w:eastAsia="sans-serif" w:cs="sans-serif"/>
-          <w:b w:val="0"/>
-          <w:bCs w:val="0"/>
-          <w:i w:val="0"/>
-          <w:iCs w:val="0"/>
-          <w:caps w:val="0"/>
-          <w:color w:val="auto"/>
-          <w:spacing w:val="0"/>
-          <w:sz w:val="20"/>
-          <w:szCs w:val="20"/>
-          <w:bdr w:val="none" w:color="auto" w:sz="0" w:space="0"/>
-          <w:shd w:val="clear" w:fill="FFFFFF"/>
-          <w:vertAlign w:val="baseline"/>
-        </w:rPr>
-        <w:t>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</w:t>
-      </w:r>
-      <w:r>
-        <w:rPr>
-          <w:rFonts w:hint="default" w:ascii="sans-serif" w:hAnsi="sans-serif" w:eastAsia="sans-serif" w:cs="sans-serif"/>
-          <w:b w:val="0"/>
-          <w:bCs w:val="0"/>
-          <w:i w:val="0"/>
-          <w:iCs w:val="0"/>
-          <w:caps w:val="0"/>
-          <w:color w:val="auto"/>
-          <w:spacing w:val="0"/>
-          <w:sz w:val="20"/>
-          <w:szCs w:val="20"/>
-          <w:bdr w:val="none" w:color="auto" w:sz="0" w:space="0"/>
-          <w:shd w:val="clear" w:fill="FFFFFF"/>
-          <w:vertAlign w:val="baseline"/>
-        </w:rPr>
-        <w:t>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</w:t>
-      </w:r>
-      <w:r>
-        <w:rPr>
-          <w:rFonts w:hint="default" w:ascii="sans-serif" w:hAnsi="sans-serif" w:eastAsia="sans-serif" w:cs="sans-serif"/>
-          <w:b w:val="0"/>
-          <w:bCs w:val="0"/>
-          <w:i w:val="0"/>
-          <w:iCs w:val="0"/>
-          <w:caps w:val="0"/>
-          <w:color w:val="auto"/>
-          <w:spacing w:val="0"/>
-          <w:sz w:val="20"/>
-          <w:szCs w:val="20"/>
-          <w:bdr w:val="none" w:color="auto" w:sz="0" w:space="0"/>
-          <w:shd w:val="clear" w:fill="FFFFFF"/>
-          <w:vertAlign w:val="baseline"/>
-        </w:rPr>
-        <w:t>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</w:t>
-      </w:r>
-      <w:r>
-        <w:rPr>
-          <w:rFonts w:hint="default" w:ascii="sans-serif" w:hAnsi="sans-serif" w:eastAsia="sans-serif" w:cs="sans-serif"/>
-          <w:b w:val="0"/>
-          <w:bCs w:val="0"/>
-          <w:i w:val="0"/>
-          <w:iCs w:val="0"/>
-          <w:caps w:val="0"/>
-          <w:color w:val="auto"/>
-          <w:spacing w:val="0"/>
-          <w:sz w:val="20"/>
-          <w:szCs w:val="20"/>
-          <w:bdr w:val="none" w:color="auto" w:sz="0" w:space="0"/>
-          <w:shd w:val="clear" w:fill="FFFFFF"/>
-          <w:vertAlign w:val="baseline"/>
-        </w:rPr>
-        <w:t>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</w:t>
-      </w:r>
-      <w:r>
-        <w:rPr>
-          <w:rFonts w:hint="default" w:ascii="sans-serif" w:hAnsi="sans-serif" w:eastAsia="sans-serif" w:cs="sans-serif"/>
-          <w:b w:val="0"/>
-          <w:bCs w:val="0"/>
-          <w:i w:val="0"/>
-          <w:iCs w:val="0"/>
-          <w:caps w:val="0"/>
-          <w:color w:val="auto"/>
-          <w:spacing w:val="0"/>
-          <w:sz w:val="20"/>
-          <w:szCs w:val="20"/>
-          <w:bdr w:val="none" w:color="auto" w:sz="0" w:space="0"/>
-          <w:shd w:val="clear" w:fill="FFFFFF"/>
-          <w:vertAlign w:val="baseline"/>
-        </w:rPr>
-        <w:t>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</w:t>
-      </w:r>
-      <w:r>
-        <w:rPr>
-          <w:rFonts w:hint="default" w:ascii="sans-serif" w:hAnsi="sans-serif" w:eastAsia="sans-serif" w:cs="sans-serif"/>
-          <w:b w:val="0"/>
-          <w:bCs w:val="0"/>
-          <w:i w:val="0"/>
-          <w:iCs w:val="0"/>
-          <w:caps w:val="0"/>
-          <w:color w:val="auto"/>
-          <w:spacing w:val="0"/>
-          <w:sz w:val="20"/>
-          <w:szCs w:val="20"/>
-          <w:bdr w:val="none" w:color="auto" w:sz="0" w:space="0"/>
-          <w:shd w:val="clear" w:fill="FFFFFF"/>
-          <w:vertAlign w:val="baseline"/>
-        </w:rPr>
-        <w:t>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</w:t>
-      </w:r>
-      <w:r>
-        <w:rPr>
-          <w:rFonts w:hint="default" w:ascii="sans-serif" w:hAnsi="sans-serif" w:eastAsia="sans-serif" w:cs="sans-serif"/>
-          <w:b w:val="0"/>
-          <w:bCs w:val="0"/>
-          <w:i w:val="0"/>
-          <w:iCs w:val="0"/>
-          <w:caps w:val="0"/>
-          <w:color w:val="auto"/>
-          <w:spacing w:val="0"/>
-          <w:sz w:val="20"/>
-          <w:szCs w:val="20"/>
-          <w:bdr w:val="none" w:color="auto" w:sz="0" w:space="0"/>
-          <w:shd w:val="clear" w:fill="FFFFFF"/>
-          <w:vertAlign w:val="baseline"/>
-        </w:rPr>
-        <w:t>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</w:t>
-      </w:r>
-      <w:r>
-        <w:rPr>
-          <w:rFonts w:hint="default" w:ascii="sans-serif" w:hAnsi="sans-serif" w:eastAsia="sans-serif" w:cs="sans-serif"/>
-          <w:b w:val="0"/>
-          <w:bCs w:val="0"/>
-          <w:i w:val="0"/>
-          <w:iCs w:val="0"/>
-          <w:caps w:val="0"/>
-          <w:color w:val="auto"/>
-          <w:spacing w:val="0"/>
-          <w:sz w:val="20"/>
-          <w:szCs w:val="20"/>
-          <w:bdr w:val="none" w:color="auto" w:sz="0" w:space="0"/>
-          <w:shd w:val="clear" w:fill="FFFFFF"/>
-          <w:vertAlign w:val="baseline"/>
-        </w:rPr>
-        <w:t>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</w:t>
-      </w:r>
-      <w:r>
-        <w:rPr>
-          <w:rFonts w:hint="default" w:ascii="sans-serif" w:hAnsi="sans-serif" w:eastAsia="sans-serif" w:cs="sans-serif"/>
-          <w:b w:val="0"/>
-          <w:bCs w:val="0"/>
-          <w:i w:val="0"/>
-          <w:iCs w:val="0"/>
-          <w:caps w:val="0"/>
-          <w:color w:val="auto"/>
-          <w:spacing w:val="0"/>
-          <w:sz w:val="20"/>
-          <w:szCs w:val="20"/>
-          <w:bdr w:val="none" w:color="auto" w:sz="0" w:space="0"/>
-          <w:shd w:val="clear" w:fill="FFFFFF"/>
-          <w:vertAlign w:val="baseline"/>
-        </w:rPr>
-        <w:t>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</w:t>
-      </w:r>
-      <w:r>
-        <w:rPr>
-          <w:rFonts w:hint="default" w:ascii="sans-serif" w:hAnsi="sans-serif" w:eastAsia="sans-serif" w:cs="sans-serif"/>
-          <w:b w:val="0"/>
-          <w:bCs w:val="0"/>
-          <w:i w:val="0"/>
-          <w:iCs w:val="0"/>
-          <w:caps w:val="0"/>
-          <w:color w:val="auto"/>
-          <w:spacing w:val="0"/>
-          <w:sz w:val="20"/>
-          <w:szCs w:val="20"/>
-          <w:bdr w:val="none" w:color="auto" w:sz="0" w:space="0"/>
-          <w:shd w:val="clear" w:fill="FFFFFF"/>
-          <w:vertAlign w:val="baseline"/>
-        </w:rPr>
-        <w:t>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</w:t>
-      </w:r>
-      <w:r>
-        <w:rPr>
-          <w:rFonts w:hint="default" w:ascii="sans-serif" w:hAnsi="sans-serif" w:eastAsia="sans-serif" w:cs="sans-serif"/>
-          <w:b w:val="0"/>
-          <w:bCs w:val="0"/>
-          <w:i w:val="0"/>
-          <w:iCs w:val="0"/>
-          <w:caps w:val="0"/>
-          <w:color w:val="auto"/>
-          <w:spacing w:val="0"/>
-          <w:sz w:val="20"/>
-          <w:szCs w:val="20"/>
-          <w:bdr w:val="none" w:color="auto" w:sz="0" w:space="0"/>
-          <w:shd w:val="clear" w:fill="FFFFFF"/>
-          <w:vertAlign w:val="baseline"/>
-        </w:rPr>
-        <w:t>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</w:t>
-      </w:r>
-      <w:r>
-        <w:rPr>
-          <w:rFonts w:hint="default" w:ascii="sans-serif" w:hAnsi="sans-serif" w:eastAsia="sans-serif" w:cs="sans-serif"/>
-          <w:b w:val="0"/>
-          <w:bCs w:val="0"/>
-          <w:i w:val="0"/>
-          <w:iCs w:val="0"/>
-          <w:caps w:val="0"/>
-          <w:color w:val="auto"/>
-          <w:spacing w:val="0"/>
-          <w:sz w:val="20"/>
-          <w:szCs w:val="20"/>
-          <w:bdr w:val="none" w:color="auto" w:sz="0" w:space="0"/>
-          <w:shd w:val="clear" w:fill="FFFFFF"/>
-          <w:vertAlign w:val="baseline"/>
-        </w:rPr>
-        <w:t>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</w:t>
-      </w:r>
-      <w:r>
-        <w:rPr>
-          <w:rFonts w:hint="default" w:ascii="sans-serif" w:hAnsi="sans-serif" w:eastAsia="sans-serif" w:cs="sans-serif"/>
-          <w:b w:val="0"/>
-          <w:bCs w:val="0"/>
-          <w:i w:val="0"/>
-          <w:iCs w:val="0"/>
-          <w:caps w:val="0"/>
-          <w:color w:val="auto"/>
-          <w:spacing w:val="0"/>
-          <w:sz w:val="20"/>
-          <w:szCs w:val="20"/>
-          <w:bdr w:val="none" w:color="auto" w:sz="0" w:space="0"/>
-          <w:shd w:val="clear" w:fill="FFFFFF"/>
-          <w:vertAlign w:val="baseline"/>
-        </w:rPr>
-        <w:t>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</w:t>
-      </w:r>
-      <w:r>
-        <w:rPr>
-          <w:rFonts w:hint="default" w:ascii="sans-serif" w:hAnsi="sans-serif" w:eastAsia="sans-serif" w:cs="sans-serif"/>
-          <w:b w:val="0"/>
-          <w:bCs w:val="0"/>
-          <w:i w:val="0"/>
-          <w:iCs w:val="0"/>
-          <w:caps w:val="0"/>
-          <w:color w:val="auto"/>
-          <w:spacing w:val="0"/>
-          <w:sz w:val="20"/>
-          <w:szCs w:val="20"/>
-          <w:bdr w:val="none" w:color="auto" w:sz="0" w:space="0"/>
-          <w:shd w:val="clear" w:fill="FFFFFF"/>
-          <w:vertAlign w:val="baseline"/>
-        </w:rPr>
-        <w:t>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</w:t>
-      </w:r>
-      <w:r>
-        <w:rPr>
-          <w:rFonts w:hint="default" w:ascii="sans-serif" w:hAnsi="sans-serif" w:eastAsia="sans-serif" w:cs="sans-serif"/>
-          <w:b w:val="0"/>
-          <w:bCs w:val="0"/>
-          <w:i w:val="0"/>
-          <w:iCs w:val="0"/>
-          <w:caps w:val="0"/>
-          <w:color w:val="auto"/>
-          <w:spacing w:val="0"/>
-          <w:sz w:val="20"/>
-          <w:szCs w:val="20"/>
-          <w:bdr w:val="none" w:color="auto" w:sz="0" w:space="0"/>
-          <w:shd w:val="clear" w:fill="FFFFFF"/>
-          <w:vertAlign w:val="baseline"/>
-        </w:rPr>
-        <w:t>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</w:t>
-      </w:r>
-      <w:r>
-        <w:rPr>
-          <w:rFonts w:hint="default" w:ascii="sans-serif" w:hAnsi="sans-serif" w:eastAsia="sans-serif" w:cs="sans-serif"/>
-          <w:b w:val="0"/>
-          <w:bCs w:val="0"/>
-          <w:i w:val="0"/>
-          <w:iCs w:val="0"/>
-          <w:caps w:val="0"/>
-          <w:color w:val="auto"/>
-          <w:spacing w:val="0"/>
-          <w:sz w:val="20"/>
-          <w:szCs w:val="20"/>
-          <w:bdr w:val="none" w:color="auto" w:sz="0" w:space="0"/>
-          <w:shd w:val="clear" w:fill="FFFFFF"/>
-          <w:vertAlign w:val="baseline"/>
-        </w:rPr>
-        <w:t>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</w:t>
-      </w:r>
-      <w:r>
-        <w:rPr>
-          <w:rFonts w:hint="default" w:ascii="sans-serif" w:hAnsi="sans-serif" w:eastAsia="sans-serif" w:cs="sans-serif"/>
-          <w:b w:val="0"/>
-          <w:bCs w:val="0"/>
-          <w:i w:val="0"/>
-          <w:iCs w:val="0"/>
-          <w:caps w:val="0"/>
-          <w:color w:val="auto"/>
-          <w:spacing w:val="0"/>
-          <w:sz w:val="20"/>
-          <w:szCs w:val="20"/>
-          <w:bdr w:val="none" w:color="auto" w:sz="0" w:space="0"/>
-          <w:shd w:val="clear" w:fill="FFFFFF"/>
-          <w:vertAlign w:val="baseline"/>
-        </w:rPr>
-        <w:t>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</w:t>
-      </w:r>
-      <w:r>
-        <w:rPr>
-          <w:rFonts w:hint="default" w:ascii="sans-serif" w:hAnsi="sans-serif" w:eastAsia="sans-serif" w:cs="sans-serif"/>
-          <w:b w:val="0"/>
-          <w:bCs w:val="0"/>
-          <w:i w:val="0"/>
-          <w:iCs w:val="0"/>
-          <w:caps w:val="0"/>
-          <w:color w:val="auto"/>
-          <w:spacing w:val="0"/>
-          <w:sz w:val="20"/>
-          <w:szCs w:val="20"/>
-          <w:bdr w:val="none" w:color="auto" w:sz="0" w:space="0"/>
-          <w:shd w:val="clear" w:fill="FFFFFF"/>
-          <w:vertAlign w:val="baseline"/>
-        </w:rPr>
-        <w:t>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</w:t>
-      </w:r>
-      <w:r>
-        <w:rPr>
-          <w:rFonts w:hint="default" w:ascii="sans-serif" w:hAnsi="sans-serif" w:eastAsia="sans-serif" w:cs="sans-serif"/>
-          <w:b w:val="0"/>
-          <w:bCs w:val="0"/>
-          <w:i w:val="0"/>
-          <w:iCs w:val="0"/>
-          <w:caps w:val="0"/>
-          <w:color w:val="auto"/>
-          <w:spacing w:val="0"/>
-          <w:sz w:val="20"/>
-          <w:szCs w:val="20"/>
-          <w:bdr w:val="none" w:color="auto" w:sz="0" w:space="0"/>
-          <w:shd w:val="clear" w:fill="FFFFFF"/>
-          <w:vertAlign w:val="baseline"/>
-        </w:rPr>
-        <w:t>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</w:t>
-      </w:r>
-      <w:r>
-        <w:rPr>
-          <w:rFonts w:hint="default" w:ascii="sans-serif" w:hAnsi="sans-serif" w:eastAsia="sans-serif" w:cs="sans-serif"/>
-          <w:b w:val="0"/>
-          <w:bCs w:val="0"/>
-          <w:i w:val="0"/>
-          <w:iCs w:val="0"/>
-          <w:caps w:val="0"/>
-          <w:color w:val="auto"/>
-          <w:spacing w:val="0"/>
-          <w:sz w:val="20"/>
-          <w:szCs w:val="20"/>
-          <w:bdr w:val="none" w:color="auto" w:sz="0" w:space="0"/>
-          <w:shd w:val="clear" w:fill="FFFFFF"/>
-          <w:vertAlign w:val="baseline"/>
-        </w:rPr>
-        <w:t>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</w:t>
-      </w:r>
-      <w:r>
-        <w:rPr>
-          <w:rFonts w:hint="default" w:ascii="sans-serif" w:hAnsi="sans-serif" w:eastAsia="sans-serif" w:cs="sans-serif"/>
-          <w:b w:val="0"/>
-          <w:bCs w:val="0"/>
-          <w:i w:val="0"/>
-          <w:iCs w:val="0"/>
-          <w:caps w:val="0"/>
-          <w:color w:val="auto"/>
-          <w:spacing w:val="0"/>
-          <w:sz w:val="20"/>
-          <w:szCs w:val="20"/>
-          <w:bdr w:val="none" w:color="auto" w:sz="0" w:space="0"/>
-          <w:shd w:val="clear" w:fill="FFFFFF"/>
-          <w:vertAlign w:val="baseline"/>
-        </w:rPr>
-        <w:t>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</w:t>
-      </w:r>
-      <w:r>
-        <w:rPr>
-          <w:rFonts w:hint="default" w:ascii="sans-serif" w:hAnsi="sans-serif" w:eastAsia="sans-serif" w:cs="sans-serif"/>
-          <w:b w:val="0"/>
-          <w:bCs w:val="0"/>
-          <w:i w:val="0"/>
-          <w:iCs w:val="0"/>
-          <w:caps w:val="0"/>
-          <w:color w:val="auto"/>
-          <w:spacing w:val="0"/>
-          <w:sz w:val="20"/>
-          <w:szCs w:val="20"/>
-          <w:bdr w:val="none" w:color="auto" w:sz="0" w:space="0"/>
-          <w:shd w:val="clear" w:fill="FFFFFF"/>
-          <w:vertAlign w:val="baseline"/>
-        </w:rPr>
-        <w:t>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</w:t>
-      </w:r>
-      <w:r>
-        <w:rPr>
-          <w:rFonts w:hint="default" w:ascii="sans-serif" w:hAnsi="sans-serif" w:eastAsia="sans-serif" w:cs="sans-serif"/>
-          <w:b w:val="0"/>
-          <w:bCs w:val="0"/>
-          <w:i w:val="0"/>
-          <w:iCs w:val="0"/>
-          <w:caps w:val="0"/>
-          <w:color w:val="auto"/>
-          <w:spacing w:val="0"/>
-          <w:sz w:val="20"/>
-          <w:szCs w:val="20"/>
-          <w:bdr w:val="none" w:color="auto" w:sz="0" w:space="0"/>
-          <w:shd w:val="clear" w:fill="FFFFFF"/>
-          <w:vertAlign w:val="baseline"/>
-        </w:rPr>
-        <w:t>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</w:t>
-      </w:r>
-      <w:r>
-        <w:rPr>
-          <w:rFonts w:hint="default" w:ascii="sans-serif" w:hAnsi="sans-serif" w:eastAsia="sans-serif" w:cs="sans-serif"/>
-          <w:b w:val="0"/>
-          <w:bCs w:val="0"/>
-          <w:i w:val="0"/>
-          <w:iCs w:val="0"/>
-          <w:caps w:val="0"/>
-          <w:color w:val="auto"/>
-          <w:spacing w:val="0"/>
-          <w:sz w:val="20"/>
-          <w:szCs w:val="20"/>
-          <w:bdr w:val="none" w:color="auto" w:sz="0" w:space="0"/>
-          <w:shd w:val="clear" w:fill="FFFFFF"/>
-          <w:vertAlign w:val="baseline"/>
-        </w:rPr>
-        <w:t>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</w:t>
-      </w:r>
-      <w:r>
-        <w:rPr>
-          <w:rFonts w:hint="default" w:ascii="sans-serif" w:hAnsi="sans-serif" w:eastAsia="sans-serif" w:cs="sans-serif"/>
-          <w:b w:val="0"/>
-          <w:bCs w:val="0"/>
-          <w:i w:val="0"/>
-          <w:iCs w:val="0"/>
-          <w:caps w:val="0"/>
-          <w:color w:val="auto"/>
-          <w:spacing w:val="0"/>
-          <w:sz w:val="20"/>
-          <w:szCs w:val="20"/>
-          <w:bdr w:val="none" w:color="auto" w:sz="0" w:space="0"/>
-          <w:shd w:val="clear" w:fill="FFFFFF"/>
-          <w:vertAlign w:val="baseline"/>
-        </w:rPr>
-        <w:t>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</w:t>
-      </w:r>
-      <w:r>
-        <w:rPr>
-          <w:rFonts w:hint="default" w:ascii="sans-serif" w:hAnsi="sans-serif" w:eastAsia="sans-serif" w:cs="sans-serif"/>
-          <w:b w:val="0"/>
-          <w:bCs w:val="0"/>
-          <w:i w:val="0"/>
-          <w:iCs w:val="0"/>
-          <w:caps w:val="0"/>
-          <w:color w:val="auto"/>
-          <w:spacing w:val="0"/>
-          <w:sz w:val="20"/>
-          <w:szCs w:val="20"/>
-          <w:bdr w:val="none" w:color="auto" w:sz="0" w:space="0"/>
-          <w:shd w:val="clear" w:fill="FFFFFF"/>
-          <w:vertAlign w:val="baseline"/>
-        </w:rPr>
-        <w:t>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</w:t>
-      </w:r>
-      <w:r>
-        <w:rPr>
-          <w:rFonts w:hint="default" w:ascii="sans-serif" w:hAnsi="sans-serif" w:eastAsia="sans-serif" w:cs="sans-serif"/>
-          <w:b w:val="0"/>
-          <w:bCs w:val="0"/>
-          <w:i w:val="0"/>
-          <w:iCs w:val="0"/>
-          <w:caps w:val="0"/>
-          <w:color w:val="auto"/>
-          <w:spacing w:val="0"/>
-          <w:sz w:val="20"/>
-          <w:szCs w:val="20"/>
-          <w:bdr w:val="none" w:color="auto" w:sz="0" w:space="0"/>
-          <w:shd w:val="clear" w:fill="FFFFFF"/>
-          <w:vertAlign w:val="baseline"/>
-        </w:rPr>
-        <w:t>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</w:t>
-      </w:r>
-      <w:r>
-        <w:rPr>
-          <w:rFonts w:hint="default" w:ascii="sans-serif" w:hAnsi="sans-serif" w:eastAsia="sans-serif" w:cs="sans-serif"/>
-          <w:b w:val="0"/>
-          <w:bCs w:val="0"/>
-          <w:i w:val="0"/>
-          <w:iCs w:val="0"/>
-          <w:caps w:val="0"/>
-          <w:color w:val="auto"/>
-          <w:spacing w:val="0"/>
-          <w:sz w:val="20"/>
-          <w:szCs w:val="20"/>
-          <w:bdr w:val="none" w:color="auto" w:sz="0" w:space="0"/>
-          <w:shd w:val="clear" w:fill="FFFFFF"/>
-          <w:vertAlign w:val="baseline"/>
-        </w:rPr>
-        <w:t>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</w:t>
-      </w:r>
-      <w:r>
-        <w:rPr>
-          <w:rFonts w:hint="default" w:ascii="sans-serif" w:hAnsi="sans-serif" w:eastAsia="sans-serif" w:cs="sans-serif"/>
-          <w:b w:val="0"/>
-          <w:bCs w:val="0"/>
-          <w:i w:val="0"/>
-          <w:iCs w:val="0"/>
-          <w:caps w:val="0"/>
-          <w:color w:val="auto"/>
-          <w:spacing w:val="0"/>
-          <w:sz w:val="20"/>
-          <w:szCs w:val="20"/>
-          <w:bdr w:val="none" w:color="auto" w:sz="0" w:space="0"/>
-          <w:shd w:val="clear" w:fill="FFFFFF"/>
-          <w:vertAlign w:val="baseline"/>
-        </w:rPr>
-        <w:t>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</w:t>
-      </w:r>
-      <w:r>
-        <w:rPr>
-          <w:rFonts w:hint="default" w:ascii="sans-serif" w:hAnsi="sans-serif" w:eastAsia="sans-serif" w:cs="sans-serif"/>
-          <w:b w:val="0"/>
-          <w:bCs w:val="0"/>
-          <w:i w:val="0"/>
-          <w:iCs w:val="0"/>
-          <w:caps w:val="0"/>
-          <w:color w:val="auto"/>
-          <w:spacing w:val="0"/>
-          <w:sz w:val="20"/>
-          <w:szCs w:val="20"/>
-          <w:bdr w:val="none" w:color="auto" w:sz="0" w:space="0"/>
-          <w:shd w:val="clear" w:fill="FFFFFF"/>
-          <w:vertAlign w:val="baseline"/>
-        </w:rPr>
-        <w:t>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</w:t>
-      </w:r>
-      <w:r>
-        <w:rPr>
-          <w:rFonts w:hint="default" w:ascii="sans-serif" w:hAnsi="sans-serif" w:eastAsia="sans-serif" w:cs="sans-serif"/>
-          <w:b w:val="0"/>
-          <w:bCs w:val="0"/>
-          <w:i w:val="0"/>
-          <w:iCs w:val="0"/>
-          <w:caps w:val="0"/>
-          <w:color w:val="auto"/>
-          <w:spacing w:val="0"/>
-          <w:sz w:val="20"/>
-          <w:szCs w:val="20"/>
-          <w:bdr w:val="none" w:color="auto" w:sz="0" w:space="0"/>
-          <w:shd w:val="clear" w:fill="FFFFFF"/>
-          <w:vertAlign w:val="baseline"/>
-        </w:rPr>
-        <w:t>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</w:t>
-      </w:r>
-      <w:r>
-        <w:rPr>
-          <w:rFonts w:hint="default" w:ascii="sans-serif" w:hAnsi="sans-serif" w:eastAsia="sans-serif" w:cs="sans-serif"/>
-          <w:b w:val="0"/>
-          <w:bCs w:val="0"/>
-          <w:i w:val="0"/>
-          <w:iCs w:val="0"/>
-          <w:caps w:val="0"/>
-          <w:color w:val="auto"/>
-          <w:spacing w:val="0"/>
-          <w:sz w:val="20"/>
-          <w:szCs w:val="20"/>
-          <w:bdr w:val="none" w:color="auto" w:sz="0" w:space="0"/>
-          <w:shd w:val="clear" w:fill="FFFFFF"/>
-          <w:vertAlign w:val="baseline"/>
-        </w:rPr>
-        <w:t>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##AVENZA_UPDATE_2026_END## </w:t>
+        <w:t>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</w:t>
+      </w:r>
+      <w:r>
+        <w:rPr>
+          <w:rFonts w:hint="default" w:ascii="sans-serif" w:hAnsi="sans-serif" w:eastAsia="sans-serif" w:cs="sans-serif"/>
+          <w:b w:val="0"/>
+          <w:bCs w:val="0"/>
+          <w:i w:val="0"/>
+          <w:iCs w:val="0"/>
+          <w:caps w:val="0"/>
+          <w:color w:val="auto"/>
+          <w:spacing w:val="0"/>
+          <w:sz w:val="20"/>
+          <w:szCs w:val="20"/>
+          <w:bdr w:val="none" w:color="auto" w:sz="0" w:space="0"/>
+          <w:shd w:val="clear" w:fill="FFFFFF"/>
+          <w:vertAlign w:val="baseline"/>
+        </w:rPr>
+        <w:t>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</w:t>
+      </w:r>
+      <w:r>
+        <w:rPr>
+          <w:rFonts w:hint="default" w:ascii="sans-serif" w:hAnsi="sans-serif" w:eastAsia="sans-serif" w:cs="sans-serif"/>
+          <w:b w:val="0"/>
+          <w:bCs w:val="0"/>
+          <w:i w:val="0"/>
+          <w:iCs w:val="0"/>
+          <w:caps w:val="0"/>
+          <w:color w:val="auto"/>
+          <w:spacing w:val="0"/>
+          <w:sz w:val="20"/>
+          <w:szCs w:val="20"/>
+          <w:bdr w:val="none" w:color="auto" w:sz="0" w:space="0"/>
+          <w:shd w:val="clear" w:fill="FFFFFF"/>
+          <w:vertAlign w:val="baseline"/>
+        </w:rPr>
+        <w:t>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</w:t>
+      </w:r>
+      <w:r>
+        <w:rPr>
+          <w:rFonts w:hint="default" w:ascii="sans-serif" w:hAnsi="sans-serif" w:eastAsia="sans-serif" w:cs="sans-serif"/>
+          <w:b w:val="0"/>
+          <w:bCs w:val="0"/>
+          <w:i w:val="0"/>
+          <w:iCs w:val="0"/>
+          <w:caps w:val="0"/>
+          <w:color w:val="auto"/>
+          <w:spacing w:val="0"/>
+          <w:sz w:val="20"/>
+          <w:szCs w:val="20"/>
+          <w:bdr w:val="none" w:color="auto" w:sz="0" w:space="0"/>
+          <w:shd w:val="clear" w:fill="FFFFFF"/>
+          <w:vertAlign w:val="baseline"/>
+        </w:rPr>
+        <w:t>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</w:t>
+      </w:r>
+      <w:r>
+        <w:rPr>
+          <w:rFonts w:hint="default" w:ascii="sans-serif" w:hAnsi="sans-serif" w:eastAsia="sans-serif" w:cs="sans-serif"/>
+          <w:b w:val="0"/>
+          <w:bCs w:val="0"/>
+          <w:i w:val="0"/>
+          <w:iCs w:val="0"/>
+          <w:caps w:val="0"/>
+          <w:color w:val="auto"/>
+          <w:spacing w:val="0"/>
+          <w:sz w:val="20"/>
+          <w:szCs w:val="20"/>
+          <w:bdr w:val="none" w:color="auto" w:sz="0" w:space="0"/>
+          <w:shd w:val="clear" w:fill="FFFFFF"/>
+          <w:vertAlign w:val="baseline"/>
+        </w:rPr>
+        <w:t>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</w:t>
+      </w:r>
+      <w:r>
+        <w:rPr>
+          <w:rFonts w:hint="default" w:ascii="sans-serif" w:hAnsi="sans-serif" w:eastAsia="sans-serif" w:cs="sans-serif"/>
+          <w:b w:val="0"/>
+          <w:bCs w:val="0"/>
+          <w:i w:val="0"/>
+          <w:iCs w:val="0"/>
+          <w:caps w:val="0"/>
+          <w:color w:val="auto"/>
+          <w:spacing w:val="0"/>
+          <w:sz w:val="20"/>
+          <w:szCs w:val="20"/>
+          <w:bdr w:val="none" w:color="auto" w:sz="0" w:space="0"/>
+          <w:shd w:val="clear" w:fill="FFFFFF"/>
+          <w:vertAlign w:val="baseline"/>
+        </w:rPr>
+        <w:t>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</w:t>
+      </w:r>
+      <w:r>
+        <w:rPr>
+          <w:rFonts w:hint="default" w:ascii="sans-serif" w:hAnsi="sans-serif" w:eastAsia="sans-serif" w:cs="sans-serif"/>
+          <w:b w:val="0"/>
+          <w:bCs w:val="0"/>
+          <w:i w:val="0"/>
+          <w:iCs w:val="0"/>
+          <w:caps w:val="0"/>
+          <w:color w:val="auto"/>
+          <w:spacing w:val="0"/>
+          <w:sz w:val="20"/>
+          <w:szCs w:val="20"/>
+          <w:bdr w:val="none" w:color="auto" w:sz="0" w:space="0"/>
+          <w:shd w:val="clear" w:fill="FFFFFF"/>
+          <w:vertAlign w:val="baseline"/>
+        </w:rPr>
+        <w:t>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</w:t>
+      </w:r>
+      <w:r>
+        <w:rPr>
+          <w:rFonts w:hint="default" w:ascii="sans-serif" w:hAnsi="sans-serif" w:eastAsia="sans-serif" w:cs="sans-serif"/>
+          <w:b w:val="0"/>
+          <w:bCs w:val="0"/>
+          <w:i w:val="0"/>
+          <w:iCs w:val="0"/>
+          <w:caps w:val="0"/>
+          <w:color w:val="auto"/>
+          <w:spacing w:val="0"/>
+          <w:sz w:val="20"/>
+          <w:szCs w:val="20"/>
+          <w:bdr w:val="none" w:color="auto" w:sz="0" w:space="0"/>
+          <w:shd w:val="clear" w:fill="FFFFFF"/>
+          <w:vertAlign w:val="baseline"/>
+        </w:rPr>
+        <w:t>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</w:t>
+      </w:r>
+      <w:r>
+        <w:rPr>
+          <w:rFonts w:hint="default" w:ascii="sans-serif" w:hAnsi="sans-serif" w:eastAsia="sans-serif" w:cs="sans-serif"/>
+          <w:b w:val="0"/>
+          <w:bCs w:val="0"/>
+          <w:i w:val="0"/>
+          <w:iCs w:val="0"/>
+          <w:caps w:val="0"/>
+          <w:color w:val="auto"/>
+          <w:spacing w:val="0"/>
+          <w:sz w:val="20"/>
+          <w:szCs w:val="20"/>
+          <w:bdr w:val="none" w:color="auto" w:sz="0" w:space="0"/>
+          <w:shd w:val="clear" w:fill="FFFFFF"/>
+          <w:vertAlign w:val="baseline"/>
+        </w:rPr>
+        <w:t>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</w:t>
+      </w:r>
+      <w:r>
+        <w:rPr>
+          <w:rFonts w:hint="default" w:ascii="sans-serif" w:hAnsi="sans-serif" w:eastAsia="sans-serif" w:cs="sans-serif"/>
+          <w:b w:val="0"/>
+          <w:bCs w:val="0"/>
+          <w:i w:val="0"/>
+          <w:iCs w:val="0"/>
+          <w:caps w:val="0"/>
+          <w:color w:val="auto"/>
+          <w:spacing w:val="0"/>
+          <w:sz w:val="20"/>
+          <w:szCs w:val="20"/>
+          <w:bdr w:val="none" w:color="auto" w:sz="0" w:space="0"/>
+          <w:shd w:val="clear" w:fill="FFFFFF"/>
+          <w:vertAlign w:val="baseline"/>
+        </w:rPr>
+        <w:t>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</w:t>
+      </w:r>
+      <w:r>
+        <w:rPr>
+          <w:rFonts w:hint="default" w:ascii="sans-serif" w:hAnsi="sans-serif" w:eastAsia="sans-serif" w:cs="sans-serif"/>
+          <w:b w:val="0"/>
+          <w:bCs w:val="0"/>
+          <w:i w:val="0"/>
+          <w:iCs w:val="0"/>
+          <w:caps w:val="0"/>
+          <w:color w:val="auto"/>
+          <w:spacing w:val="0"/>
+          <w:sz w:val="20"/>
+          <w:szCs w:val="20"/>
+          <w:bdr w:val="none" w:color="auto" w:sz="0" w:space="0"/>
+          <w:shd w:val="clear" w:fill="FFFFFF"/>
+          <w:vertAlign w:val="baseline"/>
+        </w:rPr>
+        <w:t>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</w:t>
+      </w:r>
+      <w:r>
+        <w:rPr>
+          <w:rFonts w:hint="default" w:ascii="sans-serif" w:hAnsi="sans-serif" w:eastAsia="sans-serif" w:cs="sans-serif"/>
+          <w:b w:val="0"/>
+          <w:bCs w:val="0"/>
+          <w:i w:val="0"/>
+          <w:iCs w:val="0"/>
+          <w:caps w:val="0"/>
+          <w:color w:val="auto"/>
+          <w:spacing w:val="0"/>
+          <w:sz w:val="20"/>
+          <w:szCs w:val="20"/>
+          <w:bdr w:val="none" w:color="auto" w:sz="0" w:space="0"/>
+          <w:shd w:val="clear" w:fill="FFFFFF"/>
+          <w:vertAlign w:val="baseline"/>
+        </w:rPr>
+        <w:t>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</w:t>
+      </w:r>
+      <w:r>
+        <w:rPr>
+          <w:rFonts w:hint="default" w:ascii="sans-serif" w:hAnsi="sans-serif" w:eastAsia="sans-serif" w:cs="sans-serif"/>
+          <w:b w:val="0"/>
+          <w:bCs w:val="0"/>
+          <w:i w:val="0"/>
+          <w:iCs w:val="0"/>
+          <w:caps w:val="0"/>
+          <w:color w:val="auto"/>
+          <w:spacing w:val="0"/>
+          <w:sz w:val="20"/>
+          <w:szCs w:val="20"/>
+          <w:bdr w:val="none" w:color="auto" w:sz="0" w:space="0"/>
+          <w:shd w:val="clear" w:fill="FFFFFF"/>
+          <w:vertAlign w:val="baseline"/>
+        </w:rPr>
+        <w:t>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</w:t>
+      </w:r>
+      <w:r>
+        <w:rPr>
+          <w:rFonts w:hint="default" w:ascii="sans-serif" w:hAnsi="sans-serif" w:eastAsia="sans-serif" w:cs="sans-serif"/>
+          <w:b w:val="0"/>
+          <w:bCs w:val="0"/>
+          <w:i w:val="0"/>
+          <w:iCs w:val="0"/>
+          <w:caps w:val="0"/>
+          <w:color w:val="auto"/>
+          <w:spacing w:val="0"/>
+          <w:sz w:val="20"/>
+          <w:szCs w:val="20"/>
+          <w:bdr w:val="none" w:color="auto" w:sz="0" w:space="0"/>
+          <w:shd w:val="clear" w:fill="FFFFFF"/>
+          <w:vertAlign w:val="baseline"/>
+        </w:rPr>
+        <w:t>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</w:t>
+      </w:r>
+      <w:r>
+        <w:rPr>
+          <w:rFonts w:hint="default" w:ascii="sans-serif" w:hAnsi="sans-serif" w:eastAsia="sans-serif" w:cs="sans-serif"/>
+          <w:b w:val="0"/>
+          <w:bCs w:val="0"/>
+          <w:i w:val="0"/>
+          <w:iCs w:val="0"/>
+          <w:caps w:val="0"/>
+          <w:color w:val="auto"/>
+          <w:spacing w:val="0"/>
+          <w:sz w:val="20"/>
+          <w:szCs w:val="20"/>
+          <w:bdr w:val="none" w:color="auto" w:sz="0" w:space="0"/>
+          <w:shd w:val="clear" w:fill="FFFFFF"/>
+          <w:vertAlign w:val="baseline"/>
+        </w:rPr>
+        <w:t>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</w:t>
+      </w:r>
+      <w:r>
+        <w:rPr>
+          <w:rFonts w:hint="default" w:ascii="sans-serif" w:hAnsi="sans-serif" w:eastAsia="sans-serif" w:cs="sans-serif"/>
+          <w:b w:val="0"/>
+          <w:bCs w:val="0"/>
+          <w:i w:val="0"/>
+          <w:iCs w:val="0"/>
+          <w:caps w:val="0"/>
+          <w:color w:val="auto"/>
+          <w:spacing w:val="0"/>
+          <w:sz w:val="20"/>
+          <w:szCs w:val="20"/>
+          <w:bdr w:val="none" w:color="auto" w:sz="0" w:space="0"/>
+          <w:shd w:val="clear" w:fill="FFFFFF"/>
+          <w:vertAlign w:val="baseline"/>
+        </w:rPr>
+        <w:t>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</w:t>
+      </w:r>
+      <w:r>
+        <w:rPr>
+          <w:rFonts w:hint="default" w:ascii="sans-serif" w:hAnsi="sans-serif" w:eastAsia="sans-serif" w:cs="sans-serif"/>
+          <w:b w:val="0"/>
+          <w:bCs w:val="0"/>
+          <w:i w:val="0"/>
+          <w:iCs w:val="0"/>
+          <w:caps w:val="0"/>
+          <w:color w:val="auto"/>
+          <w:spacing w:val="0"/>
+          <w:sz w:val="20"/>
+          <w:szCs w:val="20"/>
+          <w:bdr w:val="none" w:color="auto" w:sz="0" w:space="0"/>
+          <w:shd w:val="clear" w:fill="FFFFFF"/>
+          <w:vertAlign w:val="baseline"/>
+        </w:rPr>
+        <w:t>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</w:t>
+      </w:r>
+      <w:r>
+        <w:rPr>
+          <w:rFonts w:hint="default" w:ascii="sans-serif" w:hAnsi="sans-serif" w:eastAsia="sans-serif" w:cs="sans-serif"/>
+          <w:b w:val="0"/>
+          <w:bCs w:val="0"/>
+          <w:i w:val="0"/>
+          <w:iCs w:val="0"/>
+          <w:caps w:val="0"/>
+          <w:color w:val="auto"/>
+          <w:spacing w:val="0"/>
+          <w:sz w:val="20"/>
+          <w:szCs w:val="20"/>
+          <w:bdr w:val="none" w:color="auto" w:sz="0" w:space="0"/>
+          <w:shd w:val="clear" w:fill="FFFFFF"/>
+          <w:vertAlign w:val="baseline"/>
+        </w:rPr>
+        <w:t>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</w:t>
+      </w:r>
+      <w:r>
+        <w:rPr>
+          <w:rFonts w:hint="default" w:ascii="sans-serif" w:hAnsi="sans-serif" w:eastAsia="sans-serif" w:cs="sans-serif"/>
+          <w:b w:val="0"/>
+          <w:bCs w:val="0"/>
+          <w:i w:val="0"/>
+          <w:iCs w:val="0"/>
+          <w:caps w:val="0"/>
+          <w:color w:val="auto"/>
+          <w:spacing w:val="0"/>
+          <w:sz w:val="20"/>
+          <w:szCs w:val="20"/>
+          <w:bdr w:val="none" w:color="auto" w:sz="0" w:space="0"/>
+          <w:shd w:val="clear" w:fill="FFFFFF"/>
+          <w:vertAlign w:val="baseline"/>
+        </w:rPr>
+        <w:t>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</w:t>
+      </w:r>
+      <w:r>
+        <w:rPr>
+          <w:rFonts w:hint="default" w:ascii="sans-serif" w:hAnsi="sans-serif" w:eastAsia="sans-serif" w:cs="sans-serif"/>
+          <w:b w:val="0"/>
+          <w:bCs w:val="0"/>
+          <w:i w:val="0"/>
+          <w:iCs w:val="0"/>
+          <w:caps w:val="0"/>
+          <w:color w:val="auto"/>
+          <w:spacing w:val="0"/>
+          <w:sz w:val="20"/>
+          <w:szCs w:val="20"/>
+          <w:bdr w:val="none" w:color="auto" w:sz="0" w:space="0"/>
+          <w:shd w:val="clear" w:fill="FFFFFF"/>
+          <w:vertAlign w:val="baseline"/>
+        </w:rPr>
+        <w:t>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</w:t>
+      </w:r>
+      <w:r>
+        <w:rPr>
+          <w:rFonts w:hint="default" w:ascii="sans-serif" w:hAnsi="sans-serif" w:eastAsia="sans-serif" w:cs="sans-serif"/>
+          <w:b w:val="0"/>
+          <w:bCs w:val="0"/>
+          <w:i w:val="0"/>
+          <w:iCs w:val="0"/>
+          <w:caps w:val="0"/>
+          <w:color w:val="auto"/>
+          <w:spacing w:val="0"/>
+          <w:sz w:val="20"/>
+          <w:szCs w:val="20"/>
+          <w:bdr w:val="none" w:color="auto" w:sz="0" w:space="0"/>
+          <w:shd w:val="clear" w:fill="FFFFFF"/>
+          <w:vertAlign w:val="baseline"/>
+        </w:rPr>
+        <w:t>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</w:t>
+      </w:r>
+      <w:r>
+        <w:rPr>
+          <w:rFonts w:hint="default" w:ascii="sans-serif" w:hAnsi="sans-serif" w:eastAsia="sans-serif" w:cs="sans-serif"/>
+          <w:b w:val="0"/>
+          <w:bCs w:val="0"/>
+          <w:i w:val="0"/>
+          <w:iCs w:val="0"/>
+          <w:caps w:val="0"/>
+          <w:color w:val="auto"/>
+          <w:spacing w:val="0"/>
+          <w:sz w:val="20"/>
+          <w:szCs w:val="20"/>
+          <w:bdr w:val="none" w:color="auto" w:sz="0" w:space="0"/>
+          <w:shd w:val="clear" w:fill="FFFFFF"/>
+          <w:vertAlign w:val="baseline"/>
+        </w:rPr>
+        <w:t>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</w:t>
+      </w:r>
+      <w:r>
+        <w:rPr>
+          <w:rFonts w:hint="default" w:ascii="sans-serif" w:hAnsi="sans-serif" w:eastAsia="sans-serif" w:cs="sans-serif"/>
+          <w:b w:val="0"/>
+          <w:bCs w:val="0"/>
+          <w:i w:val="0"/>
+          <w:iCs w:val="0"/>
+          <w:caps w:val="0"/>
+          <w:color w:val="auto"/>
+          <w:spacing w:val="0"/>
+          <w:sz w:val="20"/>
+          <w:szCs w:val="20"/>
+          <w:bdr w:val="none" w:color="auto" w:sz="0" w:space="0"/>
+          <w:shd w:val="clear" w:fill="FFFFFF"/>
+          <w:vertAlign w:val="baseline"/>
+        </w:rPr>
+        <w:t>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</w:t>
+      </w:r>
+      <w:r>
+        <w:rPr>
+          <w:rFonts w:hint="default" w:ascii="sans-serif" w:hAnsi="sans-serif" w:eastAsia="sans-serif" w:cs="sans-serif"/>
+          <w:b w:val="0"/>
+          <w:bCs w:val="0"/>
+          <w:i w:val="0"/>
+          <w:iCs w:val="0"/>
+          <w:caps w:val="0"/>
+          <w:color w:val="auto"/>
+          <w:spacing w:val="0"/>
+          <w:sz w:val="20"/>
+          <w:szCs w:val="20"/>
+          <w:bdr w:val="none" w:color="auto" w:sz="0" w:space="0"/>
+          <w:shd w:val="clear" w:fill="FFFFFF"/>
+          <w:vertAlign w:val="baseline"/>
+        </w:rPr>
+        <w:t>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</w:t>
+      </w:r>
+      <w:r>
+        <w:rPr>
+          <w:rFonts w:hint="default" w:ascii="sans-serif" w:hAnsi="sans-serif" w:eastAsia="sans-serif" w:cs="sans-serif"/>
+          <w:b w:val="0"/>
+          <w:bCs w:val="0"/>
+          <w:i w:val="0"/>
+          <w:iCs w:val="0"/>
+          <w:caps w:val="0"/>
+          <w:color w:val="auto"/>
+          <w:spacing w:val="0"/>
+          <w:sz w:val="20"/>
+          <w:szCs w:val="20"/>
+          <w:bdr w:val="none" w:color="auto" w:sz="0" w:space="0"/>
+          <w:shd w:val="clear" w:fill="FFFFFF"/>
+          <w:vertAlign w:val="baseline"/>
+        </w:rPr>
+        <w:t>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</w:t>
+      </w:r>
+      <w:r>
+        <w:rPr>
+          <w:rFonts w:hint="default" w:ascii="sans-serif" w:hAnsi="sans-serif" w:eastAsia="sans-serif" w:cs="sans-serif"/>
+          <w:b w:val="0"/>
+          <w:bCs w:val="0"/>
+          <w:i w:val="0"/>
+          <w:iCs w:val="0"/>
+          <w:caps w:val="0"/>
+          <w:color w:val="auto"/>
+          <w:spacing w:val="0"/>
+          <w:sz w:val="20"/>
+          <w:szCs w:val="20"/>
+          <w:bdr w:val="none" w:color="auto" w:sz="0" w:space="0"/>
+          <w:shd w:val="clear" w:fill="FFFFFF"/>
+          <w:vertAlign w:val="baseline"/>
+        </w:rPr>
+        <w:t>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</w:t>
+      </w:r>
+      <w:r>
+        <w:rPr>
+          <w:rFonts w:hint="default" w:ascii="sans-serif" w:hAnsi="sans-serif" w:eastAsia="sans-serif" w:cs="sans-serif"/>
+          <w:b w:val="0"/>
+          <w:bCs w:val="0"/>
+          <w:i w:val="0"/>
+          <w:iCs w:val="0"/>
+          <w:caps w:val="0"/>
+          <w:color w:val="auto"/>
+          <w:spacing w:val="0"/>
+          <w:sz w:val="20"/>
+          <w:szCs w:val="20"/>
+          <w:bdr w:val="none" w:color="auto" w:sz="0" w:space="0"/>
+          <w:shd w:val="clear" w:fill="FFFFFF"/>
+          <w:vertAlign w:val="baseline"/>
+        </w:rPr>
+        <w:t>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</w:t>
+      </w:r>
+      <w:r>
+        <w:rPr>
+          <w:rFonts w:hint="default" w:ascii="sans-serif" w:hAnsi="sans-serif" w:eastAsia="sans-serif" w:cs="sans-serif"/>
+          <w:b w:val="0"/>
+          <w:bCs w:val="0"/>
+          <w:i w:val="0"/>
+          <w:iCs w:val="0"/>
+          <w:caps w:val="0"/>
+          <w:color w:val="auto"/>
+          <w:spacing w:val="0"/>
+          <w:sz w:val="20"/>
+          <w:szCs w:val="20"/>
+          <w:bdr w:val="none" w:color="auto" w:sz="0" w:space="0"/>
+          <w:shd w:val="clear" w:fill="FFFFFF"/>
+          <w:vertAlign w:val="baseline"/>
+        </w:rPr>
+        <w:t>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</w:t>
+      </w:r>
+      <w:r>
+        <w:rPr>
+          <w:rFonts w:hint="default" w:ascii="sans-serif" w:hAnsi="sans-serif" w:eastAsia="sans-serif" w:cs="sans-serif"/>
+          <w:b w:val="0"/>
+          <w:bCs w:val="0"/>
+          <w:i w:val="0"/>
+          <w:iCs w:val="0"/>
+          <w:caps w:val="0"/>
+          <w:color w:val="auto"/>
+          <w:spacing w:val="0"/>
+          <w:sz w:val="20"/>
+          <w:szCs w:val="20"/>
+          <w:bdr w:val="none" w:color="auto" w:sz="0" w:space="0"/>
+          <w:shd w:val="clear" w:fill="FFFFFF"/>
+          <w:vertAlign w:val="baseline"/>
+        </w:rPr>
+        <w:t>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</w:t>
+      </w:r>
+      <w:r>
+        <w:rPr>
+          <w:rFonts w:hint="default" w:ascii="sans-serif" w:hAnsi="sans-serif" w:eastAsia="sans-serif" w:cs="sans-serif"/>
+          <w:b w:val="0"/>
+          <w:bCs w:val="0"/>
+          <w:i w:val="0"/>
+          <w:iCs w:val="0"/>
+          <w:caps w:val="0"/>
+          <w:color w:val="auto"/>
+          <w:spacing w:val="0"/>
+          <w:sz w:val="20"/>
+          <w:szCs w:val="20"/>
+          <w:bdr w:val="none" w:color="auto" w:sz="0" w:space="0"/>
+          <w:shd w:val="clear" w:fill="FFFFFF"/>
+          <w:vertAlign w:val="baseline"/>
+        </w:rPr>
+        <w:t>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</w:t>
+      </w:r>
+      <w:r>
+        <w:rPr>
+          <w:rFonts w:hint="default" w:ascii="sans-serif" w:hAnsi="sans-serif" w:eastAsia="sans-serif" w:cs="sans-serif"/>
+          <w:b w:val="0"/>
+          <w:bCs w:val="0"/>
+          <w:i w:val="0"/>
+          <w:iCs w:val="0"/>
+          <w:caps w:val="0"/>
+          <w:color w:val="auto"/>
+          <w:spacing w:val="0"/>
+          <w:sz w:val="20"/>
+          <w:szCs w:val="20"/>
+          <w:bdr w:val="none" w:color="auto" w:sz="0" w:space="0"/>
+          <w:shd w:val="clear" w:fill="FFFFFF"/>
+          <w:vertAlign w:val="baseline"/>
+        </w:rPr>
+        <w:t>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</w:t>
+      </w:r>
+      <w:r>
+        <w:rPr>
+          <w:rFonts w:hint="default" w:ascii="sans-serif" w:hAnsi="sans-serif" w:eastAsia="sans-serif" w:cs="sans-serif"/>
+          <w:b w:val="0"/>
+          <w:bCs w:val="0"/>
+          <w:i w:val="0"/>
+          <w:iCs w:val="0"/>
+          <w:caps w:val="0"/>
+          <w:color w:val="auto"/>
+          <w:spacing w:val="0"/>
+          <w:sz w:val="20"/>
+          <w:szCs w:val="20"/>
+          <w:bdr w:val="none" w:color="auto" w:sz="0" w:space="0"/>
+          <w:shd w:val="clear" w:fill="FFFFFF"/>
+          <w:vertAlign w:val="baseline"/>
+        </w:rPr>
+        <w:t>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</w:t>
+      </w:r>
+      <w:r>
+        <w:rPr>
+          <w:rFonts w:hint="default" w:ascii="sans-serif" w:hAnsi="sans-serif" w:eastAsia="sans-serif" w:cs="sans-serif"/>
+          <w:b w:val="0"/>
+          <w:bCs w:val="0"/>
+          <w:i w:val="0"/>
+          <w:iCs w:val="0"/>
+          <w:caps w:val="0"/>
+          <w:color w:val="auto"/>
+          <w:spacing w:val="0"/>
+          <w:sz w:val="20"/>
+          <w:szCs w:val="20"/>
+          <w:bdr w:val="none" w:color="auto" w:sz="0" w:space="0"/>
+          <w:shd w:val="clear" w:fill="FFFFFF"/>
+          <w:vertAlign w:val="baseline"/>
+        </w:rPr>
+        <w:t>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</w:t>
+      </w:r>
+      <w:r>
+        <w:rPr>
+          <w:rFonts w:hint="default" w:ascii="sans-serif" w:hAnsi="sans-serif" w:eastAsia="sans-serif" w:cs="sans-serif"/>
+          <w:b w:val="0"/>
+          <w:bCs w:val="0"/>
+          <w:i w:val="0"/>
+          <w:iCs w:val="0"/>
+          <w:caps w:val="0"/>
+          <w:color w:val="auto"/>
+          <w:spacing w:val="0"/>
+          <w:sz w:val="20"/>
+          <w:szCs w:val="20"/>
+          <w:bdr w:val="none" w:color="auto" w:sz="0" w:space="0"/>
+          <w:shd w:val="clear" w:fill="FFFFFF"/>
+          <w:vertAlign w:val="baseline"/>
+        </w:rPr>
+        <w:t>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</w:t>
+      </w:r>
+      <w:r>
+        <w:rPr>
+          <w:rFonts w:hint="default" w:ascii="sans-serif" w:hAnsi="sans-serif" w:eastAsia="sans-serif" w:cs="sans-serif"/>
+          <w:b w:val="0"/>
+          <w:bCs w:val="0"/>
+          <w:i w:val="0"/>
+          <w:iCs w:val="0"/>
+          <w:caps w:val="0"/>
+          <w:color w:val="auto"/>
+          <w:spacing w:val="0"/>
+          <w:sz w:val="20"/>
+          <w:szCs w:val="20"/>
+          <w:bdr w:val="none" w:color="auto" w:sz="0" w:space="0"/>
+          <w:shd w:val="clear" w:fill="FFFFFF"/>
+          <w:vertAlign w:val="baseline"/>
+        </w:rPr>
+        <w:t>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</w:t>
+      </w:r>
+      <w:r>
+        <w:rPr>
+          <w:rFonts w:hint="default" w:ascii="sans-serif" w:hAnsi="sans-serif" w:eastAsia="sans-serif" w:cs="sans-serif"/>
+          <w:b w:val="0"/>
+          <w:bCs w:val="0"/>
+          <w:i w:val="0"/>
+          <w:iCs w:val="0"/>
+          <w:caps w:val="0"/>
+          <w:color w:val="auto"/>
+          <w:spacing w:val="0"/>
+          <w:sz w:val="20"/>
+          <w:szCs w:val="20"/>
+          <w:bdr w:val="none" w:color="auto" w:sz="0" w:space="0"/>
+          <w:shd w:val="clear" w:fill="FFFFFF"/>
+          <w:vertAlign w:val="baseline"/>
+        </w:rPr>
+        <w:t>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</w:t>
+      </w:r>
+      <w:r>
+        <w:rPr>
+          <w:rFonts w:hint="default" w:ascii="sans-serif" w:hAnsi="sans-serif" w:eastAsia="sans-serif" w:cs="sans-serif"/>
+          <w:b w:val="0"/>
+          <w:bCs w:val="0"/>
+          <w:i w:val="0"/>
+          <w:iCs w:val="0"/>
+          <w:caps w:val="0"/>
+          <w:color w:val="auto"/>
+          <w:spacing w:val="0"/>
+          <w:sz w:val="20"/>
+          <w:szCs w:val="20"/>
+          <w:bdr w:val="none" w:color="auto" w:sz="0" w:space="0"/>
+          <w:shd w:val="clear" w:fill="FFFFFF"/>
+          <w:vertAlign w:val="baseline"/>
+        </w:rPr>
+        <w:t>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</w:t>
+      </w:r>
+      <w:r>
+        <w:rPr>
+          <w:rFonts w:hint="default" w:ascii="sans-serif" w:hAnsi="sans-serif" w:eastAsia="sans-serif" w:cs="sans-serif"/>
+          <w:b w:val="0"/>
+          <w:bCs w:val="0"/>
+          <w:i w:val="0"/>
+          <w:iCs w:val="0"/>
+          <w:caps w:val="0"/>
+          <w:color w:val="auto"/>
+          <w:spacing w:val="0"/>
+          <w:sz w:val="20"/>
+          <w:szCs w:val="20"/>
+          <w:bdr w:val="none" w:color="auto" w:sz="0" w:space="0"/>
+          <w:shd w:val="clear" w:fill="FFFFFF"/>
+          <w:vertAlign w:val="baseline"/>
+        </w:rPr>
+        <w:t>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</w:t>
+      </w:r>
+      <w:r>
+        <w:rPr>
+          <w:rFonts w:hint="default" w:ascii="sans-serif" w:hAnsi="sans-serif" w:eastAsia="sans-serif" w:cs="sans-serif"/>
+          <w:b w:val="0"/>
+          <w:bCs w:val="0"/>
+          <w:i w:val="0"/>
+          <w:iCs w:val="0"/>
+          <w:caps w:val="0"/>
+          <w:color w:val="auto"/>
+          <w:spacing w:val="0"/>
+          <w:sz w:val="20"/>
+          <w:szCs w:val="20"/>
+          <w:bdr w:val="none" w:color="auto" w:sz="0" w:space="0"/>
+          <w:shd w:val="clear" w:fill="FFFFFF"/>
+          <w:vertAlign w:val="baseline"/>
+        </w:rPr>
+        <w:t>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</w:t>
+      </w:r>
+      <w:r>
+        <w:rPr>
+          <w:rFonts w:hint="default" w:ascii="sans-serif" w:hAnsi="sans-serif" w:eastAsia="sans-serif" w:cs="sans-serif"/>
+          <w:b w:val="0"/>
+          <w:bCs w:val="0"/>
+          <w:i w:val="0"/>
+          <w:iCs w:val="0"/>
+          <w:caps w:val="0"/>
+          <w:color w:val="auto"/>
+          <w:spacing w:val="0"/>
+          <w:sz w:val="20"/>
+          <w:szCs w:val="20"/>
+          <w:bdr w:val="none" w:color="auto" w:sz="0" w:space="0"/>
+          <w:shd w:val="clear" w:fill="FFFFFF"/>
+          <w:vertAlign w:val="baseline"/>
+        </w:rPr>
+        <w:t>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</w:t>
+      </w:r>
+      <w:r>
+        <w:rPr>
+          <w:rFonts w:hint="default" w:ascii="sans-serif" w:hAnsi="sans-serif" w:eastAsia="sans-serif" w:cs="sans-serif"/>
+          <w:b w:val="0"/>
+          <w:bCs w:val="0"/>
+          <w:i w:val="0"/>
+          <w:iCs w:val="0"/>
+          <w:caps w:val="0"/>
+          <w:color w:val="auto"/>
+          <w:spacing w:val="0"/>
+          <w:sz w:val="20"/>
+          <w:szCs w:val="20"/>
+          <w:bdr w:val="none" w:color="auto" w:sz="0" w:space="0"/>
+          <w:shd w:val="clear" w:fill="FFFFFF"/>
+          <w:vertAlign w:val="baseline"/>
+        </w:rPr>
+        <w:t>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</w:t>
+      </w:r>
+      <w:r>
+        <w:rPr>
+          <w:rFonts w:hint="default" w:ascii="sans-serif" w:hAnsi="sans-serif" w:eastAsia="sans-serif" w:cs="sans-serif"/>
+          <w:b w:val="0"/>
+          <w:bCs w:val="0"/>
+          <w:i w:val="0"/>
+          <w:iCs w:val="0"/>
+          <w:caps w:val="0"/>
+          <w:color w:val="auto"/>
+          <w:spacing w:val="0"/>
+          <w:sz w:val="20"/>
+          <w:szCs w:val="20"/>
+          <w:bdr w:val="none" w:color="auto" w:sz="0" w:space="0"/>
+          <w:shd w:val="clear" w:fill="FFFFFF"/>
+          <w:vertAlign w:val="baseline"/>
+        </w:rPr>
+        <w:t>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</w:t>
+      </w:r>
+      <w:r>
+        <w:rPr>
+          <w:rFonts w:hint="default" w:ascii="sans-serif" w:hAnsi="sans-serif" w:eastAsia="sans-serif" w:cs="sans-serif"/>
+          <w:b w:val="0"/>
+          <w:bCs w:val="0"/>
+          <w:i w:val="0"/>
+          <w:iCs w:val="0"/>
+          <w:caps w:val="0"/>
+          <w:color w:val="auto"/>
+          <w:spacing w:val="0"/>
+          <w:sz w:val="20"/>
+          <w:szCs w:val="20"/>
+          <w:bdr w:val="none" w:color="auto" w:sz="0" w:space="0"/>
+          <w:shd w:val="clear" w:fill="FFFFFF"/>
+          <w:vertAlign w:val="baseline"/>
+        </w:rPr>
+        <w:t>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</w:t>
+      </w:r>
+      <w:r>
+        <w:rPr>
+          <w:rFonts w:hint="default" w:ascii="sans-serif" w:hAnsi="sans-serif" w:eastAsia="sans-serif" w:cs="sans-serif"/>
+          <w:b w:val="0"/>
+          <w:bCs w:val="0"/>
+          <w:i w:val="0"/>
+          <w:iCs w:val="0"/>
+          <w:caps w:val="0"/>
+          <w:color w:val="auto"/>
+          <w:spacing w:val="0"/>
+          <w:sz w:val="20"/>
+          <w:szCs w:val="20"/>
+          <w:bdr w:val="none" w:color="auto" w:sz="0" w:space="0"/>
+          <w:shd w:val="clear" w:fill="FFFFFF"/>
+          <w:vertAlign w:val="baseline"/>
+        </w:rPr>
+        <w:t>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</w:t>
+      </w:r>
+      <w:r>
+        <w:rPr>
+          <w:rFonts w:hint="default" w:ascii="sans-serif" w:hAnsi="sans-serif" w:eastAsia="sans-serif" w:cs="sans-serif"/>
+          <w:b w:val="0"/>
+          <w:bCs w:val="0"/>
+          <w:i w:val="0"/>
+          <w:iCs w:val="0"/>
+          <w:caps w:val="0"/>
+          <w:color w:val="auto"/>
+          <w:spacing w:val="0"/>
+          <w:sz w:val="20"/>
+          <w:szCs w:val="20"/>
+          <w:bdr w:val="none" w:color="auto" w:sz="0" w:space="0"/>
+          <w:shd w:val="clear" w:fill="FFFFFF"/>
+          <w:vertAlign w:val="baseline"/>
+        </w:rPr>
+        <w:t>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</w:t>
+      </w:r>
+      <w:r>
+        <w:rPr>
+          <w:rFonts w:hint="default" w:ascii="sans-serif" w:hAnsi="sans-serif" w:eastAsia="sans-serif" w:cs="sans-serif"/>
+          <w:b w:val="0"/>
+          <w:bCs w:val="0"/>
+          <w:i w:val="0"/>
+          <w:iCs w:val="0"/>
+          <w:caps w:val="0"/>
+          <w:color w:val="auto"/>
+          <w:spacing w:val="0"/>
+          <w:sz w:val="20"/>
+          <w:szCs w:val="20"/>
+          <w:bdr w:val="none" w:color="auto" w:sz="0" w:space="0"/>
+          <w:shd w:val="clear" w:fill="FFFFFF"/>
+          <w:vertAlign w:val="baseline"/>
+        </w:rPr>
+        <w:t>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</w:t>
+      </w:r>
+      <w:r>
+        <w:rPr>
+          <w:rFonts w:hint="default" w:ascii="sans-serif" w:hAnsi="sans-serif" w:eastAsia="sans-serif" w:cs="sans-serif"/>
+          <w:b w:val="0"/>
+          <w:bCs w:val="0"/>
+          <w:i w:val="0"/>
+          <w:iCs w:val="0"/>
+          <w:caps w:val="0"/>
+          <w:color w:val="auto"/>
+          <w:spacing w:val="0"/>
+          <w:sz w:val="20"/>
+          <w:szCs w:val="20"/>
+          <w:bdr w:val="none" w:color="auto" w:sz="0" w:space="0"/>
+          <w:shd w:val="clear" w:fill="FFFFFF"/>
+          <w:vertAlign w:val="baseline"/>
+        </w:rPr>
+        <w:t>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</w:t>
+      </w:r>
+      <w:r>
+        <w:rPr>
+          <w:rFonts w:hint="default" w:ascii="sans-serif" w:hAnsi="sans-serif" w:eastAsia="sans-serif" w:cs="sans-serif"/>
+          <w:b w:val="0"/>
+          <w:bCs w:val="0"/>
+          <w:i w:val="0"/>
+          <w:iCs w:val="0"/>
+          <w:caps w:val="0"/>
+          <w:color w:val="auto"/>
+          <w:spacing w:val="0"/>
+          <w:sz w:val="20"/>
+          <w:szCs w:val="20"/>
+          <w:bdr w:val="none" w:color="auto" w:sz="0" w:space="0"/>
+          <w:shd w:val="clear" w:fill="FFFFFF"/>
+          <w:vertAlign w:val="baseline"/>
+        </w:rPr>
+        <w:t>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</w:t>
+      </w:r>
+      <w:r>
+        <w:rPr>
+          <w:rFonts w:hint="default" w:ascii="sans-serif" w:hAnsi="sans-serif" w:eastAsia="sans-serif" w:cs="sans-serif"/>
+          <w:b w:val="0"/>
+          <w:bCs w:val="0"/>
+          <w:i w:val="0"/>
+          <w:iCs w:val="0"/>
+          <w:caps w:val="0"/>
+          <w:color w:val="auto"/>
+          <w:spacing w:val="0"/>
+          <w:sz w:val="20"/>
+          <w:szCs w:val="20"/>
+          <w:bdr w:val="none" w:color="auto" w:sz="0" w:space="0"/>
+          <w:shd w:val="clear" w:fill="FFFFFF"/>
+          <w:vertAlign w:val="baseline"/>
+        </w:rPr>
+        <w:t>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</w:t>
+      </w:r>
+      <w:r>
+        <w:rPr>
+          <w:rFonts w:hint="default" w:ascii="sans-serif" w:hAnsi="sans-serif" w:eastAsia="sans-serif" w:cs="sans-serif"/>
+          <w:b w:val="0"/>
+          <w:bCs w:val="0"/>
+          <w:i w:val="0"/>
+          <w:iCs w:val="0"/>
+          <w:caps w:val="0"/>
+          <w:color w:val="auto"/>
+          <w:spacing w:val="0"/>
+          <w:sz w:val="20"/>
+          <w:szCs w:val="20"/>
+          <w:bdr w:val="none" w:color="auto" w:sz="0" w:space="0"/>
+          <w:shd w:val="clear" w:fill="FFFFFF"/>
+          <w:vertAlign w:val="baseline"/>
+        </w:rPr>
+        <w:t>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</w:t>
+      </w:r>
+      <w:r>
+        <w:rPr>
+          <w:rFonts w:hint="default" w:ascii="sans-serif" w:hAnsi="sans-serif" w:eastAsia="sans-serif" w:cs="sans-serif"/>
+          <w:b w:val="0"/>
+          <w:bCs w:val="0"/>
+          <w:i w:val="0"/>
+          <w:iCs w:val="0"/>
+          <w:caps w:val="0"/>
+          <w:color w:val="auto"/>
+          <w:spacing w:val="0"/>
+          <w:sz w:val="20"/>
+          <w:szCs w:val="20"/>
+          <w:bdr w:val="none" w:color="auto" w:sz="0" w:space="0"/>
+          <w:shd w:val="clear" w:fill="FFFFFF"/>
+          <w:vertAlign w:val="baseline"/>
+        </w:rPr>
+        <w:t>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</w:t>
+      </w:r>
+      <w:r>
+        <w:rPr>
+          <w:rFonts w:hint="default" w:ascii="sans-serif" w:hAnsi="sans-serif" w:eastAsia="sans-serif" w:cs="sans-serif"/>
+          <w:b w:val="0"/>
+          <w:bCs w:val="0"/>
+          <w:i w:val="0"/>
+          <w:iCs w:val="0"/>
+          <w:caps w:val="0"/>
+          <w:color w:val="auto"/>
+          <w:spacing w:val="0"/>
+          <w:sz w:val="20"/>
+          <w:szCs w:val="20"/>
+          <w:bdr w:val="none" w:color="auto" w:sz="0" w:space="0"/>
+          <w:shd w:val="clear" w:fill="FFFFFF"/>
+          <w:vertAlign w:val="baseline"/>
+        </w:rPr>
+        <w:t>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</w:t>
+      </w:r>
+      <w:r>
+        <w:rPr>
+          <w:rFonts w:hint="default" w:ascii="sans-serif" w:hAnsi="sans-serif" w:eastAsia="sans-serif" w:cs="sans-serif"/>
+          <w:b w:val="0"/>
+          <w:bCs w:val="0"/>
+          <w:i w:val="0"/>
+          <w:iCs w:val="0"/>
+          <w:caps w:val="0"/>
+          <w:color w:val="auto"/>
+          <w:spacing w:val="0"/>
+          <w:sz w:val="20"/>
+          <w:szCs w:val="20"/>
+          <w:bdr w:val="none" w:color="auto" w:sz="0" w:space="0"/>
+          <w:shd w:val="clear" w:fill="FFFFFF"/>
+          <w:vertAlign w:val="baseline"/>
+        </w:rPr>
+        <w:t>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</w:t>
+      </w:r>
+      <w:r>
+        <w:rPr>
+          <w:rFonts w:hint="default" w:ascii="sans-serif" w:hAnsi="sans-serif" w:eastAsia="sans-serif" w:cs="sans-serif"/>
+          <w:b w:val="0"/>
+          <w:bCs w:val="0"/>
+          <w:i w:val="0"/>
+          <w:iCs w:val="0"/>
+          <w:caps w:val="0"/>
+          <w:color w:val="auto"/>
+          <w:spacing w:val="0"/>
+          <w:sz w:val="20"/>
+          <w:szCs w:val="20"/>
+          <w:bdr w:val="none" w:color="auto" w:sz="0" w:space="0"/>
+          <w:shd w:val="clear" w:fill="FFFFFF"/>
+          <w:vertAlign w:val="baseline"/>
+        </w:rPr>
+        <w:t>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</w:t>
+      </w:r>
+      <w:r>
+        <w:rPr>
+          <w:rFonts w:hint="default" w:ascii="sans-serif" w:hAnsi="sans-serif" w:eastAsia="sans-serif" w:cs="sans-serif"/>
+          <w:b w:val="0"/>
+          <w:bCs w:val="0"/>
+          <w:i w:val="0"/>
+          <w:iCs w:val="0"/>
+          <w:caps w:val="0"/>
+          <w:color w:val="auto"/>
+          <w:spacing w:val="0"/>
+          <w:sz w:val="20"/>
+          <w:szCs w:val="20"/>
+          <w:bdr w:val="none" w:color="auto" w:sz="0" w:space="0"/>
+          <w:shd w:val="clear" w:fill="FFFFFF"/>
+          <w:vertAlign w:val="baseline"/>
+        </w:rPr>
+        <w:t>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</w:t>
+      </w:r>
+      <w:r>
+        <w:rPr>
+          <w:rFonts w:hint="default" w:ascii="sans-serif" w:hAnsi="sans-serif" w:eastAsia="sans-serif" w:cs="sans-serif"/>
+          <w:b w:val="0"/>
+          <w:bCs w:val="0"/>
+          <w:i w:val="0"/>
+          <w:iCs w:val="0"/>
+          <w:caps w:val="0"/>
+          <w:color w:val="auto"/>
+          <w:spacing w:val="0"/>
+          <w:sz w:val="20"/>
+          <w:szCs w:val="20"/>
+          <w:bdr w:val="none" w:color="auto" w:sz="0" w:space="0"/>
+          <w:shd w:val="clear" w:fill="FFFFFF"/>
+          <w:vertAlign w:val="baseline"/>
+        </w:rPr>
+        <w:t>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</w:t>
+      </w:r>
+      <w:r>
+        <w:rPr>
+          <w:rFonts w:hint="default" w:ascii="sans-serif" w:hAnsi="sans-serif" w:eastAsia="sans-serif" w:cs="sans-serif"/>
+          <w:b w:val="0"/>
+          <w:bCs w:val="0"/>
+          <w:i w:val="0"/>
+          <w:iCs w:val="0"/>
+          <w:caps w:val="0"/>
+          <w:color w:val="auto"/>
+          <w:spacing w:val="0"/>
+          <w:sz w:val="20"/>
+          <w:szCs w:val="20"/>
+          <w:bdr w:val="none" w:color="auto" w:sz="0" w:space="0"/>
+          <w:shd w:val="clear" w:fill="FFFFFF"/>
+          <w:vertAlign w:val="baseline"/>
+        </w:rPr>
+        <w:t>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</w:t>
+      </w:r>
+      <w:r>
+        <w:rPr>
+          <w:rFonts w:hint="default" w:ascii="sans-serif" w:hAnsi="sans-serif" w:eastAsia="sans-serif" w:cs="sans-serif"/>
+          <w:b w:val="0"/>
+          <w:bCs w:val="0"/>
+          <w:i w:val="0"/>
+          <w:iCs w:val="0"/>
+          <w:caps w:val="0"/>
+          <w:color w:val="auto"/>
+          <w:spacing w:val="0"/>
+          <w:sz w:val="20"/>
+          <w:szCs w:val="20"/>
+          <w:bdr w:val="none" w:color="auto" w:sz="0" w:space="0"/>
+          <w:shd w:val="clear" w:fill="FFFFFF"/>
+          <w:vertAlign w:val="baseline"/>
+        </w:rPr>
+        <w:t>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##AVENZA_UPDATE_2026_END## </w:t>
       </w:r>
     </w:p>
     <w:p>
@@ -2098,8 +2154,6 @@
           <w:rFonts w:hint="default"/>
         </w:rPr>
       </w:pPr>
-      <w:bookmarkStart w:id="0" w:name="_GoBack"/>
-      <w:bookmarkEnd w:id="0"/>
     </w:p>
     <w:sectPr>
       <w:pgSz w:w="11906" w:h="16838"/>

--- a/Update-2026.docx
+++ b/Update-2026.docx
@@ -145,8 +145,6 @@
         </w:rPr>
         <w:t> </w:t>
       </w:r>
-      <w:bookmarkStart w:id="0" w:name="_GoBack"/>
-      <w:bookmarkEnd w:id="0"/>
     </w:p>
     <w:p>
       <w:pPr>
@@ -1137,1015 +1135,1033 @@
           <w:shd w:val="clear" w:fill="FFFFFF"/>
           <w:vertAlign w:val="baseline"/>
         </w:rPr>
-        <w:t>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</w:t>
-      </w:r>
-      <w:r>
-        <w:rPr>
-          <w:rFonts w:hint="default" w:ascii="sans-serif" w:hAnsi="sans-serif" w:eastAsia="sans-serif" w:cs="sans-serif"/>
-          <w:b w:val="0"/>
-          <w:bCs w:val="0"/>
-          <w:i w:val="0"/>
-          <w:iCs w:val="0"/>
-          <w:caps w:val="0"/>
-          <w:color w:val="auto"/>
-          <w:spacing w:val="0"/>
-          <w:sz w:val="20"/>
-          <w:szCs w:val="20"/>
-          <w:bdr w:val="none" w:color="auto" w:sz="0" w:space="0"/>
-          <w:shd w:val="clear" w:fill="FFFFFF"/>
-          <w:vertAlign w:val="baseline"/>
-        </w:rPr>
-        <w:t>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</w:t>
-      </w:r>
-      <w:r>
-        <w:rPr>
-          <w:rFonts w:hint="default" w:ascii="sans-serif" w:hAnsi="sans-serif" w:eastAsia="sans-serif" w:cs="sans-serif"/>
-          <w:b w:val="0"/>
-          <w:bCs w:val="0"/>
-          <w:i w:val="0"/>
-          <w:iCs w:val="0"/>
-          <w:caps w:val="0"/>
-          <w:color w:val="auto"/>
-          <w:spacing w:val="0"/>
-          <w:sz w:val="20"/>
-          <w:szCs w:val="20"/>
-          <w:bdr w:val="none" w:color="auto" w:sz="0" w:space="0"/>
-          <w:shd w:val="clear" w:fill="FFFFFF"/>
-          <w:vertAlign w:val="baseline"/>
-        </w:rPr>
-        <w:t>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</w:t>
-      </w:r>
-      <w:r>
-        <w:rPr>
-          <w:rFonts w:hint="default" w:ascii="sans-serif" w:hAnsi="sans-serif" w:eastAsia="sans-serif" w:cs="sans-serif"/>
-          <w:b w:val="0"/>
-          <w:bCs w:val="0"/>
-          <w:i w:val="0"/>
-          <w:iCs w:val="0"/>
-          <w:caps w:val="0"/>
-          <w:color w:val="auto"/>
-          <w:spacing w:val="0"/>
-          <w:sz w:val="20"/>
-          <w:szCs w:val="20"/>
-          <w:bdr w:val="none" w:color="auto" w:sz="0" w:space="0"/>
-          <w:shd w:val="clear" w:fill="FFFFFF"/>
-          <w:vertAlign w:val="baseline"/>
-        </w:rPr>
-        <w:t>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</w:t>
-      </w:r>
-      <w:r>
-        <w:rPr>
-          <w:rFonts w:hint="default" w:ascii="sans-serif" w:hAnsi="sans-serif" w:eastAsia="sans-serif" w:cs="sans-serif"/>
-          <w:b w:val="0"/>
-          <w:bCs w:val="0"/>
-          <w:i w:val="0"/>
-          <w:iCs w:val="0"/>
-          <w:caps w:val="0"/>
-          <w:color w:val="auto"/>
-          <w:spacing w:val="0"/>
-          <w:sz w:val="20"/>
-          <w:szCs w:val="20"/>
-          <w:bdr w:val="none" w:color="auto" w:sz="0" w:space="0"/>
-          <w:shd w:val="clear" w:fill="FFFFFF"/>
-          <w:vertAlign w:val="baseline"/>
-        </w:rPr>
-        <w:t>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</w:t>
-      </w:r>
-      <w:r>
-        <w:rPr>
-          <w:rFonts w:hint="default" w:ascii="sans-serif" w:hAnsi="sans-serif" w:eastAsia="sans-serif" w:cs="sans-serif"/>
-          <w:b w:val="0"/>
-          <w:bCs w:val="0"/>
-          <w:i w:val="0"/>
-          <w:iCs w:val="0"/>
-          <w:caps w:val="0"/>
-          <w:color w:val="auto"/>
-          <w:spacing w:val="0"/>
-          <w:sz w:val="20"/>
-          <w:szCs w:val="20"/>
-          <w:bdr w:val="none" w:color="auto" w:sz="0" w:space="0"/>
-          <w:shd w:val="clear" w:fill="FFFFFF"/>
-          <w:vertAlign w:val="baseline"/>
-        </w:rPr>
-        <w:t>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</w:t>
-      </w:r>
-      <w:r>
-        <w:rPr>
-          <w:rFonts w:hint="default" w:ascii="sans-serif" w:hAnsi="sans-serif" w:eastAsia="sans-serif" w:cs="sans-serif"/>
-          <w:b w:val="0"/>
-          <w:bCs w:val="0"/>
-          <w:i w:val="0"/>
-          <w:iCs w:val="0"/>
-          <w:caps w:val="0"/>
-          <w:color w:val="auto"/>
-          <w:spacing w:val="0"/>
-          <w:sz w:val="20"/>
-          <w:szCs w:val="20"/>
-          <w:bdr w:val="none" w:color="auto" w:sz="0" w:space="0"/>
-          <w:shd w:val="clear" w:fill="FFFFFF"/>
-          <w:vertAlign w:val="baseline"/>
-        </w:rPr>
-        <w:t>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</w:t>
-      </w:r>
-      <w:r>
-        <w:rPr>
-          <w:rFonts w:hint="default" w:ascii="sans-serif" w:hAnsi="sans-serif" w:eastAsia="sans-serif" w:cs="sans-serif"/>
-          <w:b w:val="0"/>
-          <w:bCs w:val="0"/>
-          <w:i w:val="0"/>
-          <w:iCs w:val="0"/>
-          <w:caps w:val="0"/>
-          <w:color w:val="auto"/>
-          <w:spacing w:val="0"/>
-          <w:sz w:val="20"/>
-          <w:szCs w:val="20"/>
-          <w:bdr w:val="none" w:color="auto" w:sz="0" w:space="0"/>
-          <w:shd w:val="clear" w:fill="FFFFFF"/>
-          <w:vertAlign w:val="baseline"/>
-        </w:rPr>
-        <w:t>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</w:t>
-      </w:r>
-      <w:r>
-        <w:rPr>
-          <w:rFonts w:hint="default" w:ascii="sans-serif" w:hAnsi="sans-serif" w:eastAsia="sans-serif" w:cs="sans-serif"/>
-          <w:b w:val="0"/>
-          <w:bCs w:val="0"/>
-          <w:i w:val="0"/>
-          <w:iCs w:val="0"/>
-          <w:caps w:val="0"/>
-          <w:color w:val="auto"/>
-          <w:spacing w:val="0"/>
-          <w:sz w:val="20"/>
-          <w:szCs w:val="20"/>
-          <w:bdr w:val="none" w:color="auto" w:sz="0" w:space="0"/>
-          <w:shd w:val="clear" w:fill="FFFFFF"/>
-          <w:vertAlign w:val="baseline"/>
-        </w:rPr>
-        <w:t>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</w:t>
-      </w:r>
-      <w:r>
-        <w:rPr>
-          <w:rFonts w:hint="default" w:ascii="sans-serif" w:hAnsi="sans-serif" w:eastAsia="sans-serif" w:cs="sans-serif"/>
-          <w:b w:val="0"/>
-          <w:bCs w:val="0"/>
-          <w:i w:val="0"/>
-          <w:iCs w:val="0"/>
-          <w:caps w:val="0"/>
-          <w:color w:val="auto"/>
-          <w:spacing w:val="0"/>
-          <w:sz w:val="20"/>
-          <w:szCs w:val="20"/>
-          <w:bdr w:val="none" w:color="auto" w:sz="0" w:space="0"/>
-          <w:shd w:val="clear" w:fill="FFFFFF"/>
-          <w:vertAlign w:val="baseline"/>
-        </w:rPr>
-        <w:t>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</w:t>
-      </w:r>
-      <w:r>
-        <w:rPr>
-          <w:rFonts w:hint="default" w:ascii="sans-serif" w:hAnsi="sans-serif" w:eastAsia="sans-serif" w:cs="sans-serif"/>
-          <w:b w:val="0"/>
-          <w:bCs w:val="0"/>
-          <w:i w:val="0"/>
-          <w:iCs w:val="0"/>
-          <w:caps w:val="0"/>
-          <w:color w:val="auto"/>
-          <w:spacing w:val="0"/>
-          <w:sz w:val="20"/>
-          <w:szCs w:val="20"/>
-          <w:bdr w:val="none" w:color="auto" w:sz="0" w:space="0"/>
-          <w:shd w:val="clear" w:fill="FFFFFF"/>
-          <w:vertAlign w:val="baseline"/>
-        </w:rPr>
-        <w:t>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</w:t>
-      </w:r>
-      <w:r>
-        <w:rPr>
-          <w:rFonts w:hint="default" w:ascii="sans-serif" w:hAnsi="sans-serif" w:eastAsia="sans-serif" w:cs="sans-serif"/>
-          <w:b w:val="0"/>
-          <w:bCs w:val="0"/>
-          <w:i w:val="0"/>
-          <w:iCs w:val="0"/>
-          <w:caps w:val="0"/>
-          <w:color w:val="auto"/>
-          <w:spacing w:val="0"/>
-          <w:sz w:val="20"/>
-          <w:szCs w:val="20"/>
-          <w:bdr w:val="none" w:color="auto" w:sz="0" w:space="0"/>
-          <w:shd w:val="clear" w:fill="FFFFFF"/>
-          <w:vertAlign w:val="baseline"/>
-        </w:rPr>
-        <w:t>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</w:t>
-      </w:r>
-      <w:r>
-        <w:rPr>
-          <w:rFonts w:hint="default" w:ascii="sans-serif" w:hAnsi="sans-serif" w:eastAsia="sans-serif" w:cs="sans-serif"/>
-          <w:b w:val="0"/>
-          <w:bCs w:val="0"/>
-          <w:i w:val="0"/>
-          <w:iCs w:val="0"/>
-          <w:caps w:val="0"/>
-          <w:color w:val="auto"/>
-          <w:spacing w:val="0"/>
-          <w:sz w:val="20"/>
-          <w:szCs w:val="20"/>
-          <w:bdr w:val="none" w:color="auto" w:sz="0" w:space="0"/>
-          <w:shd w:val="clear" w:fill="FFFFFF"/>
-          <w:vertAlign w:val="baseline"/>
-        </w:rPr>
-        <w:t>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</w:t>
-      </w:r>
-      <w:r>
-        <w:rPr>
-          <w:rFonts w:hint="default" w:ascii="sans-serif" w:hAnsi="sans-serif" w:eastAsia="sans-serif" w:cs="sans-serif"/>
-          <w:b w:val="0"/>
-          <w:bCs w:val="0"/>
-          <w:i w:val="0"/>
-          <w:iCs w:val="0"/>
-          <w:caps w:val="0"/>
-          <w:color w:val="auto"/>
-          <w:spacing w:val="0"/>
-          <w:sz w:val="20"/>
-          <w:szCs w:val="20"/>
-          <w:bdr w:val="none" w:color="auto" w:sz="0" w:space="0"/>
-          <w:shd w:val="clear" w:fill="FFFFFF"/>
-          <w:vertAlign w:val="baseline"/>
-        </w:rPr>
-        <w:t>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</w:t>
-      </w:r>
-      <w:r>
-        <w:rPr>
-          <w:rFonts w:hint="default" w:ascii="sans-serif" w:hAnsi="sans-serif" w:eastAsia="sans-serif" w:cs="sans-serif"/>
-          <w:b w:val="0"/>
-          <w:bCs w:val="0"/>
-          <w:i w:val="0"/>
-          <w:iCs w:val="0"/>
-          <w:caps w:val="0"/>
-          <w:color w:val="auto"/>
-          <w:spacing w:val="0"/>
-          <w:sz w:val="20"/>
-          <w:szCs w:val="20"/>
-          <w:bdr w:val="none" w:color="auto" w:sz="0" w:space="0"/>
-          <w:shd w:val="clear" w:fill="FFFFFF"/>
-          <w:vertAlign w:val="baseline"/>
-        </w:rPr>
-        <w:t>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</w:t>
-      </w:r>
-      <w:r>
-        <w:rPr>
-          <w:rFonts w:hint="default" w:ascii="sans-serif" w:hAnsi="sans-serif" w:eastAsia="sans-serif" w:cs="sans-serif"/>
-          <w:b w:val="0"/>
-          <w:bCs w:val="0"/>
-          <w:i w:val="0"/>
-          <w:iCs w:val="0"/>
-          <w:caps w:val="0"/>
-          <w:color w:val="auto"/>
-          <w:spacing w:val="0"/>
-          <w:sz w:val="20"/>
-          <w:szCs w:val="20"/>
-          <w:bdr w:val="none" w:color="auto" w:sz="0" w:space="0"/>
-          <w:shd w:val="clear" w:fill="FFFFFF"/>
-          <w:vertAlign w:val="baseline"/>
-        </w:rPr>
-        <w:t>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</w:t>
-      </w:r>
-      <w:r>
-        <w:rPr>
-          <w:rFonts w:hint="default" w:ascii="sans-serif" w:hAnsi="sans-serif" w:eastAsia="sans-serif" w:cs="sans-serif"/>
-          <w:b w:val="0"/>
-          <w:bCs w:val="0"/>
-          <w:i w:val="0"/>
-          <w:iCs w:val="0"/>
-          <w:caps w:val="0"/>
-          <w:color w:val="auto"/>
-          <w:spacing w:val="0"/>
-          <w:sz w:val="20"/>
-          <w:szCs w:val="20"/>
-          <w:bdr w:val="none" w:color="auto" w:sz="0" w:space="0"/>
-          <w:shd w:val="clear" w:fill="FFFFFF"/>
-          <w:vertAlign w:val="baseline"/>
-        </w:rPr>
-        <w:t>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</w:t>
-      </w:r>
-      <w:r>
-        <w:rPr>
-          <w:rFonts w:hint="default" w:ascii="sans-serif" w:hAnsi="sans-serif" w:eastAsia="sans-serif" w:cs="sans-serif"/>
-          <w:b w:val="0"/>
-          <w:bCs w:val="0"/>
-          <w:i w:val="0"/>
-          <w:iCs w:val="0"/>
-          <w:caps w:val="0"/>
-          <w:color w:val="auto"/>
-          <w:spacing w:val="0"/>
-          <w:sz w:val="20"/>
-          <w:szCs w:val="20"/>
-          <w:bdr w:val="none" w:color="auto" w:sz="0" w:space="0"/>
-          <w:shd w:val="clear" w:fill="FFFFFF"/>
-          <w:vertAlign w:val="baseline"/>
-        </w:rPr>
-        <w:t>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</w:t>
-      </w:r>
-      <w:r>
-        <w:rPr>
-          <w:rFonts w:hint="default" w:ascii="sans-serif" w:hAnsi="sans-serif" w:eastAsia="sans-serif" w:cs="sans-serif"/>
-          <w:b w:val="0"/>
-          <w:bCs w:val="0"/>
-          <w:i w:val="0"/>
-          <w:iCs w:val="0"/>
-          <w:caps w:val="0"/>
-          <w:color w:val="auto"/>
-          <w:spacing w:val="0"/>
-          <w:sz w:val="20"/>
-          <w:szCs w:val="20"/>
-          <w:bdr w:val="none" w:color="auto" w:sz="0" w:space="0"/>
-          <w:shd w:val="clear" w:fill="FFFFFF"/>
-          <w:vertAlign w:val="baseline"/>
-        </w:rPr>
-        <w:t>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</w:t>
-      </w:r>
-      <w:r>
-        <w:rPr>
-          <w:rFonts w:hint="default" w:ascii="sans-serif" w:hAnsi="sans-serif" w:eastAsia="sans-serif" w:cs="sans-serif"/>
-          <w:b w:val="0"/>
-          <w:bCs w:val="0"/>
-          <w:i w:val="0"/>
-          <w:iCs w:val="0"/>
-          <w:caps w:val="0"/>
-          <w:color w:val="auto"/>
-          <w:spacing w:val="0"/>
-          <w:sz w:val="20"/>
-          <w:szCs w:val="20"/>
-          <w:bdr w:val="none" w:color="auto" w:sz="0" w:space="0"/>
-          <w:shd w:val="clear" w:fill="FFFFFF"/>
-          <w:vertAlign w:val="baseline"/>
-        </w:rPr>
-        <w:t>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</w:t>
-      </w:r>
-      <w:r>
-        <w:rPr>
-          <w:rFonts w:hint="default" w:ascii="sans-serif" w:hAnsi="sans-serif" w:eastAsia="sans-serif" w:cs="sans-serif"/>
-          <w:b w:val="0"/>
-          <w:bCs w:val="0"/>
-          <w:i w:val="0"/>
-          <w:iCs w:val="0"/>
-          <w:caps w:val="0"/>
-          <w:color w:val="auto"/>
-          <w:spacing w:val="0"/>
-          <w:sz w:val="20"/>
-          <w:szCs w:val="20"/>
-          <w:bdr w:val="none" w:color="auto" w:sz="0" w:space="0"/>
-          <w:shd w:val="clear" w:fill="FFFFFF"/>
-          <w:vertAlign w:val="baseline"/>
-        </w:rPr>
-        <w:t>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</w:t>
-      </w:r>
-      <w:r>
-        <w:rPr>
-          <w:rFonts w:hint="default" w:ascii="sans-serif" w:hAnsi="sans-serif" w:eastAsia="sans-serif" w:cs="sans-serif"/>
-          <w:b w:val="0"/>
-          <w:bCs w:val="0"/>
-          <w:i w:val="0"/>
-          <w:iCs w:val="0"/>
-          <w:caps w:val="0"/>
-          <w:color w:val="auto"/>
-          <w:spacing w:val="0"/>
-          <w:sz w:val="20"/>
-          <w:szCs w:val="20"/>
-          <w:bdr w:val="none" w:color="auto" w:sz="0" w:space="0"/>
-          <w:shd w:val="clear" w:fill="FFFFFF"/>
-          <w:vertAlign w:val="baseline"/>
-        </w:rPr>
-        <w:t>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</w:t>
-      </w:r>
-      <w:r>
-        <w:rPr>
-          <w:rFonts w:hint="default" w:ascii="sans-serif" w:hAnsi="sans-serif" w:eastAsia="sans-serif" w:cs="sans-serif"/>
-          <w:b w:val="0"/>
-          <w:bCs w:val="0"/>
-          <w:i w:val="0"/>
-          <w:iCs w:val="0"/>
-          <w:caps w:val="0"/>
-          <w:color w:val="auto"/>
-          <w:spacing w:val="0"/>
-          <w:sz w:val="20"/>
-          <w:szCs w:val="20"/>
-          <w:bdr w:val="none" w:color="auto" w:sz="0" w:space="0"/>
-          <w:shd w:val="clear" w:fill="FFFFFF"/>
-          <w:vertAlign w:val="baseline"/>
-        </w:rPr>
-        <w:t>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</w:t>
-      </w:r>
-      <w:r>
-        <w:rPr>
-          <w:rFonts w:hint="default" w:ascii="sans-serif" w:hAnsi="sans-serif" w:eastAsia="sans-serif" w:cs="sans-serif"/>
-          <w:b w:val="0"/>
-          <w:bCs w:val="0"/>
-          <w:i w:val="0"/>
-          <w:iCs w:val="0"/>
-          <w:caps w:val="0"/>
-          <w:color w:val="auto"/>
-          <w:spacing w:val="0"/>
-          <w:sz w:val="20"/>
-          <w:szCs w:val="20"/>
-          <w:bdr w:val="none" w:color="auto" w:sz="0" w:space="0"/>
-          <w:shd w:val="clear" w:fill="FFFFFF"/>
-          <w:vertAlign w:val="baseline"/>
-        </w:rPr>
-        <w:t>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</w:t>
-      </w:r>
-      <w:r>
-        <w:rPr>
-          <w:rFonts w:hint="default" w:ascii="sans-serif" w:hAnsi="sans-serif" w:eastAsia="sans-serif" w:cs="sans-serif"/>
-          <w:b w:val="0"/>
-          <w:bCs w:val="0"/>
-          <w:i w:val="0"/>
-          <w:iCs w:val="0"/>
-          <w:caps w:val="0"/>
-          <w:color w:val="auto"/>
-          <w:spacing w:val="0"/>
-          <w:sz w:val="20"/>
-          <w:szCs w:val="20"/>
-          <w:bdr w:val="none" w:color="auto" w:sz="0" w:space="0"/>
-          <w:shd w:val="clear" w:fill="FFFFFF"/>
-          <w:vertAlign w:val="baseline"/>
-        </w:rPr>
-        <w:t>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</w:t>
-      </w:r>
-      <w:r>
-        <w:rPr>
-          <w:rFonts w:hint="default" w:ascii="sans-serif" w:hAnsi="sans-serif" w:eastAsia="sans-serif" w:cs="sans-serif"/>
-          <w:b w:val="0"/>
-          <w:bCs w:val="0"/>
-          <w:i w:val="0"/>
-          <w:iCs w:val="0"/>
-          <w:caps w:val="0"/>
-          <w:color w:val="auto"/>
-          <w:spacing w:val="0"/>
-          <w:sz w:val="20"/>
-          <w:szCs w:val="20"/>
-          <w:bdr w:val="none" w:color="auto" w:sz="0" w:space="0"/>
-          <w:shd w:val="clear" w:fill="FFFFFF"/>
-          <w:vertAlign w:val="baseline"/>
-        </w:rPr>
-        <w:t>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</w:t>
-      </w:r>
-      <w:r>
-        <w:rPr>
-          <w:rFonts w:hint="default" w:ascii="sans-serif" w:hAnsi="sans-serif" w:eastAsia="sans-serif" w:cs="sans-serif"/>
-          <w:b w:val="0"/>
-          <w:bCs w:val="0"/>
-          <w:i w:val="0"/>
-          <w:iCs w:val="0"/>
-          <w:caps w:val="0"/>
-          <w:color w:val="auto"/>
-          <w:spacing w:val="0"/>
-          <w:sz w:val="20"/>
-          <w:szCs w:val="20"/>
-          <w:bdr w:val="none" w:color="auto" w:sz="0" w:space="0"/>
-          <w:shd w:val="clear" w:fill="FFFFFF"/>
-          <w:vertAlign w:val="baseline"/>
-        </w:rPr>
-        <w:t>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</w:t>
-      </w:r>
-      <w:r>
-        <w:rPr>
-          <w:rFonts w:hint="default" w:ascii="sans-serif" w:hAnsi="sans-serif" w:eastAsia="sans-serif" w:cs="sans-serif"/>
-          <w:b w:val="0"/>
-          <w:bCs w:val="0"/>
-          <w:i w:val="0"/>
-          <w:iCs w:val="0"/>
-          <w:caps w:val="0"/>
-          <w:color w:val="auto"/>
-          <w:spacing w:val="0"/>
-          <w:sz w:val="20"/>
-          <w:szCs w:val="20"/>
-          <w:bdr w:val="none" w:color="auto" w:sz="0" w:space="0"/>
-          <w:shd w:val="clear" w:fill="FFFFFF"/>
-          <w:vertAlign w:val="baseline"/>
-        </w:rPr>
-        <w:t>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</w:t>
-      </w:r>
-      <w:r>
-        <w:rPr>
-          <w:rFonts w:hint="default" w:ascii="sans-serif" w:hAnsi="sans-serif" w:eastAsia="sans-serif" w:cs="sans-serif"/>
-          <w:b w:val="0"/>
-          <w:bCs w:val="0"/>
-          <w:i w:val="0"/>
-          <w:iCs w:val="0"/>
-          <w:caps w:val="0"/>
-          <w:color w:val="auto"/>
-          <w:spacing w:val="0"/>
-          <w:sz w:val="20"/>
-          <w:szCs w:val="20"/>
-          <w:bdr w:val="none" w:color="auto" w:sz="0" w:space="0"/>
-          <w:shd w:val="clear" w:fill="FFFFFF"/>
-          <w:vertAlign w:val="baseline"/>
-        </w:rPr>
-        <w:t>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</w:t>
-      </w:r>
-      <w:r>
-        <w:rPr>
-          <w:rFonts w:hint="default" w:ascii="sans-serif" w:hAnsi="sans-serif" w:eastAsia="sans-serif" w:cs="sans-serif"/>
-          <w:b w:val="0"/>
-          <w:bCs w:val="0"/>
-          <w:i w:val="0"/>
-          <w:iCs w:val="0"/>
-          <w:caps w:val="0"/>
-          <w:color w:val="auto"/>
-          <w:spacing w:val="0"/>
-          <w:sz w:val="20"/>
-          <w:szCs w:val="20"/>
-          <w:bdr w:val="none" w:color="auto" w:sz="0" w:space="0"/>
-          <w:shd w:val="clear" w:fill="FFFFFF"/>
-          <w:vertAlign w:val="baseline"/>
-        </w:rPr>
-        <w:t>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</w:t>
-      </w:r>
-      <w:r>
-        <w:rPr>
-          <w:rFonts w:hint="default" w:ascii="sans-serif" w:hAnsi="sans-serif" w:eastAsia="sans-serif" w:cs="sans-serif"/>
-          <w:b w:val="0"/>
-          <w:bCs w:val="0"/>
-          <w:i w:val="0"/>
-          <w:iCs w:val="0"/>
-          <w:caps w:val="0"/>
-          <w:color w:val="auto"/>
-          <w:spacing w:val="0"/>
-          <w:sz w:val="20"/>
-          <w:szCs w:val="20"/>
-          <w:bdr w:val="none" w:color="auto" w:sz="0" w:space="0"/>
-          <w:shd w:val="clear" w:fill="FFFFFF"/>
-          <w:vertAlign w:val="baseline"/>
-        </w:rPr>
-        <w:t>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</w:t>
-      </w:r>
-      <w:r>
-        <w:rPr>
-          <w:rFonts w:hint="default" w:ascii="sans-serif" w:hAnsi="sans-serif" w:eastAsia="sans-serif" w:cs="sans-serif"/>
-          <w:b w:val="0"/>
-          <w:bCs w:val="0"/>
-          <w:i w:val="0"/>
-          <w:iCs w:val="0"/>
-          <w:caps w:val="0"/>
-          <w:color w:val="auto"/>
-          <w:spacing w:val="0"/>
-          <w:sz w:val="20"/>
-          <w:szCs w:val="20"/>
-          <w:bdr w:val="none" w:color="auto" w:sz="0" w:space="0"/>
-          <w:shd w:val="clear" w:fill="FFFFFF"/>
-          <w:vertAlign w:val="baseline"/>
-        </w:rPr>
-        <w:t>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</w:t>
-      </w:r>
-      <w:r>
-        <w:rPr>
-          <w:rFonts w:hint="default" w:ascii="sans-serif" w:hAnsi="sans-serif" w:eastAsia="sans-serif" w:cs="sans-serif"/>
-          <w:b w:val="0"/>
-          <w:bCs w:val="0"/>
-          <w:i w:val="0"/>
-          <w:iCs w:val="0"/>
-          <w:caps w:val="0"/>
-          <w:color w:val="auto"/>
-          <w:spacing w:val="0"/>
-          <w:sz w:val="20"/>
-          <w:szCs w:val="20"/>
-          <w:bdr w:val="none" w:color="auto" w:sz="0" w:space="0"/>
-          <w:shd w:val="clear" w:fill="FFFFFF"/>
-          <w:vertAlign w:val="baseline"/>
-        </w:rPr>
-        <w:t>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</w:t>
-      </w:r>
-      <w:r>
-        <w:rPr>
-          <w:rFonts w:hint="default" w:ascii="sans-serif" w:hAnsi="sans-serif" w:eastAsia="sans-serif" w:cs="sans-serif"/>
-          <w:b w:val="0"/>
-          <w:bCs w:val="0"/>
-          <w:i w:val="0"/>
-          <w:iCs w:val="0"/>
-          <w:caps w:val="0"/>
-          <w:color w:val="auto"/>
-          <w:spacing w:val="0"/>
-          <w:sz w:val="20"/>
-          <w:szCs w:val="20"/>
-          <w:bdr w:val="none" w:color="auto" w:sz="0" w:space="0"/>
-          <w:shd w:val="clear" w:fill="FFFFFF"/>
-          <w:vertAlign w:val="baseline"/>
-        </w:rPr>
-        <w:t>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</w:t>
-      </w:r>
-      <w:r>
-        <w:rPr>
-          <w:rFonts w:hint="default" w:ascii="sans-serif" w:hAnsi="sans-serif" w:eastAsia="sans-serif" w:cs="sans-serif"/>
-          <w:b w:val="0"/>
-          <w:bCs w:val="0"/>
-          <w:i w:val="0"/>
-          <w:iCs w:val="0"/>
-          <w:caps w:val="0"/>
-          <w:color w:val="auto"/>
-          <w:spacing w:val="0"/>
-          <w:sz w:val="20"/>
-          <w:szCs w:val="20"/>
-          <w:bdr w:val="none" w:color="auto" w:sz="0" w:space="0"/>
-          <w:shd w:val="clear" w:fill="FFFFFF"/>
-          <w:vertAlign w:val="baseline"/>
-        </w:rPr>
-        <w:t>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</w:t>
-      </w:r>
-      <w:r>
-        <w:rPr>
-          <w:rFonts w:hint="default" w:ascii="sans-serif" w:hAnsi="sans-serif" w:eastAsia="sans-serif" w:cs="sans-serif"/>
-          <w:b w:val="0"/>
-          <w:bCs w:val="0"/>
-          <w:i w:val="0"/>
-          <w:iCs w:val="0"/>
-          <w:caps w:val="0"/>
-          <w:color w:val="auto"/>
-          <w:spacing w:val="0"/>
-          <w:sz w:val="20"/>
-          <w:szCs w:val="20"/>
-          <w:bdr w:val="none" w:color="auto" w:sz="0" w:space="0"/>
-          <w:shd w:val="clear" w:fill="FFFFFF"/>
-          <w:vertAlign w:val="baseline"/>
-        </w:rPr>
-        <w:t>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</w:t>
-      </w:r>
-      <w:r>
-        <w:rPr>
-          <w:rFonts w:hint="default" w:ascii="sans-serif" w:hAnsi="sans-serif" w:eastAsia="sans-serif" w:cs="sans-serif"/>
-          <w:b w:val="0"/>
-          <w:bCs w:val="0"/>
-          <w:i w:val="0"/>
-          <w:iCs w:val="0"/>
-          <w:caps w:val="0"/>
-          <w:color w:val="auto"/>
-          <w:spacing w:val="0"/>
-          <w:sz w:val="20"/>
-          <w:szCs w:val="20"/>
-          <w:bdr w:val="none" w:color="auto" w:sz="0" w:space="0"/>
-          <w:shd w:val="clear" w:fill="FFFFFF"/>
-          <w:vertAlign w:val="baseline"/>
-        </w:rPr>
-        <w:t>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</w:t>
-      </w:r>
-      <w:r>
-        <w:rPr>
-          <w:rFonts w:hint="default" w:ascii="sans-serif" w:hAnsi="sans-serif" w:eastAsia="sans-serif" w:cs="sans-serif"/>
-          <w:b w:val="0"/>
-          <w:bCs w:val="0"/>
-          <w:i w:val="0"/>
-          <w:iCs w:val="0"/>
-          <w:caps w:val="0"/>
-          <w:color w:val="auto"/>
-          <w:spacing w:val="0"/>
-          <w:sz w:val="20"/>
-          <w:szCs w:val="20"/>
-          <w:bdr w:val="none" w:color="auto" w:sz="0" w:space="0"/>
-          <w:shd w:val="clear" w:fill="FFFFFF"/>
-          <w:vertAlign w:val="baseline"/>
-        </w:rPr>
-        <w:t>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</w:t>
-      </w:r>
-      <w:r>
-        <w:rPr>
-          <w:rFonts w:hint="default" w:ascii="sans-serif" w:hAnsi="sans-serif" w:eastAsia="sans-serif" w:cs="sans-serif"/>
-          <w:b w:val="0"/>
-          <w:bCs w:val="0"/>
-          <w:i w:val="0"/>
-          <w:iCs w:val="0"/>
-          <w:caps w:val="0"/>
-          <w:color w:val="auto"/>
-          <w:spacing w:val="0"/>
-          <w:sz w:val="20"/>
-          <w:szCs w:val="20"/>
-          <w:bdr w:val="none" w:color="auto" w:sz="0" w:space="0"/>
-          <w:shd w:val="clear" w:fill="FFFFFF"/>
-          <w:vertAlign w:val="baseline"/>
-        </w:rPr>
-        <w:t>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</w:t>
-      </w:r>
-      <w:r>
-        <w:rPr>
-          <w:rFonts w:hint="default" w:ascii="sans-serif" w:hAnsi="sans-serif" w:eastAsia="sans-serif" w:cs="sans-serif"/>
-          <w:b w:val="0"/>
-          <w:bCs w:val="0"/>
-          <w:i w:val="0"/>
-          <w:iCs w:val="0"/>
-          <w:caps w:val="0"/>
-          <w:color w:val="auto"/>
-          <w:spacing w:val="0"/>
-          <w:sz w:val="20"/>
-          <w:szCs w:val="20"/>
-          <w:bdr w:val="none" w:color="auto" w:sz="0" w:space="0"/>
-          <w:shd w:val="clear" w:fill="FFFFFF"/>
-          <w:vertAlign w:val="baseline"/>
-        </w:rPr>
-        <w:t>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</w:t>
-      </w:r>
-      <w:r>
-        <w:rPr>
-          <w:rFonts w:hint="default" w:ascii="sans-serif" w:hAnsi="sans-serif" w:eastAsia="sans-serif" w:cs="sans-serif"/>
-          <w:b w:val="0"/>
-          <w:bCs w:val="0"/>
-          <w:i w:val="0"/>
-          <w:iCs w:val="0"/>
-          <w:caps w:val="0"/>
-          <w:color w:val="auto"/>
-          <w:spacing w:val="0"/>
-          <w:sz w:val="20"/>
-          <w:szCs w:val="20"/>
-          <w:bdr w:val="none" w:color="auto" w:sz="0" w:space="0"/>
-          <w:shd w:val="clear" w:fill="FFFFFF"/>
-          <w:vertAlign w:val="baseline"/>
-        </w:rPr>
-        <w:t>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</w:t>
-      </w:r>
-      <w:r>
-        <w:rPr>
-          <w:rFonts w:hint="default" w:ascii="sans-serif" w:hAnsi="sans-serif" w:eastAsia="sans-serif" w:cs="sans-serif"/>
-          <w:b w:val="0"/>
-          <w:bCs w:val="0"/>
-          <w:i w:val="0"/>
-          <w:iCs w:val="0"/>
-          <w:caps w:val="0"/>
-          <w:color w:val="auto"/>
-          <w:spacing w:val="0"/>
-          <w:sz w:val="20"/>
-          <w:szCs w:val="20"/>
-          <w:bdr w:val="none" w:color="auto" w:sz="0" w:space="0"/>
-          <w:shd w:val="clear" w:fill="FFFFFF"/>
-          <w:vertAlign w:val="baseline"/>
-        </w:rPr>
-        <w:t>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</w:t>
-      </w:r>
-      <w:r>
-        <w:rPr>
-          <w:rFonts w:hint="default" w:ascii="sans-serif" w:hAnsi="sans-serif" w:eastAsia="sans-serif" w:cs="sans-serif"/>
-          <w:b w:val="0"/>
-          <w:bCs w:val="0"/>
-          <w:i w:val="0"/>
-          <w:iCs w:val="0"/>
-          <w:caps w:val="0"/>
-          <w:color w:val="auto"/>
-          <w:spacing w:val="0"/>
-          <w:sz w:val="20"/>
-          <w:szCs w:val="20"/>
-          <w:bdr w:val="none" w:color="auto" w:sz="0" w:space="0"/>
-          <w:shd w:val="clear" w:fill="FFFFFF"/>
-          <w:vertAlign w:val="baseline"/>
-        </w:rPr>
-        <w:t>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</w:t>
-      </w:r>
-      <w:r>
-        <w:rPr>
-          <w:rFonts w:hint="default" w:ascii="sans-serif" w:hAnsi="sans-serif" w:eastAsia="sans-serif" w:cs="sans-serif"/>
-          <w:b w:val="0"/>
-          <w:bCs w:val="0"/>
-          <w:i w:val="0"/>
-          <w:iCs w:val="0"/>
-          <w:caps w:val="0"/>
-          <w:color w:val="auto"/>
-          <w:spacing w:val="0"/>
-          <w:sz w:val="20"/>
-          <w:szCs w:val="20"/>
-          <w:bdr w:val="none" w:color="auto" w:sz="0" w:space="0"/>
-          <w:shd w:val="clear" w:fill="FFFFFF"/>
-          <w:vertAlign w:val="baseline"/>
-        </w:rPr>
-        <w:t>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</w:t>
-      </w:r>
-      <w:r>
-        <w:rPr>
-          <w:rFonts w:hint="default" w:ascii="sans-serif" w:hAnsi="sans-serif" w:eastAsia="sans-serif" w:cs="sans-serif"/>
-          <w:b w:val="0"/>
-          <w:bCs w:val="0"/>
-          <w:i w:val="0"/>
-          <w:iCs w:val="0"/>
-          <w:caps w:val="0"/>
-          <w:color w:val="auto"/>
-          <w:spacing w:val="0"/>
-          <w:sz w:val="20"/>
-          <w:szCs w:val="20"/>
-          <w:bdr w:val="none" w:color="auto" w:sz="0" w:space="0"/>
-          <w:shd w:val="clear" w:fill="FFFFFF"/>
-          <w:vertAlign w:val="baseline"/>
-        </w:rPr>
-        <w:t>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</w:t>
-      </w:r>
-      <w:r>
-        <w:rPr>
-          <w:rFonts w:hint="default" w:ascii="sans-serif" w:hAnsi="sans-serif" w:eastAsia="sans-serif" w:cs="sans-serif"/>
-          <w:b w:val="0"/>
-          <w:bCs w:val="0"/>
-          <w:i w:val="0"/>
-          <w:iCs w:val="0"/>
-          <w:caps w:val="0"/>
-          <w:color w:val="auto"/>
-          <w:spacing w:val="0"/>
-          <w:sz w:val="20"/>
-          <w:szCs w:val="20"/>
-          <w:bdr w:val="none" w:color="auto" w:sz="0" w:space="0"/>
-          <w:shd w:val="clear" w:fill="FFFFFF"/>
-          <w:vertAlign w:val="baseline"/>
-        </w:rPr>
-        <w:t>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</w:t>
-      </w:r>
-      <w:r>
-        <w:rPr>
-          <w:rFonts w:hint="default" w:ascii="sans-serif" w:hAnsi="sans-serif" w:eastAsia="sans-serif" w:cs="sans-serif"/>
-          <w:b w:val="0"/>
-          <w:bCs w:val="0"/>
-          <w:i w:val="0"/>
-          <w:iCs w:val="0"/>
-          <w:caps w:val="0"/>
-          <w:color w:val="auto"/>
-          <w:spacing w:val="0"/>
-          <w:sz w:val="20"/>
-          <w:szCs w:val="20"/>
-          <w:bdr w:val="none" w:color="auto" w:sz="0" w:space="0"/>
-          <w:shd w:val="clear" w:fill="FFFFFF"/>
-          <w:vertAlign w:val="baseline"/>
-        </w:rPr>
-        <w:t>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</w:t>
-      </w:r>
-      <w:r>
-        <w:rPr>
-          <w:rFonts w:hint="default" w:ascii="sans-serif" w:hAnsi="sans-serif" w:eastAsia="sans-serif" w:cs="sans-serif"/>
-          <w:b w:val="0"/>
-          <w:bCs w:val="0"/>
-          <w:i w:val="0"/>
-          <w:iCs w:val="0"/>
-          <w:caps w:val="0"/>
-          <w:color w:val="auto"/>
-          <w:spacing w:val="0"/>
-          <w:sz w:val="20"/>
-          <w:szCs w:val="20"/>
-          <w:bdr w:val="none" w:color="auto" w:sz="0" w:space="0"/>
-          <w:shd w:val="clear" w:fill="FFFFFF"/>
-          <w:vertAlign w:val="baseline"/>
-        </w:rPr>
-        <w:t>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</w:t>
-      </w:r>
-      <w:r>
-        <w:rPr>
-          <w:rFonts w:hint="default" w:ascii="sans-serif" w:hAnsi="sans-serif" w:eastAsia="sans-serif" w:cs="sans-serif"/>
-          <w:b w:val="0"/>
-          <w:bCs w:val="0"/>
-          <w:i w:val="0"/>
-          <w:iCs w:val="0"/>
-          <w:caps w:val="0"/>
-          <w:color w:val="auto"/>
-          <w:spacing w:val="0"/>
-          <w:sz w:val="20"/>
-          <w:szCs w:val="20"/>
-          <w:bdr w:val="none" w:color="auto" w:sz="0" w:space="0"/>
-          <w:shd w:val="clear" w:fill="FFFFFF"/>
-          <w:vertAlign w:val="baseline"/>
-        </w:rPr>
-        <w:t>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</w:t>
-      </w:r>
-      <w:r>
-        <w:rPr>
-          <w:rFonts w:hint="default" w:ascii="sans-serif" w:hAnsi="sans-serif" w:eastAsia="sans-serif" w:cs="sans-serif"/>
-          <w:b w:val="0"/>
-          <w:bCs w:val="0"/>
-          <w:i w:val="0"/>
-          <w:iCs w:val="0"/>
-          <w:caps w:val="0"/>
-          <w:color w:val="auto"/>
-          <w:spacing w:val="0"/>
-          <w:sz w:val="20"/>
-          <w:szCs w:val="20"/>
-          <w:bdr w:val="none" w:color="auto" w:sz="0" w:space="0"/>
-          <w:shd w:val="clear" w:fill="FFFFFF"/>
-          <w:vertAlign w:val="baseline"/>
-        </w:rPr>
-        <w:t>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</w:t>
-      </w:r>
-      <w:r>
-        <w:rPr>
-          <w:rFonts w:hint="default" w:ascii="sans-serif" w:hAnsi="sans-serif" w:eastAsia="sans-serif" w:cs="sans-serif"/>
-          <w:b w:val="0"/>
-          <w:bCs w:val="0"/>
-          <w:i w:val="0"/>
-          <w:iCs w:val="0"/>
-          <w:caps w:val="0"/>
-          <w:color w:val="auto"/>
-          <w:spacing w:val="0"/>
-          <w:sz w:val="20"/>
-          <w:szCs w:val="20"/>
-          <w:bdr w:val="none" w:color="auto" w:sz="0" w:space="0"/>
-          <w:shd w:val="clear" w:fill="FFFFFF"/>
-          <w:vertAlign w:val="baseline"/>
-        </w:rPr>
-        <w:t>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</w:t>
-      </w:r>
-      <w:r>
-        <w:rPr>
-          <w:rFonts w:hint="default" w:ascii="sans-serif" w:hAnsi="sans-serif" w:eastAsia="sans-serif" w:cs="sans-serif"/>
-          <w:b w:val="0"/>
-          <w:bCs w:val="0"/>
-          <w:i w:val="0"/>
-          <w:iCs w:val="0"/>
-          <w:caps w:val="0"/>
-          <w:color w:val="auto"/>
-          <w:spacing w:val="0"/>
-          <w:sz w:val="20"/>
-          <w:szCs w:val="20"/>
-          <w:bdr w:val="none" w:color="auto" w:sz="0" w:space="0"/>
-          <w:shd w:val="clear" w:fill="FFFFFF"/>
-          <w:vertAlign w:val="baseline"/>
-        </w:rPr>
-        <w:t>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</w:t>
-      </w:r>
-      <w:r>
-        <w:rPr>
-          <w:rFonts w:hint="default" w:ascii="sans-serif" w:hAnsi="sans-serif" w:eastAsia="sans-serif" w:cs="sans-serif"/>
-          <w:b w:val="0"/>
-          <w:bCs w:val="0"/>
-          <w:i w:val="0"/>
-          <w:iCs w:val="0"/>
-          <w:caps w:val="0"/>
-          <w:color w:val="auto"/>
-          <w:spacing w:val="0"/>
-          <w:sz w:val="20"/>
-          <w:szCs w:val="20"/>
-          <w:bdr w:val="none" w:color="auto" w:sz="0" w:space="0"/>
-          <w:shd w:val="clear" w:fill="FFFFFF"/>
-          <w:vertAlign w:val="baseline"/>
-        </w:rPr>
-        <w:t>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</w:t>
-      </w:r>
-      <w:r>
-        <w:rPr>
-          <w:rFonts w:hint="default" w:ascii="sans-serif" w:hAnsi="sans-serif" w:eastAsia="sans-serif" w:cs="sans-serif"/>
-          <w:b w:val="0"/>
-          <w:bCs w:val="0"/>
-          <w:i w:val="0"/>
-          <w:iCs w:val="0"/>
-          <w:caps w:val="0"/>
-          <w:color w:val="auto"/>
-          <w:spacing w:val="0"/>
-          <w:sz w:val="20"/>
-          <w:szCs w:val="20"/>
-          <w:bdr w:val="none" w:color="auto" w:sz="0" w:space="0"/>
-          <w:shd w:val="clear" w:fill="FFFFFF"/>
-          <w:vertAlign w:val="baseline"/>
-        </w:rPr>
-        <w:t>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</w:t>
-      </w:r>
-      <w:r>
-        <w:rPr>
-          <w:rFonts w:hint="default" w:ascii="sans-serif" w:hAnsi="sans-serif" w:eastAsia="sans-serif" w:cs="sans-serif"/>
-          <w:b w:val="0"/>
-          <w:bCs w:val="0"/>
-          <w:i w:val="0"/>
-          <w:iCs w:val="0"/>
-          <w:caps w:val="0"/>
-          <w:color w:val="auto"/>
-          <w:spacing w:val="0"/>
-          <w:sz w:val="20"/>
-          <w:szCs w:val="20"/>
-          <w:bdr w:val="none" w:color="auto" w:sz="0" w:space="0"/>
-          <w:shd w:val="clear" w:fill="FFFFFF"/>
-          <w:vertAlign w:val="baseline"/>
-        </w:rPr>
-        <w:t>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</w:t>
-      </w:r>
-      <w:r>
-        <w:rPr>
-          <w:rFonts w:hint="default" w:ascii="sans-serif" w:hAnsi="sans-serif" w:eastAsia="sans-serif" w:cs="sans-serif"/>
-          <w:b w:val="0"/>
-          <w:bCs w:val="0"/>
-          <w:i w:val="0"/>
-          <w:iCs w:val="0"/>
-          <w:caps w:val="0"/>
-          <w:color w:val="auto"/>
-          <w:spacing w:val="0"/>
-          <w:sz w:val="20"/>
-          <w:szCs w:val="20"/>
-          <w:bdr w:val="none" w:color="auto" w:sz="0" w:space="0"/>
-          <w:shd w:val="clear" w:fill="FFFFFF"/>
-          <w:vertAlign w:val="baseline"/>
-        </w:rPr>
-        <w:t>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</w:t>
-      </w:r>
-      <w:r>
-        <w:rPr>
-          <w:rFonts w:hint="default" w:ascii="sans-serif" w:hAnsi="sans-serif" w:eastAsia="sans-serif" w:cs="sans-serif"/>
-          <w:b w:val="0"/>
-          <w:bCs w:val="0"/>
-          <w:i w:val="0"/>
-          <w:iCs w:val="0"/>
-          <w:caps w:val="0"/>
-          <w:color w:val="auto"/>
-          <w:spacing w:val="0"/>
-          <w:sz w:val="20"/>
-          <w:szCs w:val="20"/>
-          <w:bdr w:val="none" w:color="auto" w:sz="0" w:space="0"/>
-          <w:shd w:val="clear" w:fill="FFFFFF"/>
-          <w:vertAlign w:val="baseline"/>
-        </w:rPr>
-        <w:t>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##AVENZA_UPDATE_2026_END## </w:t>
+        <w:t>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</w:t>
+      </w:r>
+      <w:r>
+        <w:rPr>
+          <w:rFonts w:hint="default" w:ascii="sans-serif" w:hAnsi="sans-serif" w:eastAsia="sans-serif" w:cs="sans-serif"/>
+          <w:b w:val="0"/>
+          <w:bCs w:val="0"/>
+          <w:i w:val="0"/>
+          <w:iCs w:val="0"/>
+          <w:caps w:val="0"/>
+          <w:color w:val="auto"/>
+          <w:spacing w:val="0"/>
+          <w:sz w:val="20"/>
+          <w:szCs w:val="20"/>
+          <w:bdr w:val="none" w:color="auto" w:sz="0" w:space="0"/>
+          <w:shd w:val="clear" w:fill="FFFFFF"/>
+          <w:vertAlign w:val="baseline"/>
+        </w:rPr>
+        <w:t>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</w:t>
+      </w:r>
+      <w:r>
+        <w:rPr>
+          <w:rFonts w:hint="default" w:ascii="sans-serif" w:hAnsi="sans-serif" w:eastAsia="sans-serif" w:cs="sans-serif"/>
+          <w:b w:val="0"/>
+          <w:bCs w:val="0"/>
+          <w:i w:val="0"/>
+          <w:iCs w:val="0"/>
+          <w:caps w:val="0"/>
+          <w:color w:val="auto"/>
+          <w:spacing w:val="0"/>
+          <w:sz w:val="20"/>
+          <w:szCs w:val="20"/>
+          <w:bdr w:val="none" w:color="auto" w:sz="0" w:space="0"/>
+          <w:shd w:val="clear" w:fill="FFFFFF"/>
+          <w:vertAlign w:val="baseline"/>
+        </w:rPr>
+        <w:t>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</w:t>
+      </w:r>
+      <w:r>
+        <w:rPr>
+          <w:rFonts w:hint="default" w:ascii="sans-serif" w:hAnsi="sans-serif" w:eastAsia="sans-serif" w:cs="sans-serif"/>
+          <w:b w:val="0"/>
+          <w:bCs w:val="0"/>
+          <w:i w:val="0"/>
+          <w:iCs w:val="0"/>
+          <w:caps w:val="0"/>
+          <w:color w:val="auto"/>
+          <w:spacing w:val="0"/>
+          <w:sz w:val="20"/>
+          <w:szCs w:val="20"/>
+          <w:bdr w:val="none" w:color="auto" w:sz="0" w:space="0"/>
+          <w:shd w:val="clear" w:fill="FFFFFF"/>
+          <w:vertAlign w:val="baseline"/>
+        </w:rPr>
+        <w:t>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</w:t>
+      </w:r>
+      <w:r>
+        <w:rPr>
+          <w:rFonts w:hint="default" w:ascii="sans-serif" w:hAnsi="sans-serif" w:eastAsia="sans-serif" w:cs="sans-serif"/>
+          <w:b w:val="0"/>
+          <w:bCs w:val="0"/>
+          <w:i w:val="0"/>
+          <w:iCs w:val="0"/>
+          <w:caps w:val="0"/>
+          <w:color w:val="auto"/>
+          <w:spacing w:val="0"/>
+          <w:sz w:val="20"/>
+          <w:szCs w:val="20"/>
+          <w:bdr w:val="none" w:color="auto" w:sz="0" w:space="0"/>
+          <w:shd w:val="clear" w:fill="FFFFFF"/>
+          <w:vertAlign w:val="baseline"/>
+        </w:rPr>
+        <w:t>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</w:t>
+      </w:r>
+      <w:r>
+        <w:rPr>
+          <w:rFonts w:hint="default" w:ascii="sans-serif" w:hAnsi="sans-serif" w:eastAsia="sans-serif" w:cs="sans-serif"/>
+          <w:b w:val="0"/>
+          <w:bCs w:val="0"/>
+          <w:i w:val="0"/>
+          <w:iCs w:val="0"/>
+          <w:caps w:val="0"/>
+          <w:color w:val="auto"/>
+          <w:spacing w:val="0"/>
+          <w:sz w:val="20"/>
+          <w:szCs w:val="20"/>
+          <w:bdr w:val="none" w:color="auto" w:sz="0" w:space="0"/>
+          <w:shd w:val="clear" w:fill="FFFFFF"/>
+          <w:vertAlign w:val="baseline"/>
+        </w:rPr>
+        <w:t>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</w:t>
+      </w:r>
+      <w:r>
+        <w:rPr>
+          <w:rFonts w:hint="default" w:ascii="sans-serif" w:hAnsi="sans-serif" w:eastAsia="sans-serif" w:cs="sans-serif"/>
+          <w:b w:val="0"/>
+          <w:bCs w:val="0"/>
+          <w:i w:val="0"/>
+          <w:iCs w:val="0"/>
+          <w:caps w:val="0"/>
+          <w:color w:val="auto"/>
+          <w:spacing w:val="0"/>
+          <w:sz w:val="20"/>
+          <w:szCs w:val="20"/>
+          <w:bdr w:val="none" w:color="auto" w:sz="0" w:space="0"/>
+          <w:shd w:val="clear" w:fill="FFFFFF"/>
+          <w:vertAlign w:val="baseline"/>
+        </w:rPr>
+        <w:t>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</w:t>
+      </w:r>
+      <w:r>
+        <w:rPr>
+          <w:rFonts w:hint="default" w:ascii="sans-serif" w:hAnsi="sans-serif" w:eastAsia="sans-serif" w:cs="sans-serif"/>
+          <w:b w:val="0"/>
+          <w:bCs w:val="0"/>
+          <w:i w:val="0"/>
+          <w:iCs w:val="0"/>
+          <w:caps w:val="0"/>
+          <w:color w:val="auto"/>
+          <w:spacing w:val="0"/>
+          <w:sz w:val="20"/>
+          <w:szCs w:val="20"/>
+          <w:bdr w:val="none" w:color="auto" w:sz="0" w:space="0"/>
+          <w:shd w:val="clear" w:fill="FFFFFF"/>
+          <w:vertAlign w:val="baseline"/>
+        </w:rPr>
+        <w:t>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</w:t>
+      </w:r>
+      <w:r>
+        <w:rPr>
+          <w:rFonts w:hint="default" w:ascii="sans-serif" w:hAnsi="sans-serif" w:eastAsia="sans-serif" w:cs="sans-serif"/>
+          <w:b w:val="0"/>
+          <w:bCs w:val="0"/>
+          <w:i w:val="0"/>
+          <w:iCs w:val="0"/>
+          <w:caps w:val="0"/>
+          <w:color w:val="auto"/>
+          <w:spacing w:val="0"/>
+          <w:sz w:val="20"/>
+          <w:szCs w:val="20"/>
+          <w:bdr w:val="none" w:color="auto" w:sz="0" w:space="0"/>
+          <w:shd w:val="clear" w:fill="FFFFFF"/>
+          <w:vertAlign w:val="baseline"/>
+        </w:rPr>
+        <w:t>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</w:t>
+      </w:r>
+      <w:r>
+        <w:rPr>
+          <w:rFonts w:hint="default" w:ascii="sans-serif" w:hAnsi="sans-serif" w:eastAsia="sans-serif" w:cs="sans-serif"/>
+          <w:b w:val="0"/>
+          <w:bCs w:val="0"/>
+          <w:i w:val="0"/>
+          <w:iCs w:val="0"/>
+          <w:caps w:val="0"/>
+          <w:color w:val="auto"/>
+          <w:spacing w:val="0"/>
+          <w:sz w:val="20"/>
+          <w:szCs w:val="20"/>
+          <w:bdr w:val="none" w:color="auto" w:sz="0" w:space="0"/>
+          <w:shd w:val="clear" w:fill="FFFFFF"/>
+          <w:vertAlign w:val="baseline"/>
+        </w:rPr>
+        <w:t>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</w:t>
+      </w:r>
+      <w:r>
+        <w:rPr>
+          <w:rFonts w:hint="default" w:ascii="sans-serif" w:hAnsi="sans-serif" w:eastAsia="sans-serif" w:cs="sans-serif"/>
+          <w:b w:val="0"/>
+          <w:bCs w:val="0"/>
+          <w:i w:val="0"/>
+          <w:iCs w:val="0"/>
+          <w:caps w:val="0"/>
+          <w:color w:val="auto"/>
+          <w:spacing w:val="0"/>
+          <w:sz w:val="20"/>
+          <w:szCs w:val="20"/>
+          <w:bdr w:val="none" w:color="auto" w:sz="0" w:space="0"/>
+          <w:shd w:val="clear" w:fill="FFFFFF"/>
+          <w:vertAlign w:val="baseline"/>
+        </w:rPr>
+        <w:t>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</w:t>
+      </w:r>
+      <w:r>
+        <w:rPr>
+          <w:rFonts w:hint="default" w:ascii="sans-serif" w:hAnsi="sans-serif" w:eastAsia="sans-serif" w:cs="sans-serif"/>
+          <w:b w:val="0"/>
+          <w:bCs w:val="0"/>
+          <w:i w:val="0"/>
+          <w:iCs w:val="0"/>
+          <w:caps w:val="0"/>
+          <w:color w:val="auto"/>
+          <w:spacing w:val="0"/>
+          <w:sz w:val="20"/>
+          <w:szCs w:val="20"/>
+          <w:bdr w:val="none" w:color="auto" w:sz="0" w:space="0"/>
+          <w:shd w:val="clear" w:fill="FFFFFF"/>
+          <w:vertAlign w:val="baseline"/>
+        </w:rPr>
+        <w:t>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</w:t>
+      </w:r>
+      <w:r>
+        <w:rPr>
+          <w:rFonts w:hint="default" w:ascii="sans-serif" w:hAnsi="sans-serif" w:eastAsia="sans-serif" w:cs="sans-serif"/>
+          <w:b w:val="0"/>
+          <w:bCs w:val="0"/>
+          <w:i w:val="0"/>
+          <w:iCs w:val="0"/>
+          <w:caps w:val="0"/>
+          <w:color w:val="auto"/>
+          <w:spacing w:val="0"/>
+          <w:sz w:val="20"/>
+          <w:szCs w:val="20"/>
+          <w:bdr w:val="none" w:color="auto" w:sz="0" w:space="0"/>
+          <w:shd w:val="clear" w:fill="FFFFFF"/>
+          <w:vertAlign w:val="baseline"/>
+        </w:rPr>
+        <w:t>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</w:t>
+      </w:r>
+      <w:r>
+        <w:rPr>
+          <w:rFonts w:hint="default" w:ascii="sans-serif" w:hAnsi="sans-serif" w:eastAsia="sans-serif" w:cs="sans-serif"/>
+          <w:b w:val="0"/>
+          <w:bCs w:val="0"/>
+          <w:i w:val="0"/>
+          <w:iCs w:val="0"/>
+          <w:caps w:val="0"/>
+          <w:color w:val="auto"/>
+          <w:spacing w:val="0"/>
+          <w:sz w:val="20"/>
+          <w:szCs w:val="20"/>
+          <w:bdr w:val="none" w:color="auto" w:sz="0" w:space="0"/>
+          <w:shd w:val="clear" w:fill="FFFFFF"/>
+          <w:vertAlign w:val="baseline"/>
+        </w:rPr>
+        <w:t>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</w:t>
+      </w:r>
+      <w:r>
+        <w:rPr>
+          <w:rFonts w:hint="default" w:ascii="sans-serif" w:hAnsi="sans-serif" w:eastAsia="sans-serif" w:cs="sans-serif"/>
+          <w:b w:val="0"/>
+          <w:bCs w:val="0"/>
+          <w:i w:val="0"/>
+          <w:iCs w:val="0"/>
+          <w:caps w:val="0"/>
+          <w:color w:val="auto"/>
+          <w:spacing w:val="0"/>
+          <w:sz w:val="20"/>
+          <w:szCs w:val="20"/>
+          <w:bdr w:val="none" w:color="auto" w:sz="0" w:space="0"/>
+          <w:shd w:val="clear" w:fill="FFFFFF"/>
+          <w:vertAlign w:val="baseline"/>
+        </w:rPr>
+        <w:t>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</w:t>
+      </w:r>
+      <w:r>
+        <w:rPr>
+          <w:rFonts w:hint="default" w:ascii="sans-serif" w:hAnsi="sans-serif" w:eastAsia="sans-serif" w:cs="sans-serif"/>
+          <w:b w:val="0"/>
+          <w:bCs w:val="0"/>
+          <w:i w:val="0"/>
+          <w:iCs w:val="0"/>
+          <w:caps w:val="0"/>
+          <w:color w:val="auto"/>
+          <w:spacing w:val="0"/>
+          <w:sz w:val="20"/>
+          <w:szCs w:val="20"/>
+          <w:bdr w:val="none" w:color="auto" w:sz="0" w:space="0"/>
+          <w:shd w:val="clear" w:fill="FFFFFF"/>
+          <w:vertAlign w:val="baseline"/>
+        </w:rPr>
+        <w:t>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</w:t>
+      </w:r>
+      <w:r>
+        <w:rPr>
+          <w:rFonts w:hint="default" w:ascii="sans-serif" w:hAnsi="sans-serif" w:eastAsia="sans-serif" w:cs="sans-serif"/>
+          <w:b w:val="0"/>
+          <w:bCs w:val="0"/>
+          <w:i w:val="0"/>
+          <w:iCs w:val="0"/>
+          <w:caps w:val="0"/>
+          <w:color w:val="auto"/>
+          <w:spacing w:val="0"/>
+          <w:sz w:val="20"/>
+          <w:szCs w:val="20"/>
+          <w:bdr w:val="none" w:color="auto" w:sz="0" w:space="0"/>
+          <w:shd w:val="clear" w:fill="FFFFFF"/>
+          <w:vertAlign w:val="baseline"/>
+        </w:rPr>
+        <w:t>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</w:t>
+      </w:r>
+      <w:r>
+        <w:rPr>
+          <w:rFonts w:hint="default" w:ascii="sans-serif" w:hAnsi="sans-serif" w:eastAsia="sans-serif" w:cs="sans-serif"/>
+          <w:b w:val="0"/>
+          <w:bCs w:val="0"/>
+          <w:i w:val="0"/>
+          <w:iCs w:val="0"/>
+          <w:caps w:val="0"/>
+          <w:color w:val="auto"/>
+          <w:spacing w:val="0"/>
+          <w:sz w:val="20"/>
+          <w:szCs w:val="20"/>
+          <w:bdr w:val="none" w:color="auto" w:sz="0" w:space="0"/>
+          <w:shd w:val="clear" w:fill="FFFFFF"/>
+          <w:vertAlign w:val="baseline"/>
+        </w:rPr>
+        <w:t>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</w:t>
+      </w:r>
+      <w:r>
+        <w:rPr>
+          <w:rFonts w:hint="default" w:ascii="sans-serif" w:hAnsi="sans-serif" w:eastAsia="sans-serif" w:cs="sans-serif"/>
+          <w:b w:val="0"/>
+          <w:bCs w:val="0"/>
+          <w:i w:val="0"/>
+          <w:iCs w:val="0"/>
+          <w:caps w:val="0"/>
+          <w:color w:val="auto"/>
+          <w:spacing w:val="0"/>
+          <w:sz w:val="20"/>
+          <w:szCs w:val="20"/>
+          <w:bdr w:val="none" w:color="auto" w:sz="0" w:space="0"/>
+          <w:shd w:val="clear" w:fill="FFFFFF"/>
+          <w:vertAlign w:val="baseline"/>
+        </w:rPr>
+        <w:t>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</w:t>
+      </w:r>
+      <w:r>
+        <w:rPr>
+          <w:rFonts w:hint="default" w:ascii="sans-serif" w:hAnsi="sans-serif" w:eastAsia="sans-serif" w:cs="sans-serif"/>
+          <w:b w:val="0"/>
+          <w:bCs w:val="0"/>
+          <w:i w:val="0"/>
+          <w:iCs w:val="0"/>
+          <w:caps w:val="0"/>
+          <w:color w:val="auto"/>
+          <w:spacing w:val="0"/>
+          <w:sz w:val="20"/>
+          <w:szCs w:val="20"/>
+          <w:bdr w:val="none" w:color="auto" w:sz="0" w:space="0"/>
+          <w:shd w:val="clear" w:fill="FFFFFF"/>
+          <w:vertAlign w:val="baseline"/>
+        </w:rPr>
+        <w:t>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</w:t>
+      </w:r>
+      <w:r>
+        <w:rPr>
+          <w:rFonts w:hint="default" w:ascii="sans-serif" w:hAnsi="sans-serif" w:eastAsia="sans-serif" w:cs="sans-serif"/>
+          <w:b w:val="0"/>
+          <w:bCs w:val="0"/>
+          <w:i w:val="0"/>
+          <w:iCs w:val="0"/>
+          <w:caps w:val="0"/>
+          <w:color w:val="auto"/>
+          <w:spacing w:val="0"/>
+          <w:sz w:val="20"/>
+          <w:szCs w:val="20"/>
+          <w:bdr w:val="none" w:color="auto" w:sz="0" w:space="0"/>
+          <w:shd w:val="clear" w:fill="FFFFFF"/>
+          <w:vertAlign w:val="baseline"/>
+        </w:rPr>
+        <w:t>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</w:t>
+      </w:r>
+      <w:r>
+        <w:rPr>
+          <w:rFonts w:hint="default" w:ascii="sans-serif" w:hAnsi="sans-serif" w:eastAsia="sans-serif" w:cs="sans-serif"/>
+          <w:b w:val="0"/>
+          <w:bCs w:val="0"/>
+          <w:i w:val="0"/>
+          <w:iCs w:val="0"/>
+          <w:caps w:val="0"/>
+          <w:color w:val="auto"/>
+          <w:spacing w:val="0"/>
+          <w:sz w:val="20"/>
+          <w:szCs w:val="20"/>
+          <w:bdr w:val="none" w:color="auto" w:sz="0" w:space="0"/>
+          <w:shd w:val="clear" w:fill="FFFFFF"/>
+          <w:vertAlign w:val="baseline"/>
+        </w:rPr>
+        <w:t>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</w:t>
+      </w:r>
+      <w:r>
+        <w:rPr>
+          <w:rFonts w:hint="default" w:ascii="sans-serif" w:hAnsi="sans-serif" w:eastAsia="sans-serif" w:cs="sans-serif"/>
+          <w:b w:val="0"/>
+          <w:bCs w:val="0"/>
+          <w:i w:val="0"/>
+          <w:iCs w:val="0"/>
+          <w:caps w:val="0"/>
+          <w:color w:val="auto"/>
+          <w:spacing w:val="0"/>
+          <w:sz w:val="20"/>
+          <w:szCs w:val="20"/>
+          <w:bdr w:val="none" w:color="auto" w:sz="0" w:space="0"/>
+          <w:shd w:val="clear" w:fill="FFFFFF"/>
+          <w:vertAlign w:val="baseline"/>
+        </w:rPr>
+        <w:t>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</w:t>
+      </w:r>
+      <w:r>
+        <w:rPr>
+          <w:rFonts w:hint="default" w:ascii="sans-serif" w:hAnsi="sans-serif" w:eastAsia="sans-serif" w:cs="sans-serif"/>
+          <w:b w:val="0"/>
+          <w:bCs w:val="0"/>
+          <w:i w:val="0"/>
+          <w:iCs w:val="0"/>
+          <w:caps w:val="0"/>
+          <w:color w:val="auto"/>
+          <w:spacing w:val="0"/>
+          <w:sz w:val="20"/>
+          <w:szCs w:val="20"/>
+          <w:bdr w:val="none" w:color="auto" w:sz="0" w:space="0"/>
+          <w:shd w:val="clear" w:fill="FFFFFF"/>
+          <w:vertAlign w:val="baseline"/>
+        </w:rPr>
+        <w:t>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</w:t>
+      </w:r>
+      <w:r>
+        <w:rPr>
+          <w:rFonts w:hint="default" w:ascii="sans-serif" w:hAnsi="sans-serif" w:eastAsia="sans-serif" w:cs="sans-serif"/>
+          <w:b w:val="0"/>
+          <w:bCs w:val="0"/>
+          <w:i w:val="0"/>
+          <w:iCs w:val="0"/>
+          <w:caps w:val="0"/>
+          <w:color w:val="auto"/>
+          <w:spacing w:val="0"/>
+          <w:sz w:val="20"/>
+          <w:szCs w:val="20"/>
+          <w:bdr w:val="none" w:color="auto" w:sz="0" w:space="0"/>
+          <w:shd w:val="clear" w:fill="FFFFFF"/>
+          <w:vertAlign w:val="baseline"/>
+        </w:rPr>
+        <w:t>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</w:t>
+      </w:r>
+      <w:r>
+        <w:rPr>
+          <w:rFonts w:hint="default" w:ascii="sans-serif" w:hAnsi="sans-serif" w:eastAsia="sans-serif" w:cs="sans-serif"/>
+          <w:b w:val="0"/>
+          <w:bCs w:val="0"/>
+          <w:i w:val="0"/>
+          <w:iCs w:val="0"/>
+          <w:caps w:val="0"/>
+          <w:color w:val="auto"/>
+          <w:spacing w:val="0"/>
+          <w:sz w:val="20"/>
+          <w:szCs w:val="20"/>
+          <w:bdr w:val="none" w:color="auto" w:sz="0" w:space="0"/>
+          <w:shd w:val="clear" w:fill="FFFFFF"/>
+          <w:vertAlign w:val="baseline"/>
+        </w:rPr>
+        <w:t>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</w:t>
+      </w:r>
+      <w:r>
+        <w:rPr>
+          <w:rFonts w:hint="default" w:ascii="sans-serif" w:hAnsi="sans-serif" w:eastAsia="sans-serif" w:cs="sans-serif"/>
+          <w:b w:val="0"/>
+          <w:bCs w:val="0"/>
+          <w:i w:val="0"/>
+          <w:iCs w:val="0"/>
+          <w:caps w:val="0"/>
+          <w:color w:val="auto"/>
+          <w:spacing w:val="0"/>
+          <w:sz w:val="20"/>
+          <w:szCs w:val="20"/>
+          <w:bdr w:val="none" w:color="auto" w:sz="0" w:space="0"/>
+          <w:shd w:val="clear" w:fill="FFFFFF"/>
+          <w:vertAlign w:val="baseline"/>
+        </w:rPr>
+        <w:t>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</w:t>
+      </w:r>
+      <w:r>
+        <w:rPr>
+          <w:rFonts w:hint="default" w:ascii="sans-serif" w:hAnsi="sans-serif" w:eastAsia="sans-serif" w:cs="sans-serif"/>
+          <w:b w:val="0"/>
+          <w:bCs w:val="0"/>
+          <w:i w:val="0"/>
+          <w:iCs w:val="0"/>
+          <w:caps w:val="0"/>
+          <w:color w:val="auto"/>
+          <w:spacing w:val="0"/>
+          <w:sz w:val="20"/>
+          <w:szCs w:val="20"/>
+          <w:bdr w:val="none" w:color="auto" w:sz="0" w:space="0"/>
+          <w:shd w:val="clear" w:fill="FFFFFF"/>
+          <w:vertAlign w:val="baseline"/>
+        </w:rPr>
+        <w:t>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</w:t>
+      </w:r>
+      <w:r>
+        <w:rPr>
+          <w:rFonts w:hint="default" w:ascii="sans-serif" w:hAnsi="sans-serif" w:eastAsia="sans-serif" w:cs="sans-serif"/>
+          <w:b w:val="0"/>
+          <w:bCs w:val="0"/>
+          <w:i w:val="0"/>
+          <w:iCs w:val="0"/>
+          <w:caps w:val="0"/>
+          <w:color w:val="auto"/>
+          <w:spacing w:val="0"/>
+          <w:sz w:val="20"/>
+          <w:szCs w:val="20"/>
+          <w:bdr w:val="none" w:color="auto" w:sz="0" w:space="0"/>
+          <w:shd w:val="clear" w:fill="FFFFFF"/>
+          <w:vertAlign w:val="baseline"/>
+        </w:rPr>
+        <w:t>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</w:t>
+      </w:r>
+      <w:r>
+        <w:rPr>
+          <w:rFonts w:hint="default" w:ascii="sans-serif" w:hAnsi="sans-serif" w:eastAsia="sans-serif" w:cs="sans-serif"/>
+          <w:b w:val="0"/>
+          <w:bCs w:val="0"/>
+          <w:i w:val="0"/>
+          <w:iCs w:val="0"/>
+          <w:caps w:val="0"/>
+          <w:color w:val="auto"/>
+          <w:spacing w:val="0"/>
+          <w:sz w:val="20"/>
+          <w:szCs w:val="20"/>
+          <w:bdr w:val="none" w:color="auto" w:sz="0" w:space="0"/>
+          <w:shd w:val="clear" w:fill="FFFFFF"/>
+          <w:vertAlign w:val="baseline"/>
+        </w:rPr>
+        <w:t>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</w:t>
+      </w:r>
+      <w:r>
+        <w:rPr>
+          <w:rFonts w:hint="default" w:ascii="sans-serif" w:hAnsi="sans-serif" w:eastAsia="sans-serif" w:cs="sans-serif"/>
+          <w:b w:val="0"/>
+          <w:bCs w:val="0"/>
+          <w:i w:val="0"/>
+          <w:iCs w:val="0"/>
+          <w:caps w:val="0"/>
+          <w:color w:val="auto"/>
+          <w:spacing w:val="0"/>
+          <w:sz w:val="20"/>
+          <w:szCs w:val="20"/>
+          <w:bdr w:val="none" w:color="auto" w:sz="0" w:space="0"/>
+          <w:shd w:val="clear" w:fill="FFFFFF"/>
+          <w:vertAlign w:val="baseline"/>
+        </w:rPr>
+        <w:t>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</w:t>
+      </w:r>
+      <w:r>
+        <w:rPr>
+          <w:rFonts w:hint="default" w:ascii="sans-serif" w:hAnsi="sans-serif" w:eastAsia="sans-serif" w:cs="sans-serif"/>
+          <w:b w:val="0"/>
+          <w:bCs w:val="0"/>
+          <w:i w:val="0"/>
+          <w:iCs w:val="0"/>
+          <w:caps w:val="0"/>
+          <w:color w:val="auto"/>
+          <w:spacing w:val="0"/>
+          <w:sz w:val="20"/>
+          <w:szCs w:val="20"/>
+          <w:bdr w:val="none" w:color="auto" w:sz="0" w:space="0"/>
+          <w:shd w:val="clear" w:fill="FFFFFF"/>
+          <w:vertAlign w:val="baseline"/>
+        </w:rPr>
+        <w:t>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</w:t>
+      </w:r>
+      <w:r>
+        <w:rPr>
+          <w:rFonts w:hint="default" w:ascii="sans-serif" w:hAnsi="sans-serif" w:eastAsia="sans-serif" w:cs="sans-serif"/>
+          <w:b w:val="0"/>
+          <w:bCs w:val="0"/>
+          <w:i w:val="0"/>
+          <w:iCs w:val="0"/>
+          <w:caps w:val="0"/>
+          <w:color w:val="auto"/>
+          <w:spacing w:val="0"/>
+          <w:sz w:val="20"/>
+          <w:szCs w:val="20"/>
+          <w:bdr w:val="none" w:color="auto" w:sz="0" w:space="0"/>
+          <w:shd w:val="clear" w:fill="FFFFFF"/>
+          <w:vertAlign w:val="baseline"/>
+        </w:rPr>
+        <w:t>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</w:t>
+      </w:r>
+      <w:r>
+        <w:rPr>
+          <w:rFonts w:hint="default" w:ascii="sans-serif" w:hAnsi="sans-serif" w:eastAsia="sans-serif" w:cs="sans-serif"/>
+          <w:b w:val="0"/>
+          <w:bCs w:val="0"/>
+          <w:i w:val="0"/>
+          <w:iCs w:val="0"/>
+          <w:caps w:val="0"/>
+          <w:color w:val="auto"/>
+          <w:spacing w:val="0"/>
+          <w:sz w:val="20"/>
+          <w:szCs w:val="20"/>
+          <w:bdr w:val="none" w:color="auto" w:sz="0" w:space="0"/>
+          <w:shd w:val="clear" w:fill="FFFFFF"/>
+          <w:vertAlign w:val="baseline"/>
+        </w:rPr>
+        <w:t>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</w:t>
+      </w:r>
+      <w:r>
+        <w:rPr>
+          <w:rFonts w:hint="default" w:ascii="sans-serif" w:hAnsi="sans-serif" w:eastAsia="sans-serif" w:cs="sans-serif"/>
+          <w:b w:val="0"/>
+          <w:bCs w:val="0"/>
+          <w:i w:val="0"/>
+          <w:iCs w:val="0"/>
+          <w:caps w:val="0"/>
+          <w:color w:val="auto"/>
+          <w:spacing w:val="0"/>
+          <w:sz w:val="20"/>
+          <w:szCs w:val="20"/>
+          <w:bdr w:val="none" w:color="auto" w:sz="0" w:space="0"/>
+          <w:shd w:val="clear" w:fill="FFFFFF"/>
+          <w:vertAlign w:val="baseline"/>
+        </w:rPr>
+        <w:t>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</w:t>
+      </w:r>
+      <w:r>
+        <w:rPr>
+          <w:rFonts w:hint="default" w:ascii="sans-serif" w:hAnsi="sans-serif" w:eastAsia="sans-serif" w:cs="sans-serif"/>
+          <w:b w:val="0"/>
+          <w:bCs w:val="0"/>
+          <w:i w:val="0"/>
+          <w:iCs w:val="0"/>
+          <w:caps w:val="0"/>
+          <w:color w:val="auto"/>
+          <w:spacing w:val="0"/>
+          <w:sz w:val="20"/>
+          <w:szCs w:val="20"/>
+          <w:bdr w:val="none" w:color="auto" w:sz="0" w:space="0"/>
+          <w:shd w:val="clear" w:fill="FFFFFF"/>
+          <w:vertAlign w:val="baseline"/>
+        </w:rPr>
+        <w:t>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